--- a/05_minutas/DFD/DFD_PARA_PCA_MINUTA_MAE.docx
+++ b/05_minutas/DFD/DFD_PARA_PCA_MINUTA_MAE.docx
@@ -56,6 +56,28 @@
     </w:p>
     <w:p>
       <w:pPr>
+        <w:spacing w:after="0" w:line="240" w:lineRule="auto"/>
+        <w:ind w:left="-567" w:right="-143"/>
+        <w:jc w:val="center"/>
+        <w:rPr>
+          <w:rFonts w:ascii="Times New Roman" w:hAnsi="Times New Roman"/>
+          <w:b/>
+          <w:bCs/>
+        </w:rPr>
+      </w:pPr>
+      <w:r>
+        <w:rPr>
+          <w:rFonts w:ascii="Times New Roman" w:hAnsi="Times New Roman"/>
+          <w:b/>
+          <w:i w:val="0"/>
+          <w:color w:val="000000"/>
+          <w:sz w:val="24"/>
+        </w:rPr>
+        <w:t>DFD nº {{NUMERO_DFD}} — PCA {{ANO_PCA}}</w:t>
+      </w:r>
+    </w:p>
+    <w:p>
+      <w:pPr>
         <w:spacing w:line="240" w:lineRule="auto"/>
         <w:jc w:val="both"/>
         <w:rPr>
@@ -68,7 +90,7 @@
     </w:p>
     <w:tbl>
       <w:tblPr>
-        <w:tblW w:w="0" w:type="auto"/>
+        <w:tblW w:w="8494" w:type="dxa"/>
         <w:tblBorders>
           <w:top w:val="single" w:sz="4" w:space="0" w:color="auto"/>
           <w:left w:val="single" w:sz="4" w:space="0" w:color="auto"/>
@@ -80,8 +102,8 @@
         <w:tblLook w:val="04A0" w:firstRow="1" w:lastRow="0" w:firstColumn="1" w:lastColumn="0" w:noHBand="0" w:noVBand="1"/>
       </w:tblPr>
       <w:tblGrid>
-        <w:gridCol w:w="2122"/>
-        <w:gridCol w:w="6372"/>
+        <w:gridCol w:w="3100"/>
+        <w:gridCol w:w="5394"/>
       </w:tblGrid>
       <w:tr>
         <w:tc>
@@ -93,10 +115,7 @@
           <w:p>
             <w:pPr>
               <w:pStyle w:val="PargrafodaLista"/>
-              <w:numPr>
-                <w:ilvl w:val="0"/>
-                <w:numId w:val="3"/>
-              </w:numPr>
+              <w:keepNext/>
               <w:spacing w:line="240" w:lineRule="auto"/>
               <w:ind w:left="164" w:firstLine="0"/>
               <w:jc w:val="both"/>
@@ -113,12 +132,11 @@
               <w:rPr>
                 <w:rFonts w:ascii="Times New Roman" w:hAnsi="Times New Roman"/>
                 <w:b/>
-                <w:bCs/>
-                <w:color w:val="000000"/>
-                <w:sz w:val="24"/>
-                <w:szCs w:val="24"/>
-              </w:rPr>
-              <w:t>Identificação do requisitante</w:t>
+                <w:i w:val="0"/>
+                <w:color w:val="000000"/>
+                <w:sz w:val="24"/>
+              </w:rPr>
+              <w:t>1. Identificação do requisitante</w:t>
             </w:r>
           </w:p>
         </w:tc>
@@ -126,7 +144,7 @@
       <w:tr>
         <w:tc>
           <w:tcPr>
-            <w:tcW w:w="2122" w:type="dxa"/>
+            <w:tcW w:w="3100" w:type="dxa"/>
             <w:shd w:val="clear" w:color="auto" w:fill="auto"/>
           </w:tcPr>
           <w:p>
@@ -146,29 +164,17 @@
               <w:rPr>
                 <w:rFonts w:ascii="Times New Roman" w:hAnsi="Times New Roman"/>
                 <w:b/>
-                <w:bCs/>
-                <w:color w:val="000000"/>
-                <w:sz w:val="24"/>
-                <w:szCs w:val="24"/>
-              </w:rPr>
-              <w:t>R</w:t>
-            </w:r>
-            <w:r>
-              <w:rPr>
-                <w:rFonts w:ascii="Times New Roman" w:hAnsi="Times New Roman"/>
-                <w:b/>
-                <w:bCs/>
-                <w:color w:val="000000"/>
-                <w:sz w:val="24"/>
-                <w:szCs w:val="24"/>
-              </w:rPr>
-              <w:t>equisitante</w:t>
-            </w:r>
-          </w:p>
-        </w:tc>
-        <w:tc>
-          <w:tcPr>
-            <w:tcW w:w="6372" w:type="dxa"/>
+                <w:i w:val="0"/>
+                <w:color w:val="000000"/>
+                <w:sz w:val="24"/>
+              </w:rPr>
+              <w:t>Unidade requisitante:</w:t>
+            </w:r>
+          </w:p>
+        </w:tc>
+        <w:tc>
+          <w:tcPr>
+            <w:tcW w:w="5394" w:type="dxa"/>
             <w:shd w:val="clear" w:color="auto" w:fill="auto"/>
           </w:tcPr>
           <w:p>
@@ -182,13 +188,23 @@
                 <w:szCs w:val="24"/>
               </w:rPr>
             </w:pPr>
+            <w:r>
+              <w:rPr>
+                <w:rFonts w:ascii="Times New Roman" w:hAnsi="Times New Roman"/>
+                <w:b w:val="0"/>
+                <w:i w:val="0"/>
+                <w:color w:val="000000"/>
+                <w:sz w:val="24"/>
+              </w:rPr>
+              <w:t>{{UNIDADE_REQUISITANTE}}</w:t>
+            </w:r>
           </w:p>
         </w:tc>
       </w:tr>
       <w:tr>
         <w:tc>
           <w:tcPr>
-            <w:tcW w:w="2122" w:type="dxa"/>
+            <w:tcW w:w="3100" w:type="dxa"/>
             <w:shd w:val="clear" w:color="auto" w:fill="auto"/>
           </w:tcPr>
           <w:p>
@@ -208,10 +224,9 @@
               <w:rPr>
                 <w:rFonts w:ascii="Times New Roman" w:hAnsi="Times New Roman"/>
                 <w:b/>
-                <w:bCs/>
-                <w:color w:val="000000"/>
-                <w:sz w:val="24"/>
-                <w:szCs w:val="24"/>
+                <w:i w:val="0"/>
+                <w:color w:val="000000"/>
+                <w:sz w:val="24"/>
               </w:rPr>
               <w:t>Responsável pela demanda:</w:t>
             </w:r>
@@ -219,7 +234,7 @@
         </w:tc>
         <w:tc>
           <w:tcPr>
-            <w:tcW w:w="6372" w:type="dxa"/>
+            <w:tcW w:w="5394" w:type="dxa"/>
             <w:shd w:val="clear" w:color="auto" w:fill="auto"/>
           </w:tcPr>
           <w:p>
@@ -233,13 +248,23 @@
                 <w:szCs w:val="24"/>
               </w:rPr>
             </w:pPr>
+            <w:r>
+              <w:rPr>
+                <w:rFonts w:ascii="Times New Roman" w:hAnsi="Times New Roman"/>
+                <w:b w:val="0"/>
+                <w:i w:val="0"/>
+                <w:color w:val="000000"/>
+                <w:sz w:val="24"/>
+              </w:rPr>
+              <w:t>{{RESPONSAVEL_DEMANDA}}</w:t>
+            </w:r>
           </w:p>
         </w:tc>
       </w:tr>
       <w:tr>
         <w:tc>
           <w:tcPr>
-            <w:tcW w:w="2122" w:type="dxa"/>
+            <w:tcW w:w="3100" w:type="dxa"/>
             <w:shd w:val="clear" w:color="auto" w:fill="auto"/>
           </w:tcPr>
           <w:p>
@@ -259,18 +284,17 @@
               <w:rPr>
                 <w:rFonts w:ascii="Times New Roman" w:hAnsi="Times New Roman"/>
                 <w:b/>
-                <w:bCs/>
-                <w:color w:val="000000"/>
-                <w:sz w:val="24"/>
-                <w:szCs w:val="24"/>
-              </w:rPr>
-              <w:t>Matrícula:</w:t>
-            </w:r>
-          </w:p>
-        </w:tc>
-        <w:tc>
-          <w:tcPr>
-            <w:tcW w:w="6372" w:type="dxa"/>
+                <w:i w:val="0"/>
+                <w:color w:val="000000"/>
+                <w:sz w:val="24"/>
+              </w:rPr>
+              <w:t>Cargo/função:</w:t>
+            </w:r>
+          </w:p>
+        </w:tc>
+        <w:tc>
+          <w:tcPr>
+            <w:tcW w:w="5394" w:type="dxa"/>
             <w:shd w:val="clear" w:color="auto" w:fill="auto"/>
           </w:tcPr>
           <w:p>
@@ -284,13 +308,23 @@
                 <w:szCs w:val="24"/>
               </w:rPr>
             </w:pPr>
+            <w:r>
+              <w:rPr>
+                <w:rFonts w:ascii="Times New Roman" w:hAnsi="Times New Roman"/>
+                <w:b w:val="0"/>
+                <w:i w:val="0"/>
+                <w:color w:val="000000"/>
+                <w:sz w:val="24"/>
+              </w:rPr>
+              <w:t>{{CARGO_FUNCAO}}</w:t>
+            </w:r>
           </w:p>
         </w:tc>
       </w:tr>
       <w:tr>
         <w:tc>
           <w:tcPr>
-            <w:tcW w:w="2122" w:type="dxa"/>
+            <w:tcW w:w="3100" w:type="dxa"/>
             <w:shd w:val="clear" w:color="auto" w:fill="auto"/>
           </w:tcPr>
           <w:p>
@@ -310,40 +344,17 @@
               <w:rPr>
                 <w:rFonts w:ascii="Times New Roman" w:hAnsi="Times New Roman"/>
                 <w:b/>
-                <w:bCs/>
-                <w:color w:val="000000"/>
-                <w:sz w:val="24"/>
-                <w:szCs w:val="24"/>
-              </w:rPr>
-              <w:t>E-mail</w:t>
-            </w:r>
-            <w:r>
-              <w:rPr>
-                <w:rFonts w:ascii="Times New Roman" w:hAnsi="Times New Roman"/>
-                <w:b/>
-                <w:bCs/>
-                <w:color w:val="000000"/>
-                <w:sz w:val="24"/>
-                <w:szCs w:val="24"/>
-              </w:rPr>
-              <w:t xml:space="preserve"> institucional</w:t>
-            </w:r>
-            <w:r>
-              <w:rPr>
-                <w:rFonts w:ascii="Times New Roman" w:hAnsi="Times New Roman"/>
-                <w:b/>
-                <w:bCs/>
-                <w:color w:val="000000"/>
-                <w:sz w:val="24"/>
-                <w:szCs w:val="24"/>
-              </w:rPr>
-              <w:t>:</w:t>
-            </w:r>
-          </w:p>
-        </w:tc>
-        <w:tc>
-          <w:tcPr>
-            <w:tcW w:w="6372" w:type="dxa"/>
+                <w:i w:val="0"/>
+                <w:color w:val="000000"/>
+                <w:sz w:val="24"/>
+              </w:rPr>
+              <w:t>Matrícula:</w:t>
+            </w:r>
+          </w:p>
+        </w:tc>
+        <w:tc>
+          <w:tcPr>
+            <w:tcW w:w="5394" w:type="dxa"/>
             <w:shd w:val="clear" w:color="auto" w:fill="auto"/>
           </w:tcPr>
           <w:p>
@@ -357,13 +368,23 @@
                 <w:szCs w:val="24"/>
               </w:rPr>
             </w:pPr>
+            <w:r>
+              <w:rPr>
+                <w:rFonts w:ascii="Times New Roman" w:hAnsi="Times New Roman"/>
+                <w:b w:val="0"/>
+                <w:i w:val="0"/>
+                <w:color w:val="000000"/>
+                <w:sz w:val="24"/>
+              </w:rPr>
+              <w:t>{{MATRICULA}}</w:t>
+            </w:r>
           </w:p>
         </w:tc>
       </w:tr>
       <w:tr>
         <w:tc>
           <w:tcPr>
-            <w:tcW w:w="2122" w:type="dxa"/>
+            <w:tcW w:w="3100" w:type="dxa"/>
             <w:shd w:val="clear" w:color="auto" w:fill="auto"/>
           </w:tcPr>
           <w:p>
@@ -383,18 +404,17 @@
               <w:rPr>
                 <w:rFonts w:ascii="Times New Roman" w:hAnsi="Times New Roman"/>
                 <w:b/>
-                <w:bCs/>
-                <w:color w:val="000000"/>
-                <w:sz w:val="24"/>
-                <w:szCs w:val="24"/>
-              </w:rPr>
-              <w:t>Telefone:</w:t>
-            </w:r>
-          </w:p>
-        </w:tc>
-        <w:tc>
-          <w:tcPr>
-            <w:tcW w:w="6372" w:type="dxa"/>
+                <w:i w:val="0"/>
+                <w:color w:val="000000"/>
+                <w:sz w:val="24"/>
+              </w:rPr>
+              <w:t>E-mail institucional:</w:t>
+            </w:r>
+          </w:p>
+        </w:tc>
+        <w:tc>
+          <w:tcPr>
+            <w:tcW w:w="5394" w:type="dxa"/>
             <w:shd w:val="clear" w:color="auto" w:fill="auto"/>
           </w:tcPr>
           <w:p>
@@ -403,110 +423,20 @@
               <w:jc w:val="both"/>
               <w:rPr>
                 <w:rFonts w:ascii="Times New Roman" w:hAnsi="Times New Roman"/>
-                <w:b/>
-                <w:bCs/>
-                <w:color w:val="000000"/>
-                <w:sz w:val="24"/>
-                <w:szCs w:val="24"/>
-              </w:rPr>
-            </w:pPr>
-            <w:r>
-              <w:rPr>
-                <w:rFonts w:ascii="Times New Roman" w:hAnsi="Times New Roman"/>
-                <w:b/>
-                <w:bCs/>
-                <w:color w:val="FF0000"/>
-                <w:sz w:val="24"/>
-                <w:szCs w:val="24"/>
-              </w:rPr>
-              <w:t>(</w:t>
-            </w:r>
-            <w:r>
-              <w:rPr>
-                <w:rFonts w:ascii="Times New Roman" w:hAnsi="Times New Roman"/>
-                <w:b/>
-                <w:bCs/>
-                <w:color w:val="FF0000"/>
-                <w:sz w:val="24"/>
-                <w:szCs w:val="24"/>
-              </w:rPr>
-              <w:t>E</w:t>
-            </w:r>
-            <w:r>
-              <w:rPr>
-                <w:rFonts w:ascii="Times New Roman" w:hAnsi="Times New Roman"/>
-                <w:b/>
-                <w:bCs/>
-                <w:color w:val="FF0000"/>
-                <w:sz w:val="24"/>
-                <w:szCs w:val="24"/>
-              </w:rPr>
-              <w:t>vitar disponibilizar telefone pessoal – documentos do processo de licitação são públicos)</w:t>
-            </w:r>
-          </w:p>
-        </w:tc>
-      </w:tr>
-    </w:tbl>
-    <w:p>
-      <w:pPr>
-        <w:rPr>
-          <w:rFonts w:ascii="Times New Roman" w:hAnsi="Times New Roman"/>
-        </w:rPr>
-      </w:pPr>
-    </w:p>
-    <w:tbl>
-      <w:tblPr>
-        <w:tblW w:w="0" w:type="auto"/>
-        <w:tblBorders>
-          <w:top w:val="single" w:sz="4" w:space="0" w:color="auto"/>
-          <w:left w:val="single" w:sz="4" w:space="0" w:color="auto"/>
-          <w:bottom w:val="single" w:sz="4" w:space="0" w:color="auto"/>
-          <w:right w:val="single" w:sz="4" w:space="0" w:color="auto"/>
-          <w:insideH w:val="single" w:sz="4" w:space="0" w:color="auto"/>
-          <w:insideV w:val="single" w:sz="4" w:space="0" w:color="auto"/>
-        </w:tblBorders>
-        <w:tblLook w:val="04A0" w:firstRow="1" w:lastRow="0" w:firstColumn="1" w:lastColumn="0" w:noHBand="0" w:noVBand="1"/>
-      </w:tblPr>
-      <w:tblGrid>
-        <w:gridCol w:w="2122"/>
-        <w:gridCol w:w="6372"/>
-      </w:tblGrid>
-      <w:tr>
-        <w:tc>
-          <w:tcPr>
-            <w:tcW w:w="8494" w:type="dxa"/>
-            <w:gridSpan w:val="2"/>
-            <w:shd w:val="clear" w:color="auto" w:fill="FFFFFF"/>
-          </w:tcPr>
-          <w:p>
-            <w:pPr>
-              <w:pStyle w:val="PargrafodaLista"/>
-              <w:numPr>
-                <w:ilvl w:val="0"/>
-                <w:numId w:val="3"/>
-              </w:numPr>
-              <w:spacing w:line="240" w:lineRule="auto"/>
-              <w:ind w:left="164" w:firstLine="0"/>
-              <w:jc w:val="both"/>
-              <w:rPr>
-                <w:rFonts w:ascii="Times New Roman" w:hAnsi="Times New Roman"/>
-                <w:b/>
-                <w:bCs/>
-                <w:color w:val="000000"/>
-                <w:sz w:val="24"/>
-                <w:szCs w:val="24"/>
-              </w:rPr>
-            </w:pPr>
-            <w:r>
-              <w:rPr>
-                <w:rFonts w:ascii="Times New Roman" w:hAnsi="Times New Roman"/>
-                <w:b/>
-                <w:bCs/>
-                <w:color w:val="000000"/>
-                <w:sz w:val="24"/>
-                <w:szCs w:val="24"/>
-              </w:rPr>
-              <w:t>Identificação da demanda</w:t>
+                <w:color w:val="000000"/>
+                <w:sz w:val="24"/>
+                <w:szCs w:val="24"/>
+              </w:rPr>
+            </w:pPr>
+            <w:r>
+              <w:rPr>
+                <w:rFonts w:ascii="Times New Roman" w:hAnsi="Times New Roman"/>
+                <w:b w:val="0"/>
+                <w:i w:val="0"/>
+                <w:color w:val="000000"/>
+                <w:sz w:val="24"/>
+              </w:rPr>
+              <w:t>{{EMAIL_INSTITUCIONAL}}</w:t>
             </w:r>
           </w:p>
         </w:tc>
@@ -514,7 +444,7 @@
       <w:tr>
         <w:tc>
           <w:tcPr>
-            <w:tcW w:w="2122" w:type="dxa"/>
+            <w:tcW w:w="3100" w:type="dxa"/>
             <w:shd w:val="clear" w:color="auto" w:fill="auto"/>
           </w:tcPr>
           <w:p>
@@ -534,18 +464,17 @@
               <w:rPr>
                 <w:rFonts w:ascii="Times New Roman" w:hAnsi="Times New Roman"/>
                 <w:b/>
-                <w:bCs/>
-                <w:color w:val="000000"/>
-                <w:sz w:val="24"/>
-                <w:szCs w:val="24"/>
-              </w:rPr>
-              <w:t>Objeto:</w:t>
-            </w:r>
-          </w:p>
-        </w:tc>
-        <w:tc>
-          <w:tcPr>
-            <w:tcW w:w="6372" w:type="dxa"/>
+                <w:i w:val="0"/>
+                <w:color w:val="000000"/>
+                <w:sz w:val="24"/>
+              </w:rPr>
+              <w:t>Telefone institucional:</w:t>
+            </w:r>
+          </w:p>
+        </w:tc>
+        <w:tc>
+          <w:tcPr>
+            <w:tcW w:w="5394" w:type="dxa"/>
             <w:shd w:val="clear" w:color="auto" w:fill="auto"/>
           </w:tcPr>
           <w:p>
@@ -562,116 +491,23 @@
             <w:r>
               <w:rPr>
                 <w:rFonts w:ascii="Times New Roman" w:hAnsi="Times New Roman"/>
-                <w:b/>
-                <w:bCs/>
+                <w:b w:val="0"/>
+                <w:i w:val="0"/>
+                <w:color w:val="000000"/>
+                <w:sz w:val="24"/>
+              </w:rPr>
+              <w:t xml:space="preserve">{{TELEFONE_INSTITUCIONAL}} </w:t>
+            </w:r>
+            <w:r>
+              <w:rPr>
+                <w:rFonts w:ascii="Times New Roman" w:hAnsi="Times New Roman"/>
+                <w:b/>
+                <w:i w:val="0"/>
                 <w:color w:val="FF0000"/>
                 <w:sz w:val="24"/>
-                <w:szCs w:val="24"/>
-              </w:rPr>
-              <w:t>(se houver itens, acrescentar)</w:t>
-            </w:r>
-          </w:p>
-        </w:tc>
-      </w:tr>
-      <w:tr>
-        <w:tc>
-          <w:tcPr>
-            <w:tcW w:w="2122" w:type="dxa"/>
-            <w:shd w:val="clear" w:color="auto" w:fill="auto"/>
-          </w:tcPr>
-          <w:p>
-            <w:pPr>
-              <w:spacing w:line="240" w:lineRule="auto"/>
-              <w:jc w:val="both"/>
-              <w:rPr>
-                <w:rFonts w:ascii="Times New Roman" w:hAnsi="Times New Roman"/>
-                <w:b/>
-                <w:bCs/>
-                <w:color w:val="000000"/>
-                <w:sz w:val="24"/>
-                <w:szCs w:val="24"/>
-              </w:rPr>
-            </w:pPr>
-            <w:r>
-              <w:rPr>
-                <w:rFonts w:ascii="Times New Roman" w:hAnsi="Times New Roman"/>
-                <w:b/>
-                <w:bCs/>
-                <w:color w:val="000000"/>
-                <w:sz w:val="24"/>
-                <w:szCs w:val="24"/>
-              </w:rPr>
-              <w:t>Quantidade:</w:t>
-            </w:r>
-          </w:p>
-        </w:tc>
-        <w:tc>
-          <w:tcPr>
-            <w:tcW w:w="6372" w:type="dxa"/>
-            <w:shd w:val="clear" w:color="auto" w:fill="auto"/>
-          </w:tcPr>
-          <w:p>
-            <w:pPr>
-              <w:spacing w:line="240" w:lineRule="auto"/>
-              <w:jc w:val="both"/>
-              <w:rPr>
-                <w:rFonts w:ascii="Times New Roman" w:hAnsi="Times New Roman"/>
-                <w:color w:val="000000"/>
-                <w:sz w:val="24"/>
-                <w:szCs w:val="24"/>
-              </w:rPr>
-            </w:pPr>
-          </w:p>
-        </w:tc>
-      </w:tr>
-      <w:tr>
-        <w:tc>
-          <w:tcPr>
-            <w:tcW w:w="2122" w:type="dxa"/>
-            <w:shd w:val="clear" w:color="auto" w:fill="auto"/>
-          </w:tcPr>
-          <w:p>
-            <w:pPr>
-              <w:spacing w:line="240" w:lineRule="auto"/>
-              <w:jc w:val="both"/>
-              <w:rPr>
-                <w:rFonts w:ascii="Times New Roman" w:hAnsi="Times New Roman"/>
-                <w:b/>
-                <w:bCs/>
-                <w:color w:val="000000"/>
-                <w:sz w:val="24"/>
-                <w:szCs w:val="24"/>
-              </w:rPr>
-            </w:pPr>
-            <w:r>
-              <w:rPr>
-                <w:rFonts w:ascii="Times New Roman" w:hAnsi="Times New Roman"/>
-                <w:b/>
-                <w:bCs/>
-                <w:color w:val="000000"/>
-                <w:sz w:val="24"/>
-                <w:szCs w:val="24"/>
-              </w:rPr>
-              <w:t>Unidade de medida:</w:t>
-            </w:r>
-          </w:p>
-        </w:tc>
-        <w:tc>
-          <w:tcPr>
-            <w:tcW w:w="6372" w:type="dxa"/>
-            <w:shd w:val="clear" w:color="auto" w:fill="auto"/>
-          </w:tcPr>
-          <w:p>
-            <w:pPr>
-              <w:spacing w:line="240" w:lineRule="auto"/>
-              <w:jc w:val="both"/>
-              <w:rPr>
-                <w:rFonts w:ascii="Times New Roman" w:hAnsi="Times New Roman"/>
-                <w:color w:val="000000"/>
-                <w:sz w:val="24"/>
-                <w:szCs w:val="24"/>
-              </w:rPr>
-            </w:pPr>
+              </w:rPr>
+              <w:t>(evitar telefone pessoal — os documentos do processo são públicos)</w:t>
+            </w:r>
           </w:p>
         </w:tc>
       </w:tr>
@@ -688,385 +524,9 @@
         </w:rPr>
       </w:pPr>
     </w:p>
-    <w:p>
-      <w:pPr>
-        <w:spacing w:line="240" w:lineRule="auto"/>
-        <w:jc w:val="both"/>
-        <w:rPr>
-          <w:rFonts w:ascii="Times New Roman" w:hAnsi="Times New Roman"/>
-          <w:b/>
-          <w:bCs/>
-          <w:color w:val="FF0000"/>
-          <w:sz w:val="24"/>
-          <w:szCs w:val="24"/>
-        </w:rPr>
-      </w:pPr>
-      <w:r>
-        <w:rPr>
-          <w:rFonts w:ascii="Times New Roman" w:hAnsi="Times New Roman"/>
-          <w:b/>
-          <w:bCs/>
-          <w:color w:val="FF0000"/>
-          <w:sz w:val="24"/>
-          <w:szCs w:val="24"/>
-          <w:highlight w:val="yellow"/>
-        </w:rPr>
-        <w:t xml:space="preserve">OU </w:t>
-      </w:r>
-      <w:r>
-        <w:rPr>
-          <w:rFonts w:ascii="Times New Roman" w:hAnsi="Times New Roman"/>
-          <w:b/>
-          <w:bCs/>
-          <w:color w:val="FF0000"/>
-          <w:sz w:val="24"/>
-          <w:szCs w:val="24"/>
-          <w:highlight w:val="yellow"/>
-        </w:rPr>
-        <w:t>(utilizar a tabela abaixo no caso de renovação)</w:t>
-      </w:r>
-    </w:p>
     <w:tbl>
       <w:tblPr>
-        <w:tblW w:w="0" w:type="auto"/>
-        <w:tblBorders>
-          <w:top w:val="single" w:sz="4" w:space="0" w:color="auto"/>
-          <w:left w:val="single" w:sz="4" w:space="0" w:color="auto"/>
-          <w:bottom w:val="single" w:sz="4" w:space="0" w:color="auto"/>
-          <w:right w:val="single" w:sz="4" w:space="0" w:color="auto"/>
-          <w:insideH w:val="single" w:sz="4" w:space="0" w:color="auto"/>
-          <w:insideV w:val="single" w:sz="4" w:space="0" w:color="auto"/>
-        </w:tblBorders>
-        <w:tblLook w:val="04A0" w:firstRow="1" w:lastRow="0" w:firstColumn="1" w:lastColumn="0" w:noHBand="0" w:noVBand="1"/>
-      </w:tblPr>
-      <w:tblGrid>
-        <w:gridCol w:w="2122"/>
-        <w:gridCol w:w="6372"/>
-      </w:tblGrid>
-      <w:tr>
-        <w:tc>
-          <w:tcPr>
-            <w:tcW w:w="8494" w:type="dxa"/>
-            <w:gridSpan w:val="2"/>
-            <w:shd w:val="clear" w:color="auto" w:fill="FFFFFF"/>
-          </w:tcPr>
-          <w:p>
-            <w:pPr>
-              <w:pStyle w:val="PargrafodaLista"/>
-              <w:numPr>
-                <w:ilvl w:val="0"/>
-                <w:numId w:val="17"/>
-              </w:numPr>
-              <w:spacing w:line="240" w:lineRule="auto"/>
-              <w:ind w:left="164" w:firstLine="0"/>
-              <w:jc w:val="both"/>
-              <w:rPr>
-                <w:rFonts w:ascii="Times New Roman" w:hAnsi="Times New Roman"/>
-                <w:b/>
-                <w:bCs/>
-                <w:color w:val="000000"/>
-                <w:sz w:val="24"/>
-                <w:szCs w:val="24"/>
-              </w:rPr>
-            </w:pPr>
-            <w:r>
-              <w:rPr>
-                <w:rFonts w:ascii="Times New Roman" w:hAnsi="Times New Roman"/>
-                <w:b/>
-                <w:bCs/>
-                <w:color w:val="000000"/>
-                <w:sz w:val="24"/>
-                <w:szCs w:val="24"/>
-              </w:rPr>
-              <w:t>Identificação do contrato objeto de renovação</w:t>
-            </w:r>
-          </w:p>
-        </w:tc>
-      </w:tr>
-      <w:tr>
-        <w:tc>
-          <w:tcPr>
-            <w:tcW w:w="2122" w:type="dxa"/>
-            <w:shd w:val="clear" w:color="auto" w:fill="auto"/>
-          </w:tcPr>
-          <w:p>
-            <w:pPr>
-              <w:spacing w:line="240" w:lineRule="auto"/>
-              <w:jc w:val="both"/>
-              <w:rPr>
-                <w:rFonts w:ascii="Times New Roman" w:hAnsi="Times New Roman"/>
-                <w:b/>
-                <w:bCs/>
-                <w:color w:val="000000"/>
-                <w:sz w:val="24"/>
-                <w:szCs w:val="24"/>
-              </w:rPr>
-            </w:pPr>
-            <w:r>
-              <w:rPr>
-                <w:rFonts w:ascii="Times New Roman" w:hAnsi="Times New Roman"/>
-                <w:b/>
-                <w:bCs/>
-                <w:color w:val="000000"/>
-                <w:sz w:val="24"/>
-                <w:szCs w:val="24"/>
-              </w:rPr>
-              <w:t>Objeto:</w:t>
-            </w:r>
-          </w:p>
-        </w:tc>
-        <w:tc>
-          <w:tcPr>
-            <w:tcW w:w="6372" w:type="dxa"/>
-            <w:shd w:val="clear" w:color="auto" w:fill="auto"/>
-          </w:tcPr>
-          <w:p>
-            <w:pPr>
-              <w:spacing w:line="240" w:lineRule="auto"/>
-              <w:jc w:val="both"/>
-              <w:rPr>
-                <w:rFonts w:ascii="Times New Roman" w:hAnsi="Times New Roman"/>
-                <w:b/>
-                <w:bCs/>
-                <w:color w:val="000000"/>
-                <w:sz w:val="24"/>
-                <w:szCs w:val="24"/>
-              </w:rPr>
-            </w:pPr>
-            <w:r>
-              <w:rPr>
-                <w:rFonts w:ascii="Times New Roman" w:hAnsi="Times New Roman"/>
-                <w:b/>
-                <w:bCs/>
-                <w:color w:val="FF0000"/>
-                <w:sz w:val="24"/>
-                <w:szCs w:val="24"/>
-              </w:rPr>
-              <w:t>(se houver itens, acrescentar)</w:t>
-            </w:r>
-          </w:p>
-        </w:tc>
-      </w:tr>
-      <w:tr>
-        <w:tc>
-          <w:tcPr>
-            <w:tcW w:w="2122" w:type="dxa"/>
-            <w:shd w:val="clear" w:color="auto" w:fill="auto"/>
-          </w:tcPr>
-          <w:p>
-            <w:pPr>
-              <w:spacing w:line="240" w:lineRule="auto"/>
-              <w:jc w:val="both"/>
-              <w:rPr>
-                <w:rFonts w:ascii="Times New Roman" w:hAnsi="Times New Roman"/>
-                <w:b/>
-                <w:bCs/>
-                <w:color w:val="000000"/>
-                <w:sz w:val="24"/>
-                <w:szCs w:val="24"/>
-              </w:rPr>
-            </w:pPr>
-            <w:r>
-              <w:rPr>
-                <w:rFonts w:ascii="Times New Roman" w:hAnsi="Times New Roman"/>
-                <w:b/>
-                <w:bCs/>
-                <w:color w:val="000000"/>
-                <w:sz w:val="24"/>
-                <w:szCs w:val="24"/>
-              </w:rPr>
-              <w:t>Quantidade:</w:t>
-            </w:r>
-          </w:p>
-        </w:tc>
-        <w:tc>
-          <w:tcPr>
-            <w:tcW w:w="6372" w:type="dxa"/>
-            <w:shd w:val="clear" w:color="auto" w:fill="auto"/>
-          </w:tcPr>
-          <w:p>
-            <w:pPr>
-              <w:spacing w:line="240" w:lineRule="auto"/>
-              <w:jc w:val="both"/>
-              <w:rPr>
-                <w:rFonts w:ascii="Times New Roman" w:hAnsi="Times New Roman"/>
-                <w:color w:val="000000"/>
-                <w:sz w:val="24"/>
-                <w:szCs w:val="24"/>
-              </w:rPr>
-            </w:pPr>
-          </w:p>
-        </w:tc>
-      </w:tr>
-      <w:tr>
-        <w:tc>
-          <w:tcPr>
-            <w:tcW w:w="2122" w:type="dxa"/>
-            <w:shd w:val="clear" w:color="auto" w:fill="auto"/>
-          </w:tcPr>
-          <w:p>
-            <w:pPr>
-              <w:spacing w:line="240" w:lineRule="auto"/>
-              <w:jc w:val="both"/>
-              <w:rPr>
-                <w:rFonts w:ascii="Times New Roman" w:hAnsi="Times New Roman"/>
-                <w:b/>
-                <w:bCs/>
-                <w:color w:val="000000"/>
-                <w:sz w:val="24"/>
-                <w:szCs w:val="24"/>
-              </w:rPr>
-            </w:pPr>
-            <w:r>
-              <w:rPr>
-                <w:rFonts w:ascii="Times New Roman" w:hAnsi="Times New Roman"/>
-                <w:b/>
-                <w:bCs/>
-                <w:color w:val="000000"/>
-                <w:sz w:val="24"/>
-                <w:szCs w:val="24"/>
-              </w:rPr>
-              <w:t>Unidade de medida:</w:t>
-            </w:r>
-          </w:p>
-        </w:tc>
-        <w:tc>
-          <w:tcPr>
-            <w:tcW w:w="6372" w:type="dxa"/>
-            <w:shd w:val="clear" w:color="auto" w:fill="auto"/>
-          </w:tcPr>
-          <w:p>
-            <w:pPr>
-              <w:spacing w:line="240" w:lineRule="auto"/>
-              <w:jc w:val="both"/>
-              <w:rPr>
-                <w:rFonts w:ascii="Times New Roman" w:hAnsi="Times New Roman"/>
-                <w:color w:val="000000"/>
-                <w:sz w:val="24"/>
-                <w:szCs w:val="24"/>
-              </w:rPr>
-            </w:pPr>
-          </w:p>
-        </w:tc>
-      </w:tr>
-      <w:tr>
-        <w:tc>
-          <w:tcPr>
-            <w:tcW w:w="2122" w:type="dxa"/>
-            <w:shd w:val="clear" w:color="auto" w:fill="auto"/>
-          </w:tcPr>
-          <w:p>
-            <w:pPr>
-              <w:spacing w:line="240" w:lineRule="auto"/>
-              <w:jc w:val="both"/>
-              <w:rPr>
-                <w:rFonts w:ascii="Times New Roman" w:hAnsi="Times New Roman"/>
-                <w:b/>
-                <w:bCs/>
-                <w:color w:val="000000"/>
-                <w:sz w:val="24"/>
-                <w:szCs w:val="24"/>
-              </w:rPr>
-            </w:pPr>
-            <w:r>
-              <w:rPr>
-                <w:rFonts w:ascii="Times New Roman" w:hAnsi="Times New Roman"/>
-                <w:b/>
-                <w:bCs/>
-                <w:color w:val="000000"/>
-                <w:sz w:val="24"/>
-                <w:szCs w:val="24"/>
-              </w:rPr>
-              <w:t>Contrato nº:</w:t>
-            </w:r>
-          </w:p>
-        </w:tc>
-        <w:tc>
-          <w:tcPr>
-            <w:tcW w:w="6372" w:type="dxa"/>
-            <w:shd w:val="clear" w:color="auto" w:fill="auto"/>
-          </w:tcPr>
-          <w:p>
-            <w:pPr>
-              <w:spacing w:line="240" w:lineRule="auto"/>
-              <w:jc w:val="both"/>
-              <w:rPr>
-                <w:rFonts w:ascii="Times New Roman" w:hAnsi="Times New Roman"/>
-                <w:color w:val="000000"/>
-                <w:sz w:val="24"/>
-                <w:szCs w:val="24"/>
-              </w:rPr>
-            </w:pPr>
-          </w:p>
-        </w:tc>
-      </w:tr>
-      <w:tr>
-        <w:tc>
-          <w:tcPr>
-            <w:tcW w:w="2122" w:type="dxa"/>
-            <w:shd w:val="clear" w:color="auto" w:fill="auto"/>
-          </w:tcPr>
-          <w:p>
-            <w:pPr>
-              <w:spacing w:line="240" w:lineRule="auto"/>
-              <w:jc w:val="both"/>
-              <w:rPr>
-                <w:rFonts w:ascii="Times New Roman" w:hAnsi="Times New Roman"/>
-                <w:b/>
-                <w:bCs/>
-                <w:color w:val="000000"/>
-                <w:sz w:val="24"/>
-                <w:szCs w:val="24"/>
-              </w:rPr>
-            </w:pPr>
-            <w:r>
-              <w:rPr>
-                <w:rFonts w:ascii="Times New Roman" w:hAnsi="Times New Roman"/>
-                <w:b/>
-                <w:bCs/>
-                <w:color w:val="000000"/>
-                <w:sz w:val="24"/>
-                <w:szCs w:val="24"/>
-              </w:rPr>
-              <w:t xml:space="preserve">Contratada: </w:t>
-            </w:r>
-          </w:p>
-        </w:tc>
-        <w:tc>
-          <w:tcPr>
-            <w:tcW w:w="6372" w:type="dxa"/>
-            <w:shd w:val="clear" w:color="auto" w:fill="auto"/>
-          </w:tcPr>
-          <w:p>
-            <w:pPr>
-              <w:spacing w:line="240" w:lineRule="auto"/>
-              <w:jc w:val="both"/>
-              <w:rPr>
-                <w:rFonts w:ascii="Times New Roman" w:hAnsi="Times New Roman"/>
-                <w:color w:val="000000"/>
-                <w:sz w:val="24"/>
-                <w:szCs w:val="24"/>
-              </w:rPr>
-            </w:pPr>
-          </w:p>
-        </w:tc>
-      </w:tr>
-    </w:tbl>
-    <w:p>
-      <w:pPr>
-        <w:spacing w:line="240" w:lineRule="auto"/>
-        <w:jc w:val="both"/>
-        <w:rPr>
-          <w:rFonts w:ascii="Times New Roman" w:hAnsi="Times New Roman"/>
-          <w:color w:val="000000"/>
-          <w:sz w:val="24"/>
-          <w:szCs w:val="24"/>
-        </w:rPr>
-      </w:pPr>
-    </w:p>
-    <w:tbl>
-      <w:tblPr>
-        <w:tblW w:w="0" w:type="auto"/>
+        <w:tblW w:w="8494" w:type="dxa"/>
         <w:tblBorders>
           <w:top w:val="single" w:sz="4" w:space="0" w:color="auto"/>
           <w:left w:val="single" w:sz="4" w:space="0" w:color="auto"/>
@@ -1089,30 +549,26 @@
           <w:p>
             <w:pPr>
               <w:pStyle w:val="PargrafodaLista"/>
-              <w:numPr>
-                <w:ilvl w:val="0"/>
-                <w:numId w:val="17"/>
-              </w:numPr>
-              <w:spacing w:line="240" w:lineRule="auto"/>
-              <w:rPr>
-                <w:rFonts w:ascii="Times New Roman" w:hAnsi="Times New Roman"/>
-                <w:b/>
-                <w:bCs/>
-                <w:color w:val="000000"/>
-                <w:sz w:val="24"/>
-                <w:szCs w:val="24"/>
-              </w:rPr>
-            </w:pPr>
-            <w:r>
-              <w:rPr>
-                <w:rFonts w:ascii="Times New Roman" w:hAnsi="Times New Roman"/>
-                <w:b/>
-                <w:bCs/>
-                <w:color w:val="000000"/>
-                <w:sz w:val="24"/>
-                <w:szCs w:val="24"/>
-              </w:rPr>
-              <w:t>Justificativa</w:t>
+              <w:keepNext/>
+              <w:spacing w:line="240" w:lineRule="auto"/>
+              <w:rPr>
+                <w:rFonts w:ascii="Times New Roman" w:hAnsi="Times New Roman"/>
+                <w:b/>
+                <w:bCs/>
+                <w:color w:val="000000"/>
+                <w:sz w:val="24"/>
+                <w:szCs w:val="24"/>
+              </w:rPr>
+            </w:pPr>
+            <w:r>
+              <w:rPr>
+                <w:rFonts w:ascii="Times New Roman" w:hAnsi="Times New Roman"/>
+                <w:b/>
+                <w:i w:val="0"/>
+                <w:color w:val="000000"/>
+                <w:sz w:val="24"/>
+              </w:rPr>
+              <w:t>2. Finalidade do formulário</w:t>
             </w:r>
           </w:p>
         </w:tc>
@@ -1126,6 +582,54 @@
           <w:p>
             <w:pPr>
               <w:spacing w:line="240" w:lineRule="auto"/>
+              <w:jc w:val="left"/>
+              <w:rPr>
+                <w:rFonts w:ascii="Times New Roman" w:hAnsi="Times New Roman"/>
+                <w:b/>
+                <w:bCs/>
+                <w:color w:val="000000"/>
+                <w:sz w:val="24"/>
+                <w:szCs w:val="24"/>
+              </w:rPr>
+            </w:pPr>
+            <w:r>
+              <w:rPr>
+                <w:rFonts w:ascii="Times New Roman" w:hAnsi="Times New Roman"/>
+                <w:b w:val="0"/>
+                <w:i w:val="0"/>
+                <w:color w:val="000000"/>
+                <w:sz w:val="24"/>
+              </w:rPr>
+              <w:t>(  ) Elaboração do Plano de Contratações Anual de {{ANO_PCA}}.</w:t>
+            </w:r>
+          </w:p>
+          <w:p>
+            <w:pPr>
+              <w:spacing w:line="240" w:lineRule="auto"/>
+              <w:jc w:val="left"/>
+              <w:rPr>
+                <w:rFonts w:ascii="Times New Roman" w:hAnsi="Times New Roman"/>
+                <w:b/>
+                <w:bCs/>
+                <w:color w:val="000000"/>
+                <w:sz w:val="24"/>
+                <w:szCs w:val="24"/>
+              </w:rPr>
+            </w:pPr>
+            <w:r>
+              <w:rPr>
+                <w:rFonts w:ascii="Times New Roman" w:hAnsi="Times New Roman"/>
+                <w:b w:val="0"/>
+                <w:i w:val="0"/>
+                <w:color w:val="000000"/>
+                <w:sz w:val="24"/>
+              </w:rPr>
+              <w:t>(  ) Alteração do Plano de Contratações Anual de {{ANO_PCA}}, já aprovado e em execução (art. 6º da Portaria nº 04/2024).</w:t>
+            </w:r>
+          </w:p>
+          <w:p>
+            <w:pPr>
+              <w:spacing w:line="240" w:lineRule="auto"/>
               <w:jc w:val="both"/>
               <w:rPr>
                 <w:rFonts w:ascii="Times New Roman" w:hAnsi="Times New Roman"/>
@@ -1140,12 +644,21 @@
               <w:rPr>
                 <w:rFonts w:ascii="Times New Roman" w:hAnsi="Times New Roman"/>
                 <w:b/>
-                <w:bCs/>
+                <w:i w:val="0"/>
                 <w:color w:val="FF0000"/>
                 <w:sz w:val="24"/>
-                <w:szCs w:val="24"/>
-              </w:rPr>
-              <w:t>(Descrever a necessidade da Administração e justificar a importância da contratação)</w:t>
+              </w:rPr>
+              <w:t xml:space="preserve">Orientação (excluir antes da assinatura): </w:t>
+            </w:r>
+            <w:r>
+              <w:rPr>
+                <w:rFonts w:ascii="Times New Roman" w:hAnsi="Times New Roman"/>
+                <w:b w:val="0"/>
+                <w:i/>
+                <w:color w:val="FF0000"/>
+                <w:sz w:val="24"/>
+              </w:rPr>
+              <w:t>na elaboração ordinária, a Presidência aprova o PCA consolidado (art. 4º, parágrafo único, da Portaria nº 04/2024) e o quadro 12 deve ser excluído. Na alteração do PCA em execução, o quadro 12 é obrigatório.</w:t>
             </w:r>
           </w:p>
         </w:tc>
@@ -1163,6 +676,690 @@
         </w:rPr>
       </w:pPr>
     </w:p>
+    <w:tbl>
+      <w:tblPr>
+        <w:tblW w:w="8494" w:type="dxa"/>
+        <w:tblBorders>
+          <w:top w:val="single" w:sz="4" w:space="0" w:color="auto"/>
+          <w:left w:val="single" w:sz="4" w:space="0" w:color="auto"/>
+          <w:bottom w:val="single" w:sz="4" w:space="0" w:color="auto"/>
+          <w:right w:val="single" w:sz="4" w:space="0" w:color="auto"/>
+          <w:insideH w:val="single" w:sz="4" w:space="0" w:color="auto"/>
+          <w:insideV w:val="single" w:sz="4" w:space="0" w:color="auto"/>
+        </w:tblBorders>
+        <w:tblLook w:val="04A0" w:firstRow="1" w:lastRow="0" w:firstColumn="1" w:lastColumn="0" w:noHBand="0" w:noVBand="1"/>
+      </w:tblPr>
+      <w:tblGrid>
+        <w:gridCol w:w="3100"/>
+        <w:gridCol w:w="5394"/>
+      </w:tblGrid>
+      <w:tr>
+        <w:tc>
+          <w:tcPr>
+            <w:tcW w:w="8494" w:type="dxa"/>
+            <w:gridSpan w:val="2"/>
+            <w:shd w:val="clear" w:color="auto" w:fill="FFFFFF"/>
+          </w:tcPr>
+          <w:p>
+            <w:pPr>
+              <w:pStyle w:val="PargrafodaLista"/>
+              <w:keepNext/>
+              <w:spacing w:line="240" w:lineRule="auto"/>
+              <w:ind w:left="164" w:firstLine="0"/>
+              <w:jc w:val="both"/>
+              <w:rPr>
+                <w:rFonts w:ascii="Times New Roman" w:hAnsi="Times New Roman"/>
+                <w:b/>
+                <w:bCs/>
+                <w:color w:val="000000"/>
+                <w:sz w:val="24"/>
+                <w:szCs w:val="24"/>
+              </w:rPr>
+            </w:pPr>
+            <w:r>
+              <w:rPr>
+                <w:rFonts w:ascii="Times New Roman" w:hAnsi="Times New Roman"/>
+                <w:b/>
+                <w:i w:val="0"/>
+                <w:color w:val="000000"/>
+                <w:sz w:val="24"/>
+              </w:rPr>
+              <w:t>3. Identificação da demanda</w:t>
+            </w:r>
+          </w:p>
+        </w:tc>
+      </w:tr>
+      <w:tr>
+        <w:tc>
+          <w:tcPr>
+            <w:tcW w:w="3100" w:type="dxa"/>
+            <w:shd w:val="clear" w:color="auto" w:fill="auto"/>
+          </w:tcPr>
+          <w:p>
+            <w:pPr>
+              <w:spacing w:line="240" w:lineRule="auto"/>
+              <w:jc w:val="both"/>
+              <w:rPr>
+                <w:rFonts w:ascii="Times New Roman" w:hAnsi="Times New Roman"/>
+                <w:b/>
+                <w:bCs/>
+                <w:color w:val="000000"/>
+                <w:sz w:val="24"/>
+                <w:szCs w:val="24"/>
+              </w:rPr>
+            </w:pPr>
+            <w:r>
+              <w:rPr>
+                <w:rFonts w:ascii="Times New Roman" w:hAnsi="Times New Roman"/>
+                <w:b/>
+                <w:i w:val="0"/>
+                <w:color w:val="000000"/>
+                <w:sz w:val="24"/>
+              </w:rPr>
+              <w:t>Natureza:</w:t>
+            </w:r>
+          </w:p>
+        </w:tc>
+        <w:tc>
+          <w:tcPr>
+            <w:tcW w:w="5394" w:type="dxa"/>
+            <w:shd w:val="clear" w:color="auto" w:fill="auto"/>
+          </w:tcPr>
+          <w:p>
+            <w:pPr>
+              <w:spacing w:line="240" w:lineRule="auto"/>
+              <w:jc w:val="both"/>
+              <w:rPr>
+                <w:rFonts w:ascii="Times New Roman" w:hAnsi="Times New Roman"/>
+                <w:color w:val="000000"/>
+                <w:sz w:val="24"/>
+                <w:szCs w:val="24"/>
+              </w:rPr>
+            </w:pPr>
+            <w:r>
+              <w:rPr>
+                <w:rFonts w:ascii="Times New Roman" w:hAnsi="Times New Roman"/>
+                <w:b w:val="0"/>
+                <w:i w:val="0"/>
+                <w:color w:val="000000"/>
+                <w:sz w:val="24"/>
+              </w:rPr>
+              <w:t>(  ) Nova contratação   (  ) Renovação ou prorrogação de contrato vigente</w:t>
+            </w:r>
+          </w:p>
+        </w:tc>
+      </w:tr>
+      <w:tr>
+        <w:tc>
+          <w:tcPr>
+            <w:tcW w:w="3100" w:type="dxa"/>
+            <w:shd w:val="clear" w:color="auto" w:fill="auto"/>
+          </w:tcPr>
+          <w:p>
+            <w:pPr>
+              <w:spacing w:line="240" w:lineRule="auto"/>
+              <w:jc w:val="both"/>
+              <w:rPr>
+                <w:rFonts w:ascii="Times New Roman" w:hAnsi="Times New Roman"/>
+                <w:b/>
+                <w:bCs/>
+                <w:color w:val="000000"/>
+                <w:sz w:val="24"/>
+                <w:szCs w:val="24"/>
+              </w:rPr>
+            </w:pPr>
+            <w:r>
+              <w:rPr>
+                <w:rFonts w:ascii="Times New Roman" w:hAnsi="Times New Roman"/>
+                <w:b/>
+                <w:i w:val="0"/>
+                <w:color w:val="000000"/>
+                <w:sz w:val="24"/>
+              </w:rPr>
+              <w:t>Objeto (descrição sucinta):</w:t>
+            </w:r>
+          </w:p>
+        </w:tc>
+        <w:tc>
+          <w:tcPr>
+            <w:tcW w:w="5394" w:type="dxa"/>
+            <w:shd w:val="clear" w:color="auto" w:fill="auto"/>
+          </w:tcPr>
+          <w:p>
+            <w:pPr>
+              <w:spacing w:line="240" w:lineRule="auto"/>
+              <w:jc w:val="both"/>
+              <w:rPr>
+                <w:rFonts w:ascii="Times New Roman" w:hAnsi="Times New Roman"/>
+                <w:color w:val="000000"/>
+                <w:sz w:val="24"/>
+                <w:szCs w:val="24"/>
+              </w:rPr>
+            </w:pPr>
+            <w:r>
+              <w:rPr>
+                <w:rFonts w:ascii="Times New Roman" w:hAnsi="Times New Roman"/>
+                <w:b w:val="0"/>
+                <w:i w:val="0"/>
+                <w:color w:val="000000"/>
+                <w:sz w:val="24"/>
+              </w:rPr>
+              <w:t xml:space="preserve">{{OBJETO}} </w:t>
+            </w:r>
+            <w:r>
+              <w:rPr>
+                <w:rFonts w:ascii="Times New Roman" w:hAnsi="Times New Roman"/>
+                <w:b/>
+                <w:i w:val="0"/>
+                <w:color w:val="FF0000"/>
+                <w:sz w:val="24"/>
+              </w:rPr>
+              <w:t>(se houver itens, acrescentar linhas; não indicar marca, modelo ou especificação detalhada — isso cabe ao ETP e ao TR)</w:t>
+            </w:r>
+          </w:p>
+        </w:tc>
+      </w:tr>
+      <w:tr>
+        <w:tc>
+          <w:tcPr>
+            <w:tcW w:w="3100" w:type="dxa"/>
+            <w:shd w:val="clear" w:color="auto" w:fill="auto"/>
+          </w:tcPr>
+          <w:p>
+            <w:pPr>
+              <w:spacing w:line="240" w:lineRule="auto"/>
+              <w:jc w:val="both"/>
+              <w:rPr>
+                <w:rFonts w:ascii="Times New Roman" w:hAnsi="Times New Roman"/>
+                <w:b/>
+                <w:bCs/>
+                <w:color w:val="000000"/>
+                <w:sz w:val="24"/>
+                <w:szCs w:val="24"/>
+              </w:rPr>
+            </w:pPr>
+            <w:r>
+              <w:rPr>
+                <w:rFonts w:ascii="Times New Roman" w:hAnsi="Times New Roman"/>
+                <w:b/>
+                <w:i w:val="0"/>
+                <w:color w:val="000000"/>
+                <w:sz w:val="24"/>
+              </w:rPr>
+              <w:t>Tipo:</w:t>
+            </w:r>
+          </w:p>
+        </w:tc>
+        <w:tc>
+          <w:tcPr>
+            <w:tcW w:w="5394" w:type="dxa"/>
+            <w:shd w:val="clear" w:color="auto" w:fill="auto"/>
+          </w:tcPr>
+          <w:p>
+            <w:pPr>
+              <w:spacing w:line="240" w:lineRule="auto"/>
+              <w:jc w:val="both"/>
+              <w:rPr>
+                <w:rFonts w:ascii="Times New Roman" w:hAnsi="Times New Roman"/>
+                <w:color w:val="000000"/>
+                <w:sz w:val="24"/>
+                <w:szCs w:val="24"/>
+              </w:rPr>
+            </w:pPr>
+            <w:r>
+              <w:rPr>
+                <w:rFonts w:ascii="Times New Roman" w:hAnsi="Times New Roman"/>
+                <w:b w:val="0"/>
+                <w:i w:val="0"/>
+                <w:color w:val="000000"/>
+                <w:sz w:val="24"/>
+              </w:rPr>
+              <w:t>(  ) Material de consumo   (  ) Bem permanente   (  ) Serviço   (  ) Obra ou serviço de engenharia</w:t>
+            </w:r>
+          </w:p>
+        </w:tc>
+      </w:tr>
+      <w:tr>
+        <w:tc>
+          <w:tcPr>
+            <w:tcW w:w="3100" w:type="dxa"/>
+            <w:shd w:val="clear" w:color="auto" w:fill="auto"/>
+          </w:tcPr>
+          <w:p>
+            <w:pPr>
+              <w:spacing w:line="240" w:lineRule="auto"/>
+              <w:jc w:val="both"/>
+              <w:rPr>
+                <w:rFonts w:ascii="Times New Roman" w:hAnsi="Times New Roman"/>
+                <w:b/>
+                <w:bCs/>
+                <w:color w:val="000000"/>
+                <w:sz w:val="24"/>
+                <w:szCs w:val="24"/>
+              </w:rPr>
+            </w:pPr>
+            <w:r>
+              <w:rPr>
+                <w:rFonts w:ascii="Times New Roman" w:hAnsi="Times New Roman"/>
+                <w:b/>
+                <w:i w:val="0"/>
+                <w:color w:val="000000"/>
+                <w:sz w:val="24"/>
+              </w:rPr>
+              <w:t>Quantidade estimada para o exercício:</w:t>
+            </w:r>
+          </w:p>
+        </w:tc>
+        <w:tc>
+          <w:tcPr>
+            <w:tcW w:w="5394" w:type="dxa"/>
+            <w:shd w:val="clear" w:color="auto" w:fill="auto"/>
+          </w:tcPr>
+          <w:p>
+            <w:pPr>
+              <w:spacing w:line="240" w:lineRule="auto"/>
+              <w:jc w:val="both"/>
+              <w:rPr>
+                <w:rFonts w:ascii="Times New Roman" w:hAnsi="Times New Roman"/>
+                <w:color w:val="000000"/>
+                <w:sz w:val="24"/>
+                <w:szCs w:val="24"/>
+              </w:rPr>
+            </w:pPr>
+            <w:r>
+              <w:rPr>
+                <w:rFonts w:ascii="Times New Roman" w:hAnsi="Times New Roman"/>
+                <w:b w:val="0"/>
+                <w:i w:val="0"/>
+                <w:color w:val="000000"/>
+                <w:sz w:val="24"/>
+              </w:rPr>
+              <w:t>{{QUANTIDADE}}</w:t>
+            </w:r>
+          </w:p>
+        </w:tc>
+      </w:tr>
+      <w:tr>
+        <w:tc>
+          <w:tcPr>
+            <w:tcW w:w="3100" w:type="dxa"/>
+            <w:shd w:val="clear" w:color="auto" w:fill="auto"/>
+          </w:tcPr>
+          <w:p>
+            <w:pPr>
+              <w:spacing w:line="240" w:lineRule="auto"/>
+              <w:jc w:val="both"/>
+              <w:rPr>
+                <w:rFonts w:ascii="Times New Roman" w:hAnsi="Times New Roman"/>
+                <w:b/>
+                <w:bCs/>
+                <w:color w:val="000000"/>
+                <w:sz w:val="24"/>
+                <w:szCs w:val="24"/>
+              </w:rPr>
+            </w:pPr>
+            <w:r>
+              <w:rPr>
+                <w:rFonts w:ascii="Times New Roman" w:hAnsi="Times New Roman"/>
+                <w:b/>
+                <w:i w:val="0"/>
+                <w:color w:val="000000"/>
+                <w:sz w:val="24"/>
+              </w:rPr>
+              <w:t>Unidade de medida:</w:t>
+            </w:r>
+          </w:p>
+        </w:tc>
+        <w:tc>
+          <w:tcPr>
+            <w:tcW w:w="5394" w:type="dxa"/>
+            <w:shd w:val="clear" w:color="auto" w:fill="auto"/>
+          </w:tcPr>
+          <w:p>
+            <w:pPr>
+              <w:spacing w:line="240" w:lineRule="auto"/>
+              <w:jc w:val="both"/>
+              <w:rPr>
+                <w:rFonts w:ascii="Times New Roman" w:hAnsi="Times New Roman"/>
+                <w:color w:val="000000"/>
+                <w:sz w:val="24"/>
+                <w:szCs w:val="24"/>
+              </w:rPr>
+            </w:pPr>
+            <w:r>
+              <w:rPr>
+                <w:rFonts w:ascii="Times New Roman" w:hAnsi="Times New Roman"/>
+                <w:b w:val="0"/>
+                <w:i w:val="0"/>
+                <w:color w:val="000000"/>
+                <w:sz w:val="24"/>
+              </w:rPr>
+              <w:t>{{UNIDADE_MEDIDA}}</w:t>
+            </w:r>
+          </w:p>
+        </w:tc>
+      </w:tr>
+      <w:tr>
+        <w:tc>
+          <w:tcPr>
+            <w:tcW w:w="3100" w:type="dxa"/>
+            <w:shd w:val="clear" w:color="auto" w:fill="auto"/>
+          </w:tcPr>
+          <w:p>
+            <w:pPr>
+              <w:spacing w:line="240" w:lineRule="auto"/>
+              <w:jc w:val="both"/>
+              <w:rPr>
+                <w:rFonts w:ascii="Times New Roman" w:hAnsi="Times New Roman"/>
+                <w:b/>
+                <w:bCs/>
+                <w:color w:val="000000"/>
+                <w:sz w:val="24"/>
+                <w:szCs w:val="24"/>
+              </w:rPr>
+            </w:pPr>
+            <w:r>
+              <w:rPr>
+                <w:rFonts w:ascii="Times New Roman" w:hAnsi="Times New Roman"/>
+                <w:b/>
+                <w:i w:val="0"/>
+                <w:color w:val="000000"/>
+                <w:sz w:val="24"/>
+              </w:rPr>
+              <w:t>Critério do quantitativo:</w:t>
+            </w:r>
+          </w:p>
+        </w:tc>
+        <w:tc>
+          <w:tcPr>
+            <w:tcW w:w="5394" w:type="dxa"/>
+            <w:shd w:val="clear" w:color="auto" w:fill="auto"/>
+          </w:tcPr>
+          <w:p>
+            <w:pPr>
+              <w:spacing w:line="240" w:lineRule="auto"/>
+              <w:jc w:val="both"/>
+              <w:rPr>
+                <w:rFonts w:ascii="Times New Roman" w:hAnsi="Times New Roman"/>
+                <w:color w:val="000000"/>
+                <w:sz w:val="24"/>
+                <w:szCs w:val="24"/>
+              </w:rPr>
+            </w:pPr>
+            <w:r>
+              <w:rPr>
+                <w:rFonts w:ascii="Times New Roman" w:hAnsi="Times New Roman"/>
+                <w:b w:val="0"/>
+                <w:i w:val="0"/>
+                <w:color w:val="000000"/>
+                <w:sz w:val="24"/>
+              </w:rPr>
+              <w:t xml:space="preserve">{{CRITERIO_QUANTIDADE}} </w:t>
+            </w:r>
+            <w:r>
+              <w:rPr>
+                <w:rFonts w:ascii="Times New Roman" w:hAnsi="Times New Roman"/>
+                <w:b/>
+                <w:i w:val="0"/>
+                <w:color w:val="FF0000"/>
+                <w:sz w:val="24"/>
+              </w:rPr>
+              <w:t>(ex.: consumo dos últimos 12 meses; número de postos atendidos)</w:t>
+            </w:r>
+          </w:p>
+        </w:tc>
+      </w:tr>
+      <w:tr>
+        <w:tc>
+          <w:tcPr>
+            <w:tcW w:w="3100" w:type="dxa"/>
+            <w:shd w:val="clear" w:color="auto" w:fill="auto"/>
+          </w:tcPr>
+          <w:p>
+            <w:pPr>
+              <w:spacing w:line="240" w:lineRule="auto"/>
+              <w:jc w:val="both"/>
+              <w:rPr>
+                <w:rFonts w:ascii="Times New Roman" w:hAnsi="Times New Roman"/>
+                <w:b/>
+                <w:bCs/>
+                <w:color w:val="000000"/>
+                <w:sz w:val="24"/>
+                <w:szCs w:val="24"/>
+              </w:rPr>
+            </w:pPr>
+            <w:r>
+              <w:rPr>
+                <w:rFonts w:ascii="Times New Roman" w:hAnsi="Times New Roman"/>
+                <w:b/>
+                <w:i w:val="0"/>
+                <w:color w:val="000000"/>
+                <w:sz w:val="24"/>
+              </w:rPr>
+              <w:t>Subelemento de despesa:</w:t>
+            </w:r>
+          </w:p>
+        </w:tc>
+        <w:tc>
+          <w:tcPr>
+            <w:tcW w:w="5394" w:type="dxa"/>
+            <w:shd w:val="clear" w:color="auto" w:fill="auto"/>
+          </w:tcPr>
+          <w:p>
+            <w:pPr>
+              <w:spacing w:line="240" w:lineRule="auto"/>
+              <w:jc w:val="both"/>
+              <w:rPr>
+                <w:rFonts w:ascii="Times New Roman" w:hAnsi="Times New Roman"/>
+                <w:color w:val="000000"/>
+                <w:sz w:val="24"/>
+                <w:szCs w:val="24"/>
+              </w:rPr>
+            </w:pPr>
+            <w:r>
+              <w:rPr>
+                <w:rFonts w:ascii="Times New Roman" w:hAnsi="Times New Roman"/>
+                <w:b w:val="0"/>
+                <w:i w:val="0"/>
+                <w:color w:val="000000"/>
+                <w:sz w:val="24"/>
+              </w:rPr>
+              <w:t xml:space="preserve">{{SUBELEMENTO_DESPESA}} </w:t>
+            </w:r>
+            <w:r>
+              <w:rPr>
+                <w:rFonts w:ascii="Times New Roman" w:hAnsi="Times New Roman"/>
+                <w:b/>
+                <w:i w:val="0"/>
+                <w:color w:val="FF0000"/>
+                <w:sz w:val="24"/>
+              </w:rPr>
+              <w:t>(quando conhecido; na falta, será indicado pelo coordenador do PCA)</w:t>
+            </w:r>
+          </w:p>
+        </w:tc>
+      </w:tr>
+      <w:tr>
+        <w:tc>
+          <w:tcPr>
+            <w:tcW w:w="3100" w:type="dxa"/>
+            <w:shd w:val="clear" w:color="auto" w:fill="auto"/>
+          </w:tcPr>
+          <w:p>
+            <w:pPr>
+              <w:spacing w:line="240" w:lineRule="auto"/>
+              <w:jc w:val="both"/>
+              <w:rPr>
+                <w:rFonts w:ascii="Times New Roman" w:hAnsi="Times New Roman"/>
+                <w:b/>
+                <w:bCs/>
+                <w:color w:val="000000"/>
+                <w:sz w:val="24"/>
+                <w:szCs w:val="24"/>
+              </w:rPr>
+            </w:pPr>
+            <w:r>
+              <w:rPr>
+                <w:rFonts w:ascii="Times New Roman" w:hAnsi="Times New Roman"/>
+                <w:b/>
+                <w:i w:val="0"/>
+                <w:color w:val="000000"/>
+                <w:sz w:val="24"/>
+              </w:rPr>
+              <w:t>Possibilidade de renovação contratual:</w:t>
+            </w:r>
+          </w:p>
+        </w:tc>
+        <w:tc>
+          <w:tcPr>
+            <w:tcW w:w="5394" w:type="dxa"/>
+            <w:shd w:val="clear" w:color="auto" w:fill="auto"/>
+          </w:tcPr>
+          <w:p>
+            <w:pPr>
+              <w:spacing w:line="240" w:lineRule="auto"/>
+              <w:jc w:val="both"/>
+              <w:rPr>
+                <w:rFonts w:ascii="Times New Roman" w:hAnsi="Times New Roman"/>
+                <w:color w:val="000000"/>
+                <w:sz w:val="24"/>
+                <w:szCs w:val="24"/>
+              </w:rPr>
+            </w:pPr>
+            <w:r>
+              <w:rPr>
+                <w:rFonts w:ascii="Times New Roman" w:hAnsi="Times New Roman"/>
+                <w:b w:val="0"/>
+                <w:i w:val="0"/>
+                <w:color w:val="000000"/>
+                <w:sz w:val="24"/>
+              </w:rPr>
+              <w:t>(  ) Sim   (  ) Não   (  ) Não se aplica</w:t>
+            </w:r>
+          </w:p>
+        </w:tc>
+      </w:tr>
+      <w:tr>
+        <w:tc>
+          <w:tcPr>
+            <w:tcW w:w="3100" w:type="dxa"/>
+            <w:shd w:val="clear" w:color="auto" w:fill="auto"/>
+          </w:tcPr>
+          <w:p>
+            <w:pPr>
+              <w:spacing w:line="240" w:lineRule="auto"/>
+              <w:jc w:val="both"/>
+              <w:rPr>
+                <w:rFonts w:ascii="Times New Roman" w:hAnsi="Times New Roman"/>
+                <w:b/>
+                <w:bCs/>
+                <w:color w:val="000000"/>
+                <w:sz w:val="24"/>
+                <w:szCs w:val="24"/>
+              </w:rPr>
+            </w:pPr>
+            <w:r>
+              <w:rPr>
+                <w:rFonts w:ascii="Times New Roman" w:hAnsi="Times New Roman"/>
+                <w:b/>
+                <w:i w:val="0"/>
+                <w:color w:val="000000"/>
+                <w:sz w:val="24"/>
+              </w:rPr>
+              <w:t>Contrato nº (renovação):</w:t>
+            </w:r>
+          </w:p>
+        </w:tc>
+        <w:tc>
+          <w:tcPr>
+            <w:tcW w:w="5394" w:type="dxa"/>
+            <w:shd w:val="clear" w:color="auto" w:fill="auto"/>
+          </w:tcPr>
+          <w:p>
+            <w:pPr>
+              <w:spacing w:line="240" w:lineRule="auto"/>
+              <w:jc w:val="both"/>
+              <w:rPr>
+                <w:rFonts w:ascii="Times New Roman" w:hAnsi="Times New Roman"/>
+                <w:color w:val="000000"/>
+                <w:sz w:val="24"/>
+                <w:szCs w:val="24"/>
+              </w:rPr>
+            </w:pPr>
+            <w:r>
+              <w:rPr>
+                <w:rFonts w:ascii="Times New Roman" w:hAnsi="Times New Roman"/>
+                <w:b w:val="0"/>
+                <w:i w:val="0"/>
+                <w:color w:val="000000"/>
+                <w:sz w:val="24"/>
+              </w:rPr>
+              <w:t>{{NUMERO_CONTRATO}}</w:t>
+            </w:r>
+          </w:p>
+        </w:tc>
+      </w:tr>
+      <w:tr>
+        <w:tc>
+          <w:tcPr>
+            <w:tcW w:w="3100" w:type="dxa"/>
+            <w:shd w:val="clear" w:color="auto" w:fill="auto"/>
+          </w:tcPr>
+          <w:p>
+            <w:pPr>
+              <w:spacing w:line="240" w:lineRule="auto"/>
+              <w:jc w:val="both"/>
+              <w:rPr>
+                <w:rFonts w:ascii="Times New Roman" w:hAnsi="Times New Roman"/>
+                <w:b/>
+                <w:bCs/>
+                <w:color w:val="000000"/>
+                <w:sz w:val="24"/>
+                <w:szCs w:val="24"/>
+              </w:rPr>
+            </w:pPr>
+            <w:r>
+              <w:rPr>
+                <w:rFonts w:ascii="Times New Roman" w:hAnsi="Times New Roman"/>
+                <w:b/>
+                <w:i w:val="0"/>
+                <w:color w:val="000000"/>
+                <w:sz w:val="24"/>
+              </w:rPr>
+              <w:t>Contratada (renovação):</w:t>
+            </w:r>
+          </w:p>
+        </w:tc>
+        <w:tc>
+          <w:tcPr>
+            <w:tcW w:w="5394" w:type="dxa"/>
+            <w:shd w:val="clear" w:color="auto" w:fill="auto"/>
+          </w:tcPr>
+          <w:p>
+            <w:pPr>
+              <w:spacing w:line="240" w:lineRule="auto"/>
+              <w:jc w:val="both"/>
+              <w:rPr>
+                <w:rFonts w:ascii="Times New Roman" w:hAnsi="Times New Roman"/>
+                <w:color w:val="000000"/>
+                <w:sz w:val="24"/>
+                <w:szCs w:val="24"/>
+              </w:rPr>
+            </w:pPr>
+            <w:r>
+              <w:rPr>
+                <w:rFonts w:ascii="Times New Roman" w:hAnsi="Times New Roman"/>
+                <w:b w:val="0"/>
+                <w:i w:val="0"/>
+                <w:color w:val="000000"/>
+                <w:sz w:val="24"/>
+              </w:rPr>
+              <w:t>{{CONTRATADA}}</w:t>
+            </w:r>
+          </w:p>
+        </w:tc>
+      </w:tr>
+    </w:tbl>
     <w:p>
       <w:pPr>
         <w:spacing w:line="240" w:lineRule="auto"/>
@@ -1175,22 +1372,9 @@
         </w:rPr>
       </w:pPr>
     </w:p>
-    <w:p>
-      <w:pPr>
-        <w:shd w:val="clear" w:color="auto" w:fill="FFFFFF"/>
-        <w:spacing w:line="240" w:lineRule="auto"/>
-        <w:jc w:val="both"/>
-        <w:rPr>
-          <w:rFonts w:ascii="Times New Roman" w:hAnsi="Times New Roman"/>
-          <w:color w:val="000000"/>
-          <w:sz w:val="24"/>
-          <w:szCs w:val="24"/>
-        </w:rPr>
-      </w:pPr>
-    </w:p>
     <w:tbl>
       <w:tblPr>
-        <w:tblW w:w="0" w:type="auto"/>
+        <w:tblW w:w="8494" w:type="dxa"/>
         <w:tblBorders>
           <w:top w:val="single" w:sz="4" w:space="0" w:color="auto"/>
           <w:left w:val="single" w:sz="4" w:space="0" w:color="auto"/>
@@ -1213,86 +1397,27 @@
           <w:p>
             <w:pPr>
               <w:pStyle w:val="PargrafodaLista"/>
-              <w:numPr>
-                <w:ilvl w:val="0"/>
-                <w:numId w:val="17"/>
-              </w:numPr>
-              <w:shd w:val="clear" w:color="auto" w:fill="FFFFFF"/>
-              <w:tabs>
-                <w:tab w:val="left" w:pos="447"/>
-              </w:tabs>
-              <w:spacing w:after="0" w:line="240" w:lineRule="auto"/>
-              <w:rPr>
-                <w:rFonts w:ascii="Times New Roman" w:hAnsi="Times New Roman"/>
-                <w:b/>
-                <w:bCs/>
-                <w:color w:val="000000"/>
-                <w:sz w:val="24"/>
-                <w:szCs w:val="24"/>
-              </w:rPr>
-            </w:pPr>
-            <w:r>
-              <w:rPr>
-                <w:rFonts w:ascii="Times New Roman" w:hAnsi="Times New Roman"/>
-                <w:b/>
-                <w:bCs/>
-                <w:color w:val="000000"/>
-                <w:sz w:val="24"/>
-                <w:szCs w:val="24"/>
-              </w:rPr>
-              <w:t>Estimativa preliminar do valor da contratação</w:t>
-            </w:r>
-          </w:p>
-          <w:p>
-            <w:pPr>
-              <w:shd w:val="clear" w:color="auto" w:fill="FFFFFF"/>
-              <w:tabs>
-                <w:tab w:val="left" w:pos="447"/>
-                <w:tab w:val="left" w:pos="6826"/>
-              </w:tabs>
-              <w:spacing w:after="0" w:line="240" w:lineRule="auto"/>
-              <w:ind w:left="164"/>
-              <w:jc w:val="both"/>
-              <w:rPr>
-                <w:rFonts w:ascii="Times New Roman" w:hAnsi="Times New Roman"/>
-                <w:b/>
-                <w:bCs/>
-                <w:color w:val="000000"/>
-                <w:sz w:val="24"/>
-                <w:szCs w:val="24"/>
-              </w:rPr>
-            </w:pPr>
-            <w:r>
-              <w:rPr>
-                <w:rFonts w:ascii="Times New Roman" w:hAnsi="Times New Roman"/>
-                <w:b/>
-                <w:bCs/>
-                <w:color w:val="000000"/>
-                <w:sz w:val="24"/>
-                <w:szCs w:val="24"/>
-              </w:rPr>
-              <w:t>(procedimento simplificado)</w:t>
-            </w:r>
-          </w:p>
-          <w:p>
-            <w:pPr>
-              <w:shd w:val="clear" w:color="auto" w:fill="FFFFFF"/>
-              <w:tabs>
-                <w:tab w:val="left" w:pos="447"/>
-                <w:tab w:val="left" w:pos="6826"/>
-              </w:tabs>
-              <w:spacing w:after="0" w:line="240" w:lineRule="auto"/>
-              <w:ind w:left="164"/>
-              <w:jc w:val="both"/>
-              <w:rPr>
-                <w:rFonts w:ascii="Times New Roman" w:hAnsi="Times New Roman"/>
-                <w:b/>
-                <w:bCs/>
-                <w:color w:val="000000"/>
-                <w:sz w:val="24"/>
-                <w:szCs w:val="24"/>
-              </w:rPr>
-            </w:pPr>
+              <w:keepNext/>
+              <w:spacing w:line="240" w:lineRule="auto"/>
+              <w:rPr>
+                <w:rFonts w:ascii="Times New Roman" w:hAnsi="Times New Roman"/>
+                <w:b/>
+                <w:bCs/>
+                <w:color w:val="000000"/>
+                <w:sz w:val="24"/>
+                <w:szCs w:val="24"/>
+              </w:rPr>
+            </w:pPr>
+            <w:r>
+              <w:rPr>
+                <w:rFonts w:ascii="Times New Roman" w:hAnsi="Times New Roman"/>
+                <w:b/>
+                <w:i w:val="0"/>
+                <w:color w:val="000000"/>
+                <w:sz w:val="24"/>
+              </w:rPr>
+              <w:t>4. Justificativa da necessidade</w:t>
+            </w:r>
           </w:p>
         </w:tc>
       </w:tr>
@@ -1300,7 +1425,7 @@
         <w:tc>
           <w:tcPr>
             <w:tcW w:w="8494" w:type="dxa"/>
-            <w:shd w:val="clear" w:color="auto" w:fill="FFFFFF"/>
+            <w:shd w:val="clear" w:color="auto" w:fill="auto"/>
           </w:tcPr>
           <w:p>
             <w:pPr>
@@ -1318,298 +1443,47 @@
             <w:r>
               <w:rPr>
                 <w:rFonts w:ascii="Times New Roman" w:hAnsi="Times New Roman"/>
-                <w:b/>
-                <w:bCs/>
+                <w:b w:val="0"/>
+                <w:i w:val="0"/>
+                <w:color w:val="000000"/>
+                <w:sz w:val="24"/>
+              </w:rPr>
+              <w:t>{{JUSTIFICATIVA}}</w:t>
+            </w:r>
+          </w:p>
+          <w:p>
+            <w:pPr>
+              <w:spacing w:line="240" w:lineRule="auto"/>
+              <w:jc w:val="both"/>
+              <w:rPr>
+                <w:rFonts w:ascii="Times New Roman" w:hAnsi="Times New Roman"/>
+                <w:b/>
+                <w:bCs/>
+                <w:color w:val="000000"/>
+                <w:sz w:val="24"/>
+                <w:szCs w:val="24"/>
+              </w:rPr>
+            </w:pPr>
+            <w:r>
+              <w:rPr>
+                <w:rFonts w:ascii="Times New Roman" w:hAnsi="Times New Roman"/>
+                <w:b/>
+                <w:i w:val="0"/>
                 <w:color w:val="FF0000"/>
                 <w:sz w:val="24"/>
-                <w:szCs w:val="24"/>
-              </w:rPr>
-              <w:t>(Não se exige o mesmo rigor metodológico da pesquisa de preços)</w:t>
-            </w:r>
-          </w:p>
-        </w:tc>
-      </w:tr>
-    </w:tbl>
-    <w:p>
-      <w:pPr>
-        <w:spacing w:line="240" w:lineRule="auto"/>
-        <w:jc w:val="both"/>
-        <w:rPr>
-          <w:rFonts w:ascii="Times New Roman" w:hAnsi="Times New Roman"/>
-          <w:b/>
-          <w:bCs/>
-          <w:color w:val="FF0000"/>
-          <w:sz w:val="24"/>
-          <w:szCs w:val="24"/>
-          <w:highlight w:val="yellow"/>
-        </w:rPr>
-      </w:pPr>
-    </w:p>
-    <w:p>
-      <w:pPr>
-        <w:spacing w:line="240" w:lineRule="auto"/>
-        <w:jc w:val="both"/>
-        <w:rPr>
-          <w:rFonts w:ascii="Times New Roman" w:hAnsi="Times New Roman"/>
-          <w:b/>
-          <w:bCs/>
-          <w:color w:val="FF0000"/>
-          <w:sz w:val="24"/>
-          <w:szCs w:val="24"/>
-        </w:rPr>
-      </w:pPr>
-      <w:r>
-        <w:rPr>
-          <w:rFonts w:ascii="Times New Roman" w:hAnsi="Times New Roman"/>
-          <w:b/>
-          <w:bCs/>
-          <w:color w:val="FF0000"/>
-          <w:sz w:val="24"/>
-          <w:szCs w:val="24"/>
-          <w:highlight w:val="yellow"/>
-        </w:rPr>
-        <w:t>OU (utilizar a tabela abaixo no caso de renovação)</w:t>
-      </w:r>
-    </w:p>
-    <w:tbl>
-      <w:tblPr>
-        <w:tblW w:w="0" w:type="auto"/>
-        <w:tblBorders>
-          <w:top w:val="single" w:sz="4" w:space="0" w:color="auto"/>
-          <w:left w:val="single" w:sz="4" w:space="0" w:color="auto"/>
-          <w:bottom w:val="single" w:sz="4" w:space="0" w:color="auto"/>
-          <w:right w:val="single" w:sz="4" w:space="0" w:color="auto"/>
-          <w:insideH w:val="single" w:sz="4" w:space="0" w:color="auto"/>
-          <w:insideV w:val="single" w:sz="4" w:space="0" w:color="auto"/>
-        </w:tblBorders>
-        <w:tblLook w:val="04A0" w:firstRow="1" w:lastRow="0" w:firstColumn="1" w:lastColumn="0" w:noHBand="0" w:noVBand="1"/>
-      </w:tblPr>
-      <w:tblGrid>
-        <w:gridCol w:w="4106"/>
-        <w:gridCol w:w="4388"/>
-      </w:tblGrid>
-      <w:tr>
-        <w:tc>
-          <w:tcPr>
-            <w:tcW w:w="8494" w:type="dxa"/>
-            <w:gridSpan w:val="2"/>
-            <w:shd w:val="clear" w:color="auto" w:fill="FFFFFF"/>
-          </w:tcPr>
-          <w:p>
-            <w:pPr>
-              <w:pStyle w:val="PargrafodaLista"/>
-              <w:tabs>
-                <w:tab w:val="left" w:pos="447"/>
-              </w:tabs>
-              <w:spacing w:after="0" w:line="240" w:lineRule="auto"/>
-              <w:ind w:left="709"/>
-              <w:rPr>
-                <w:rFonts w:ascii="Times New Roman" w:hAnsi="Times New Roman"/>
-                <w:b/>
-                <w:bCs/>
-                <w:color w:val="000000"/>
-                <w:sz w:val="24"/>
-                <w:szCs w:val="24"/>
-                <w:shd w:val="clear" w:color="auto" w:fill="FFFFFF"/>
-              </w:rPr>
-            </w:pPr>
-            <w:r>
-              <w:rPr>
-                <w:rFonts w:ascii="Times New Roman" w:hAnsi="Times New Roman"/>
-                <w:b/>
-                <w:bCs/>
-                <w:color w:val="000000"/>
-                <w:sz w:val="24"/>
-                <w:szCs w:val="24"/>
-              </w:rPr>
-              <w:t>4.</w:t>
-            </w:r>
-            <w:r>
-              <w:rPr>
-                <w:rFonts w:ascii="Times New Roman" w:hAnsi="Times New Roman"/>
-                <w:b/>
-                <w:bCs/>
-                <w:color w:val="000000"/>
-                <w:sz w:val="24"/>
-                <w:szCs w:val="24"/>
-              </w:rPr>
-              <w:t xml:space="preserve"> </w:t>
-            </w:r>
-            <w:r>
-              <w:rPr>
-                <w:rFonts w:ascii="Times New Roman" w:hAnsi="Times New Roman"/>
-                <w:b/>
-                <w:bCs/>
-                <w:color w:val="000000"/>
-                <w:sz w:val="24"/>
-                <w:szCs w:val="24"/>
-                <w:shd w:val="clear" w:color="auto" w:fill="FFFFFF"/>
-              </w:rPr>
-              <w:t>Valor da contratação</w:t>
-            </w:r>
-          </w:p>
-          <w:p>
-            <w:pPr>
-              <w:pStyle w:val="PargrafodaLista"/>
-              <w:tabs>
-                <w:tab w:val="left" w:pos="447"/>
-              </w:tabs>
-              <w:spacing w:after="0" w:line="240" w:lineRule="auto"/>
-              <w:ind w:left="709"/>
-              <w:rPr>
-                <w:rFonts w:ascii="Times New Roman" w:hAnsi="Times New Roman"/>
-                <w:b/>
-                <w:bCs/>
-                <w:color w:val="000000"/>
-                <w:sz w:val="24"/>
-                <w:szCs w:val="24"/>
-              </w:rPr>
-            </w:pPr>
-          </w:p>
-        </w:tc>
-      </w:tr>
-      <w:tr>
-        <w:trPr>
-          <w:trHeight w:val="225"/>
-        </w:trPr>
-        <w:tc>
-          <w:tcPr>
-            <w:tcW w:w="4106" w:type="dxa"/>
-            <w:shd w:val="clear" w:color="auto" w:fill="auto"/>
-          </w:tcPr>
-          <w:p>
-            <w:pPr>
-              <w:spacing w:line="240" w:lineRule="auto"/>
-              <w:jc w:val="both"/>
-              <w:rPr>
-                <w:rFonts w:ascii="Times New Roman" w:hAnsi="Times New Roman"/>
-                <w:b/>
-                <w:bCs/>
-                <w:color w:val="000000"/>
-                <w:sz w:val="24"/>
-                <w:szCs w:val="24"/>
-              </w:rPr>
-            </w:pPr>
-            <w:r>
-              <w:rPr>
-                <w:rFonts w:ascii="Times New Roman" w:hAnsi="Times New Roman"/>
-                <w:b/>
-                <w:bCs/>
-                <w:color w:val="000000"/>
-                <w:sz w:val="24"/>
-                <w:szCs w:val="24"/>
-              </w:rPr>
-              <w:t>Valor total e atualizado do contrato:</w:t>
-            </w:r>
-          </w:p>
-        </w:tc>
-        <w:tc>
-          <w:tcPr>
-            <w:tcW w:w="4388" w:type="dxa"/>
-            <w:shd w:val="clear" w:color="auto" w:fill="auto"/>
-          </w:tcPr>
-          <w:p>
-            <w:pPr>
-              <w:spacing w:line="240" w:lineRule="auto"/>
-              <w:jc w:val="both"/>
-              <w:rPr>
-                <w:rFonts w:ascii="Times New Roman" w:hAnsi="Times New Roman"/>
-                <w:b/>
-                <w:bCs/>
-                <w:color w:val="000000"/>
-                <w:sz w:val="24"/>
-                <w:szCs w:val="24"/>
-              </w:rPr>
-            </w:pPr>
-          </w:p>
-        </w:tc>
-      </w:tr>
-      <w:tr>
-        <w:trPr>
-          <w:trHeight w:val="225"/>
-        </w:trPr>
-        <w:tc>
-          <w:tcPr>
-            <w:tcW w:w="4106" w:type="dxa"/>
-            <w:shd w:val="clear" w:color="auto" w:fill="auto"/>
-          </w:tcPr>
-          <w:p>
-            <w:pPr>
-              <w:spacing w:line="240" w:lineRule="auto"/>
-              <w:jc w:val="both"/>
-              <w:rPr>
-                <w:rFonts w:ascii="Times New Roman" w:hAnsi="Times New Roman"/>
-                <w:b/>
-                <w:bCs/>
-                <w:color w:val="000000"/>
-                <w:sz w:val="24"/>
-                <w:szCs w:val="24"/>
-              </w:rPr>
-            </w:pPr>
-            <w:r>
-              <w:rPr>
-                <w:rFonts w:ascii="Times New Roman" w:hAnsi="Times New Roman"/>
-                <w:b/>
-                <w:bCs/>
-                <w:color w:val="000000"/>
-                <w:sz w:val="24"/>
-                <w:szCs w:val="24"/>
-              </w:rPr>
-              <w:t>Valor a</w:t>
-            </w:r>
-            <w:r>
-              <w:rPr>
-                <w:rFonts w:ascii="Times New Roman" w:hAnsi="Times New Roman"/>
-                <w:b/>
-                <w:bCs/>
-                <w:color w:val="000000"/>
-                <w:sz w:val="24"/>
-                <w:szCs w:val="24"/>
-              </w:rPr>
-              <w:t xml:space="preserve">tualizado a </w:t>
-            </w:r>
-            <w:r>
-              <w:rPr>
-                <w:rFonts w:ascii="Times New Roman" w:hAnsi="Times New Roman"/>
-                <w:b/>
-                <w:bCs/>
-                <w:color w:val="000000"/>
-                <w:sz w:val="24"/>
-                <w:szCs w:val="24"/>
-              </w:rPr>
-              <w:t xml:space="preserve">ser despendido no próximo </w:t>
-            </w:r>
-            <w:r>
-              <w:rPr>
-                <w:rFonts w:ascii="Times New Roman" w:hAnsi="Times New Roman"/>
-                <w:b/>
-                <w:bCs/>
-                <w:color w:val="000000"/>
-                <w:sz w:val="24"/>
-                <w:szCs w:val="24"/>
-              </w:rPr>
-              <w:t xml:space="preserve">exercício: </w:t>
-            </w:r>
-          </w:p>
-        </w:tc>
-        <w:tc>
-          <w:tcPr>
-            <w:tcW w:w="4388" w:type="dxa"/>
-            <w:shd w:val="clear" w:color="auto" w:fill="auto"/>
-          </w:tcPr>
-          <w:p>
-            <w:pPr>
-              <w:spacing w:line="240" w:lineRule="auto"/>
-              <w:jc w:val="both"/>
-              <w:rPr>
-                <w:rFonts w:ascii="Times New Roman" w:hAnsi="Times New Roman"/>
-                <w:b/>
-                <w:bCs/>
-                <w:color w:val="000000"/>
-                <w:sz w:val="24"/>
-                <w:szCs w:val="24"/>
-              </w:rPr>
-            </w:pPr>
+              </w:rPr>
+              <w:t xml:space="preserve">Orientação (excluir antes da assinatura): </w:t>
+            </w:r>
+            <w:r>
+              <w:rPr>
+                <w:rFonts w:ascii="Times New Roman" w:hAnsi="Times New Roman"/>
+                <w:b w:val="0"/>
+                <w:i/>
+                <w:color w:val="FF0000"/>
+                <w:sz w:val="24"/>
+              </w:rPr>
+              <w:t>responder, de forma objetiva: qual é a situação atual ou o problema; por que há necessidade administrativa; qual o prejuízo ou risco de não atender; qual resultado a Câmara pretende alcançar. Evitar fórmulas genéricas como "necessário ao bom funcionamento". É vedada a aquisição de bem de consumo de luxo (Portaria nº 08/2024, art. 3º).</w:t>
+            </w:r>
           </w:p>
         </w:tc>
       </w:tr>
@@ -1628,7 +1502,7 @@
     </w:p>
     <w:tbl>
       <w:tblPr>
-        <w:tblW w:w="0" w:type="auto"/>
+        <w:tblW w:w="8494" w:type="dxa"/>
         <w:tblBorders>
           <w:top w:val="single" w:sz="4" w:space="0" w:color="auto"/>
           <w:left w:val="single" w:sz="4" w:space="0" w:color="auto"/>
@@ -1651,34 +1525,26 @@
           <w:p>
             <w:pPr>
               <w:pStyle w:val="PargrafodaLista"/>
-              <w:numPr>
-                <w:ilvl w:val="0"/>
-                <w:numId w:val="19"/>
-              </w:numPr>
-              <w:tabs>
-                <w:tab w:val="left" w:pos="447"/>
-              </w:tabs>
-              <w:spacing w:line="240" w:lineRule="auto"/>
-              <w:jc w:val="both"/>
-              <w:rPr>
-                <w:rFonts w:ascii="Times New Roman" w:hAnsi="Times New Roman"/>
-                <w:b/>
-                <w:bCs/>
-                <w:color w:val="000000"/>
-                <w:sz w:val="24"/>
-                <w:szCs w:val="24"/>
-              </w:rPr>
-            </w:pPr>
-            <w:r>
-              <w:rPr>
-                <w:rFonts w:ascii="Times New Roman" w:hAnsi="Times New Roman"/>
-                <w:b/>
-                <w:bCs/>
-                <w:color w:val="000000"/>
-                <w:sz w:val="24"/>
-                <w:szCs w:val="24"/>
-              </w:rPr>
-              <w:t>Data pretendida para a conclusão da contratação</w:t>
+              <w:keepNext/>
+              <w:spacing w:line="240" w:lineRule="auto"/>
+              <w:rPr>
+                <w:rFonts w:ascii="Times New Roman" w:hAnsi="Times New Roman"/>
+                <w:b/>
+                <w:bCs/>
+                <w:color w:val="000000"/>
+                <w:sz w:val="24"/>
+                <w:szCs w:val="24"/>
+              </w:rPr>
+            </w:pPr>
+            <w:r>
+              <w:rPr>
+                <w:rFonts w:ascii="Times New Roman" w:hAnsi="Times New Roman"/>
+                <w:b/>
+                <w:i w:val="0"/>
+                <w:color w:val="000000"/>
+                <w:sz w:val="24"/>
+              </w:rPr>
+              <w:t>5. Alinhamento com o planejamento estratégico</w:t>
             </w:r>
           </w:p>
         </w:tc>
@@ -1692,37 +1558,83 @@
           <w:p>
             <w:pPr>
               <w:spacing w:line="240" w:lineRule="auto"/>
+              <w:jc w:val="left"/>
+              <w:rPr>
+                <w:rFonts w:ascii="Times New Roman" w:hAnsi="Times New Roman"/>
+                <w:b/>
+                <w:bCs/>
+                <w:color w:val="000000"/>
+                <w:sz w:val="24"/>
+                <w:szCs w:val="24"/>
+              </w:rPr>
+            </w:pPr>
+            <w:r>
+              <w:rPr>
+                <w:rFonts w:ascii="Times New Roman" w:hAnsi="Times New Roman"/>
+                <w:b w:val="0"/>
+                <w:i w:val="0"/>
+                <w:color w:val="000000"/>
+                <w:sz w:val="24"/>
+              </w:rPr>
+              <w:t>(  ) A demanda está relacionada ao planejamento estratégico da Câmara. Instrumento e objetivo relacionados: {{ALINHAMENTO_ESTRATEGICO}}.</w:t>
+            </w:r>
+          </w:p>
+          <w:p>
+            <w:pPr>
+              <w:spacing w:line="240" w:lineRule="auto"/>
+              <w:jc w:val="left"/>
+              <w:rPr>
+                <w:rFonts w:ascii="Times New Roman" w:hAnsi="Times New Roman"/>
+                <w:b/>
+                <w:bCs/>
+                <w:color w:val="000000"/>
+                <w:sz w:val="24"/>
+                <w:szCs w:val="24"/>
+              </w:rPr>
+            </w:pPr>
+            <w:r>
+              <w:rPr>
+                <w:rFonts w:ascii="Times New Roman" w:hAnsi="Times New Roman"/>
+                <w:b w:val="0"/>
+                <w:i w:val="0"/>
+                <w:color w:val="000000"/>
+                <w:sz w:val="24"/>
+              </w:rPr>
+              <w:t>(  ) Não há planejamento estratégico formal aplicável à demanda.</w:t>
+            </w:r>
+          </w:p>
+          <w:p>
+            <w:pPr>
+              <w:spacing w:line="240" w:lineRule="auto"/>
               <w:jc w:val="both"/>
               <w:rPr>
                 <w:rFonts w:ascii="Times New Roman" w:hAnsi="Times New Roman"/>
-                <w:color w:val="000000"/>
-                <w:sz w:val="24"/>
-                <w:szCs w:val="24"/>
-              </w:rPr>
-            </w:pPr>
-            <w:r>
-              <w:rPr>
-                <w:rFonts w:ascii="Times New Roman" w:hAnsi="Times New Roman"/>
-                <w:sz w:val="24"/>
-                <w:szCs w:val="24"/>
-              </w:rPr>
-              <w:t>A presente contratação deverá ser formalizada até ____/____/_____</w:t>
-            </w:r>
-            <w:r>
-              <w:rPr>
-                <w:rFonts w:ascii="Times New Roman" w:hAnsi="Times New Roman"/>
-                <w:sz w:val="24"/>
-                <w:szCs w:val="24"/>
-              </w:rPr>
-              <w:t>, de modo a permitir o início da execução do objeto em tempo hábil</w:t>
-            </w:r>
-            <w:r>
-              <w:rPr>
-                <w:rFonts w:ascii="Times New Roman" w:hAnsi="Times New Roman"/>
-                <w:sz w:val="24"/>
-                <w:szCs w:val="24"/>
-              </w:rPr>
-              <w:t>.</w:t>
+                <w:b/>
+                <w:bCs/>
+                <w:color w:val="000000"/>
+                <w:sz w:val="24"/>
+                <w:szCs w:val="24"/>
+              </w:rPr>
+            </w:pPr>
+            <w:r>
+              <w:rPr>
+                <w:rFonts w:ascii="Times New Roman" w:hAnsi="Times New Roman"/>
+                <w:b/>
+                <w:i w:val="0"/>
+                <w:color w:val="FF0000"/>
+                <w:sz w:val="24"/>
+              </w:rPr>
+              <w:t xml:space="preserve">Orientação (excluir antes da assinatura): </w:t>
+            </w:r>
+            <w:r>
+              <w:rPr>
+                <w:rFonts w:ascii="Times New Roman" w:hAnsi="Times New Roman"/>
+                <w:b w:val="0"/>
+                <w:i/>
+                <w:color w:val="FF0000"/>
+                <w:sz w:val="24"/>
+              </w:rPr>
+              <w:t>elemento do art. 3º, V, da Portaria nº 04/2024 ("quando houver"). Não confundir com a previsão no PCA.</w:t>
             </w:r>
           </w:p>
         </w:tc>
@@ -1740,57 +1652,435 @@
         </w:rPr>
       </w:pPr>
     </w:p>
+    <w:tbl>
+      <w:tblPr>
+        <w:tblW w:w="8494" w:type="dxa"/>
+        <w:tblBorders>
+          <w:top w:val="single" w:sz="4" w:space="0" w:color="auto"/>
+          <w:left w:val="single" w:sz="4" w:space="0" w:color="auto"/>
+          <w:bottom w:val="single" w:sz="4" w:space="0" w:color="auto"/>
+          <w:right w:val="single" w:sz="4" w:space="0" w:color="auto"/>
+          <w:insideH w:val="single" w:sz="4" w:space="0" w:color="auto"/>
+          <w:insideV w:val="single" w:sz="4" w:space="0" w:color="auto"/>
+        </w:tblBorders>
+        <w:tblLook w:val="04A0" w:firstRow="1" w:lastRow="0" w:firstColumn="1" w:lastColumn="0" w:noHBand="0" w:noVBand="1"/>
+      </w:tblPr>
+      <w:tblGrid>
+        <w:gridCol w:w="3100"/>
+        <w:gridCol w:w="5394"/>
+      </w:tblGrid>
+      <w:tr>
+        <w:tc>
+          <w:tcPr>
+            <w:tcW w:w="8494" w:type="dxa"/>
+            <w:gridSpan w:val="2"/>
+            <w:shd w:val="clear" w:color="auto" w:fill="FFFFFF"/>
+          </w:tcPr>
+          <w:p>
+            <w:pPr>
+              <w:pStyle w:val="PargrafodaLista"/>
+              <w:keepNext/>
+              <w:spacing w:line="240" w:lineRule="auto"/>
+              <w:ind w:left="164" w:firstLine="0"/>
+              <w:jc w:val="both"/>
+              <w:rPr>
+                <w:rFonts w:ascii="Times New Roman" w:hAnsi="Times New Roman"/>
+                <w:b/>
+                <w:bCs/>
+                <w:color w:val="000000"/>
+                <w:sz w:val="24"/>
+                <w:szCs w:val="24"/>
+              </w:rPr>
+            </w:pPr>
+            <w:r>
+              <w:rPr>
+                <w:rFonts w:ascii="Times New Roman" w:hAnsi="Times New Roman"/>
+                <w:b/>
+                <w:i w:val="0"/>
+                <w:color w:val="000000"/>
+                <w:sz w:val="24"/>
+              </w:rPr>
+              <w:t>6. Estimativa sumária do valor da contratação</w:t>
+            </w:r>
+          </w:p>
+        </w:tc>
+      </w:tr>
+      <w:tr>
+        <w:tc>
+          <w:tcPr>
+            <w:tcW w:w="3100" w:type="dxa"/>
+            <w:shd w:val="clear" w:color="auto" w:fill="auto"/>
+          </w:tcPr>
+          <w:p>
+            <w:pPr>
+              <w:spacing w:line="240" w:lineRule="auto"/>
+              <w:jc w:val="both"/>
+              <w:rPr>
+                <w:rFonts w:ascii="Times New Roman" w:hAnsi="Times New Roman"/>
+                <w:b/>
+                <w:bCs/>
+                <w:color w:val="000000"/>
+                <w:sz w:val="24"/>
+                <w:szCs w:val="24"/>
+              </w:rPr>
+            </w:pPr>
+            <w:r>
+              <w:rPr>
+                <w:rFonts w:ascii="Times New Roman" w:hAnsi="Times New Roman"/>
+                <w:b/>
+                <w:i w:val="0"/>
+                <w:color w:val="000000"/>
+                <w:sz w:val="24"/>
+              </w:rPr>
+              <w:t>Valor estimado:</w:t>
+            </w:r>
+          </w:p>
+        </w:tc>
+        <w:tc>
+          <w:tcPr>
+            <w:tcW w:w="5394" w:type="dxa"/>
+            <w:shd w:val="clear" w:color="auto" w:fill="auto"/>
+          </w:tcPr>
+          <w:p>
+            <w:pPr>
+              <w:spacing w:line="240" w:lineRule="auto"/>
+              <w:jc w:val="both"/>
+              <w:rPr>
+                <w:rFonts w:ascii="Times New Roman" w:hAnsi="Times New Roman"/>
+                <w:color w:val="000000"/>
+                <w:sz w:val="24"/>
+                <w:szCs w:val="24"/>
+              </w:rPr>
+            </w:pPr>
+            <w:r>
+              <w:rPr>
+                <w:rFonts w:ascii="Times New Roman" w:hAnsi="Times New Roman"/>
+                <w:b w:val="0"/>
+                <w:i w:val="0"/>
+                <w:color w:val="000000"/>
+                <w:sz w:val="24"/>
+              </w:rPr>
+              <w:t>R$ {{ESTIMATIVA_VALOR}}</w:t>
+            </w:r>
+          </w:p>
+        </w:tc>
+      </w:tr>
+      <w:tr>
+        <w:tc>
+          <w:tcPr>
+            <w:tcW w:w="3100" w:type="dxa"/>
+            <w:shd w:val="clear" w:color="auto" w:fill="auto"/>
+          </w:tcPr>
+          <w:p>
+            <w:pPr>
+              <w:spacing w:line="240" w:lineRule="auto"/>
+              <w:jc w:val="both"/>
+              <w:rPr>
+                <w:rFonts w:ascii="Times New Roman" w:hAnsi="Times New Roman"/>
+                <w:b/>
+                <w:bCs/>
+                <w:color w:val="000000"/>
+                <w:sz w:val="24"/>
+                <w:szCs w:val="24"/>
+              </w:rPr>
+            </w:pPr>
+            <w:r>
+              <w:rPr>
+                <w:rFonts w:ascii="Times New Roman" w:hAnsi="Times New Roman"/>
+                <w:b/>
+                <w:i w:val="0"/>
+                <w:color w:val="000000"/>
+                <w:sz w:val="24"/>
+              </w:rPr>
+              <w:t>Referência utilizada:</w:t>
+            </w:r>
+          </w:p>
+        </w:tc>
+        <w:tc>
+          <w:tcPr>
+            <w:tcW w:w="5394" w:type="dxa"/>
+            <w:shd w:val="clear" w:color="auto" w:fill="auto"/>
+          </w:tcPr>
+          <w:p>
+            <w:pPr>
+              <w:spacing w:line="240" w:lineRule="auto"/>
+              <w:jc w:val="both"/>
+              <w:rPr>
+                <w:rFonts w:ascii="Times New Roman" w:hAnsi="Times New Roman"/>
+                <w:color w:val="000000"/>
+                <w:sz w:val="24"/>
+                <w:szCs w:val="24"/>
+              </w:rPr>
+            </w:pPr>
+            <w:r>
+              <w:rPr>
+                <w:rFonts w:ascii="Times New Roman" w:hAnsi="Times New Roman"/>
+                <w:b w:val="0"/>
+                <w:i w:val="0"/>
+                <w:color w:val="000000"/>
+                <w:sz w:val="24"/>
+              </w:rPr>
+              <w:t>{{FONTE_ESTIMATIVA}}</w:t>
+            </w:r>
+          </w:p>
+        </w:tc>
+      </w:tr>
+      <w:tr>
+        <w:tc>
+          <w:tcPr>
+            <w:tcW w:w="3100" w:type="dxa"/>
+            <w:shd w:val="clear" w:color="auto" w:fill="auto"/>
+          </w:tcPr>
+          <w:p>
+            <w:pPr>
+              <w:spacing w:line="240" w:lineRule="auto"/>
+              <w:jc w:val="both"/>
+              <w:rPr>
+                <w:rFonts w:ascii="Times New Roman" w:hAnsi="Times New Roman"/>
+                <w:b/>
+                <w:bCs/>
+                <w:color w:val="000000"/>
+                <w:sz w:val="24"/>
+                <w:szCs w:val="24"/>
+              </w:rPr>
+            </w:pPr>
+            <w:r>
+              <w:rPr>
+                <w:rFonts w:ascii="Times New Roman" w:hAnsi="Times New Roman"/>
+                <w:b/>
+                <w:i w:val="0"/>
+                <w:color w:val="000000"/>
+                <w:sz w:val="24"/>
+              </w:rPr>
+              <w:t>Data da referência:</w:t>
+            </w:r>
+          </w:p>
+        </w:tc>
+        <w:tc>
+          <w:tcPr>
+            <w:tcW w:w="5394" w:type="dxa"/>
+            <w:shd w:val="clear" w:color="auto" w:fill="auto"/>
+          </w:tcPr>
+          <w:p>
+            <w:pPr>
+              <w:spacing w:line="240" w:lineRule="auto"/>
+              <w:jc w:val="both"/>
+              <w:rPr>
+                <w:rFonts w:ascii="Times New Roman" w:hAnsi="Times New Roman"/>
+                <w:color w:val="000000"/>
+                <w:sz w:val="24"/>
+                <w:szCs w:val="24"/>
+              </w:rPr>
+            </w:pPr>
+            <w:r>
+              <w:rPr>
+                <w:rFonts w:ascii="Times New Roman" w:hAnsi="Times New Roman"/>
+                <w:b w:val="0"/>
+                <w:i w:val="0"/>
+                <w:color w:val="000000"/>
+                <w:sz w:val="24"/>
+              </w:rPr>
+              <w:t>{{DATA_ESTIMATIVA}}</w:t>
+            </w:r>
+          </w:p>
+        </w:tc>
+      </w:tr>
+      <w:tr>
+        <w:tc>
+          <w:tcPr>
+            <w:tcW w:w="3100" w:type="dxa"/>
+            <w:shd w:val="clear" w:color="auto" w:fill="auto"/>
+          </w:tcPr>
+          <w:p>
+            <w:pPr>
+              <w:spacing w:line="240" w:lineRule="auto"/>
+              <w:jc w:val="both"/>
+              <w:rPr>
+                <w:rFonts w:ascii="Times New Roman" w:hAnsi="Times New Roman"/>
+                <w:b/>
+                <w:bCs/>
+                <w:color w:val="000000"/>
+                <w:sz w:val="24"/>
+                <w:szCs w:val="24"/>
+              </w:rPr>
+            </w:pPr>
+            <w:r>
+              <w:rPr>
+                <w:rFonts w:ascii="Times New Roman" w:hAnsi="Times New Roman"/>
+                <w:b/>
+                <w:i w:val="0"/>
+                <w:color w:val="000000"/>
+                <w:sz w:val="24"/>
+              </w:rPr>
+              <w:t>Valor total atualizado do contrato (renovação):</w:t>
+            </w:r>
+          </w:p>
+        </w:tc>
+        <w:tc>
+          <w:tcPr>
+            <w:tcW w:w="5394" w:type="dxa"/>
+            <w:shd w:val="clear" w:color="auto" w:fill="auto"/>
+          </w:tcPr>
+          <w:p>
+            <w:pPr>
+              <w:spacing w:line="240" w:lineRule="auto"/>
+              <w:jc w:val="both"/>
+              <w:rPr>
+                <w:rFonts w:ascii="Times New Roman" w:hAnsi="Times New Roman"/>
+                <w:color w:val="000000"/>
+                <w:sz w:val="24"/>
+                <w:szCs w:val="24"/>
+              </w:rPr>
+            </w:pPr>
+            <w:r>
+              <w:rPr>
+                <w:rFonts w:ascii="Times New Roman" w:hAnsi="Times New Roman"/>
+                <w:b w:val="0"/>
+                <w:i w:val="0"/>
+                <w:color w:val="000000"/>
+                <w:sz w:val="24"/>
+              </w:rPr>
+              <w:t>R$ {{VALOR_CONTRATO}}</w:t>
+            </w:r>
+          </w:p>
+        </w:tc>
+      </w:tr>
+      <w:tr>
+        <w:tc>
+          <w:tcPr>
+            <w:tcW w:w="3100" w:type="dxa"/>
+            <w:shd w:val="clear" w:color="auto" w:fill="auto"/>
+          </w:tcPr>
+          <w:p>
+            <w:pPr>
+              <w:spacing w:line="240" w:lineRule="auto"/>
+              <w:jc w:val="both"/>
+              <w:rPr>
+                <w:rFonts w:ascii="Times New Roman" w:hAnsi="Times New Roman"/>
+                <w:b/>
+                <w:bCs/>
+                <w:color w:val="000000"/>
+                <w:sz w:val="24"/>
+                <w:szCs w:val="24"/>
+              </w:rPr>
+            </w:pPr>
+            <w:r>
+              <w:rPr>
+                <w:rFonts w:ascii="Times New Roman" w:hAnsi="Times New Roman"/>
+                <w:b/>
+                <w:i w:val="0"/>
+                <w:color w:val="000000"/>
+                <w:sz w:val="24"/>
+              </w:rPr>
+              <w:t>Valor a ser despendido no exercício do PCA (renovação):</w:t>
+            </w:r>
+          </w:p>
+        </w:tc>
+        <w:tc>
+          <w:tcPr>
+            <w:tcW w:w="5394" w:type="dxa"/>
+            <w:shd w:val="clear" w:color="auto" w:fill="auto"/>
+          </w:tcPr>
+          <w:p>
+            <w:pPr>
+              <w:spacing w:line="240" w:lineRule="auto"/>
+              <w:jc w:val="both"/>
+              <w:rPr>
+                <w:rFonts w:ascii="Times New Roman" w:hAnsi="Times New Roman"/>
+                <w:color w:val="000000"/>
+                <w:sz w:val="24"/>
+                <w:szCs w:val="24"/>
+              </w:rPr>
+            </w:pPr>
+            <w:r>
+              <w:rPr>
+                <w:rFonts w:ascii="Times New Roman" w:hAnsi="Times New Roman"/>
+                <w:b w:val="0"/>
+                <w:i w:val="0"/>
+                <w:color w:val="000000"/>
+                <w:sz w:val="24"/>
+              </w:rPr>
+              <w:t>R$ {{VALOR_EXERCICIO}}</w:t>
+            </w:r>
+          </w:p>
+        </w:tc>
+      </w:tr>
+      <w:tr>
+        <w:tc>
+          <w:tcPr>
+            <w:tcW w:w="3100" w:type="dxa"/>
+            <w:shd w:val="clear" w:color="auto" w:fill="auto"/>
+          </w:tcPr>
+          <w:p>
+            <w:pPr>
+              <w:spacing w:line="240" w:lineRule="auto"/>
+              <w:jc w:val="both"/>
+              <w:rPr>
+                <w:rFonts w:ascii="Times New Roman" w:hAnsi="Times New Roman"/>
+                <w:b/>
+                <w:bCs/>
+                <w:color w:val="000000"/>
+                <w:sz w:val="24"/>
+                <w:szCs w:val="24"/>
+              </w:rPr>
+            </w:pPr>
+            <w:r>
+              <w:rPr>
+                <w:rFonts w:ascii="Times New Roman" w:hAnsi="Times New Roman"/>
+                <w:b/>
+                <w:i w:val="0"/>
+                <w:color w:val="000000"/>
+                <w:sz w:val="24"/>
+              </w:rPr>
+              <w:t>Observação:</w:t>
+            </w:r>
+          </w:p>
+        </w:tc>
+        <w:tc>
+          <w:tcPr>
+            <w:tcW w:w="5394" w:type="dxa"/>
+            <w:shd w:val="clear" w:color="auto" w:fill="auto"/>
+          </w:tcPr>
+          <w:p>
+            <w:pPr>
+              <w:spacing w:line="240" w:lineRule="auto"/>
+              <w:jc w:val="both"/>
+              <w:rPr>
+                <w:rFonts w:ascii="Times New Roman" w:hAnsi="Times New Roman"/>
+                <w:color w:val="000000"/>
+                <w:sz w:val="24"/>
+                <w:szCs w:val="24"/>
+              </w:rPr>
+            </w:pPr>
+            <w:r>
+              <w:rPr>
+                <w:rFonts w:ascii="Times New Roman" w:hAnsi="Times New Roman"/>
+                <w:b w:val="0"/>
+                <w:i w:val="0"/>
+                <w:color w:val="000000"/>
+                <w:sz w:val="24"/>
+              </w:rPr>
+              <w:t>Estimativa sumária, realizada por procedimento simplificado, que não se confunde com a pesquisa de preços (art. 3º, § 1º, da Portaria nº 04/2024).</w:t>
+            </w:r>
+          </w:p>
+        </w:tc>
+      </w:tr>
+    </w:tbl>
     <w:p>
       <w:pPr>
-        <w:shd w:val="clear" w:color="auto" w:fill="FFFF00"/>
         <w:spacing w:line="240" w:lineRule="auto"/>
         <w:jc w:val="both"/>
         <w:rPr>
           <w:rFonts w:ascii="Times New Roman" w:hAnsi="Times New Roman"/>
-          <w:b/>
-          <w:bCs/>
-          <w:color w:val="FF0000"/>
+          <w:color w:val="000000"/>
           <w:sz w:val="24"/>
           <w:szCs w:val="24"/>
         </w:rPr>
       </w:pPr>
-      <w:r>
-        <w:rPr>
-          <w:rFonts w:ascii="Times New Roman" w:hAnsi="Times New Roman"/>
-          <w:b/>
-          <w:bCs/>
-          <w:color w:val="FF0000"/>
-          <w:sz w:val="24"/>
-          <w:szCs w:val="24"/>
-        </w:rPr>
-        <w:t xml:space="preserve">OU (utilizar </w:t>
-      </w:r>
-      <w:r>
-        <w:rPr>
-          <w:rFonts w:ascii="Times New Roman" w:hAnsi="Times New Roman"/>
-          <w:b/>
-          <w:bCs/>
-          <w:color w:val="FF0000"/>
-          <w:sz w:val="24"/>
-          <w:szCs w:val="24"/>
-        </w:rPr>
-        <w:t>a tabela</w:t>
-      </w:r>
-      <w:r>
-        <w:rPr>
-          <w:rFonts w:ascii="Times New Roman" w:hAnsi="Times New Roman"/>
-          <w:b/>
-          <w:bCs/>
-          <w:color w:val="FF0000"/>
-          <w:sz w:val="24"/>
-          <w:szCs w:val="24"/>
-        </w:rPr>
-        <w:t xml:space="preserve"> abaixo no caso de renovação)</w:t>
-      </w:r>
     </w:p>
     <w:tbl>
       <w:tblPr>
-        <w:tblW w:w="0" w:type="auto"/>
+        <w:tblW w:w="8494" w:type="dxa"/>
         <w:tblBorders>
           <w:top w:val="single" w:sz="4" w:space="0" w:color="auto"/>
           <w:left w:val="single" w:sz="4" w:space="0" w:color="auto"/>
@@ -1813,46 +2103,26 @@
           <w:p>
             <w:pPr>
               <w:pStyle w:val="PargrafodaLista"/>
-              <w:numPr>
-                <w:ilvl w:val="0"/>
-                <w:numId w:val="17"/>
-              </w:numPr>
-              <w:tabs>
-                <w:tab w:val="left" w:pos="447"/>
-              </w:tabs>
-              <w:spacing w:line="240" w:lineRule="auto"/>
-              <w:ind w:hanging="11"/>
-              <w:jc w:val="both"/>
-              <w:rPr>
-                <w:rFonts w:ascii="Times New Roman" w:hAnsi="Times New Roman"/>
-                <w:b/>
-                <w:bCs/>
-                <w:color w:val="000000"/>
-                <w:sz w:val="24"/>
-                <w:szCs w:val="24"/>
-              </w:rPr>
-            </w:pPr>
-            <w:r>
-              <w:rPr>
-                <w:rFonts w:ascii="Times New Roman" w:hAnsi="Times New Roman"/>
-                <w:b/>
-                <w:bCs/>
-                <w:color w:val="000000"/>
-                <w:sz w:val="24"/>
-                <w:szCs w:val="24"/>
-              </w:rPr>
-              <w:t>V</w:t>
-            </w:r>
-            <w:r>
-              <w:rPr>
-                <w:rFonts w:ascii="Times New Roman" w:hAnsi="Times New Roman"/>
-                <w:b/>
-                <w:bCs/>
-                <w:color w:val="000000"/>
-                <w:sz w:val="24"/>
-                <w:szCs w:val="24"/>
-              </w:rPr>
-              <w:t>igência contratual</w:t>
+              <w:keepNext/>
+              <w:spacing w:line="240" w:lineRule="auto"/>
+              <w:rPr>
+                <w:rFonts w:ascii="Times New Roman" w:hAnsi="Times New Roman"/>
+                <w:b/>
+                <w:bCs/>
+                <w:color w:val="000000"/>
+                <w:sz w:val="24"/>
+                <w:szCs w:val="24"/>
+              </w:rPr>
+            </w:pPr>
+            <w:r>
+              <w:rPr>
+                <w:rFonts w:ascii="Times New Roman" w:hAnsi="Times New Roman"/>
+                <w:b/>
+                <w:i w:val="0"/>
+                <w:color w:val="000000"/>
+                <w:sz w:val="24"/>
+              </w:rPr>
+              <w:t>7. Data provável da contratação</w:t>
             </w:r>
           </w:p>
         </w:tc>
@@ -1869,26 +2139,104 @@
               <w:jc w:val="both"/>
               <w:rPr>
                 <w:rFonts w:ascii="Times New Roman" w:hAnsi="Times New Roman"/>
-                <w:color w:val="000000"/>
-                <w:sz w:val="24"/>
-                <w:szCs w:val="24"/>
-              </w:rPr>
-            </w:pPr>
-            <w:r>
-              <w:rPr>
-                <w:rFonts w:ascii="Times New Roman" w:hAnsi="Times New Roman"/>
-                <w:sz w:val="24"/>
-                <w:szCs w:val="24"/>
-              </w:rPr>
-              <w:t xml:space="preserve">A presente contratação foi iniciada em ____/____/_____ e a </w:t>
-            </w:r>
-            <w:r>
-              <w:rPr>
-                <w:rFonts w:ascii="Times New Roman" w:hAnsi="Times New Roman"/>
-                <w:sz w:val="24"/>
-                <w:szCs w:val="24"/>
-              </w:rPr>
-              <w:t xml:space="preserve">vigência decorrente da renovação ora tratada se encerrará em ___/____/_____. </w:t>
+                <w:b/>
+                <w:bCs/>
+                <w:color w:val="000000"/>
+                <w:sz w:val="24"/>
+                <w:szCs w:val="24"/>
+              </w:rPr>
+            </w:pPr>
+            <w:r>
+              <w:rPr>
+                <w:rFonts w:ascii="Times New Roman" w:hAnsi="Times New Roman"/>
+                <w:b w:val="0"/>
+                <w:i w:val="0"/>
+                <w:color w:val="000000"/>
+                <w:sz w:val="24"/>
+              </w:rPr>
+              <w:t>Mês previsto para a contratação: {{MES_PREVISTO}}.</w:t>
+            </w:r>
+          </w:p>
+          <w:p>
+            <w:pPr>
+              <w:spacing w:line="240" w:lineRule="auto"/>
+              <w:jc w:val="both"/>
+              <w:rPr>
+                <w:rFonts w:ascii="Times New Roman" w:hAnsi="Times New Roman"/>
+                <w:b/>
+                <w:bCs/>
+                <w:color w:val="000000"/>
+                <w:sz w:val="24"/>
+                <w:szCs w:val="24"/>
+              </w:rPr>
+            </w:pPr>
+            <w:r>
+              <w:rPr>
+                <w:rFonts w:ascii="Times New Roman" w:hAnsi="Times New Roman"/>
+                <w:b w:val="0"/>
+                <w:i w:val="0"/>
+                <w:color w:val="000000"/>
+                <w:sz w:val="24"/>
+              </w:rPr>
+              <w:t>A contratação deverá ser formalizada até {{DATA_LIMITE_FORMALIZACAO}}, de modo a permitir o início da execução do objeto em tempo hábil.</w:t>
+            </w:r>
+          </w:p>
+          <w:p>
+            <w:pPr>
+              <w:spacing w:line="240" w:lineRule="auto"/>
+              <w:jc w:val="both"/>
+              <w:rPr>
+                <w:rFonts w:ascii="Times New Roman" w:hAnsi="Times New Roman"/>
+                <w:b/>
+                <w:bCs/>
+                <w:color w:val="000000"/>
+                <w:sz w:val="24"/>
+                <w:szCs w:val="24"/>
+              </w:rPr>
+            </w:pPr>
+            <w:r>
+              <w:rPr>
+                <w:rFonts w:ascii="Times New Roman" w:hAnsi="Times New Roman"/>
+                <w:b w:val="0"/>
+                <w:i w:val="0"/>
+                <w:color w:val="000000"/>
+                <w:sz w:val="24"/>
+              </w:rPr>
+              <w:t>Em renovação — vigência atual: {{VIGENCIA_ATUAL}}; vigência pretendida após a renovação: {{VIGENCIA_PRETENDIDA}}.</w:t>
+            </w:r>
+          </w:p>
+          <w:p>
+            <w:pPr>
+              <w:spacing w:line="240" w:lineRule="auto"/>
+              <w:jc w:val="both"/>
+              <w:rPr>
+                <w:rFonts w:ascii="Times New Roman" w:hAnsi="Times New Roman"/>
+                <w:b/>
+                <w:bCs/>
+                <w:color w:val="000000"/>
+                <w:sz w:val="24"/>
+                <w:szCs w:val="24"/>
+              </w:rPr>
+            </w:pPr>
+            <w:r>
+              <w:rPr>
+                <w:rFonts w:ascii="Times New Roman" w:hAnsi="Times New Roman"/>
+                <w:b/>
+                <w:i w:val="0"/>
+                <w:color w:val="FF0000"/>
+                <w:sz w:val="24"/>
+              </w:rPr>
+              <w:t xml:space="preserve">Orientação (excluir antes da assinatura): </w:t>
+            </w:r>
+            <w:r>
+              <w:rPr>
+                <w:rFonts w:ascii="Times New Roman" w:hAnsi="Times New Roman"/>
+                <w:b w:val="0"/>
+                <w:i/>
+                <w:color w:val="FF0000"/>
+                <w:sz w:val="24"/>
+              </w:rPr>
+              <w:t>excluir a linha de vigência quando se tratar de nova contratação.</w:t>
             </w:r>
           </w:p>
         </w:tc>
@@ -1908,7 +2256,7 @@
     </w:p>
     <w:tbl>
       <w:tblPr>
-        <w:tblW w:w="0" w:type="auto"/>
+        <w:tblW w:w="8494" w:type="dxa"/>
         <w:tblBorders>
           <w:top w:val="single" w:sz="4" w:space="0" w:color="auto"/>
           <w:left w:val="single" w:sz="4" w:space="0" w:color="auto"/>
@@ -1931,31 +2279,26 @@
           <w:p>
             <w:pPr>
               <w:pStyle w:val="PargrafodaLista"/>
-              <w:numPr>
-                <w:ilvl w:val="0"/>
-                <w:numId w:val="17"/>
-              </w:numPr>
-              <w:spacing w:line="240" w:lineRule="auto"/>
-              <w:jc w:val="both"/>
-              <w:rPr>
-                <w:rFonts w:ascii="Times New Roman" w:hAnsi="Times New Roman"/>
-                <w:b/>
-                <w:bCs/>
-                <w:color w:val="000000"/>
-                <w:sz w:val="24"/>
-                <w:szCs w:val="24"/>
-              </w:rPr>
-            </w:pPr>
-            <w:r>
-              <w:rPr>
-                <w:rFonts w:ascii="Times New Roman" w:hAnsi="Times New Roman"/>
-                <w:b/>
-                <w:bCs/>
-                <w:color w:val="000000"/>
-                <w:sz w:val="24"/>
-                <w:szCs w:val="24"/>
-              </w:rPr>
-              <w:t>Vinculação ou dependência com outra contratação</w:t>
+              <w:keepNext/>
+              <w:spacing w:line="240" w:lineRule="auto"/>
+              <w:rPr>
+                <w:rFonts w:ascii="Times New Roman" w:hAnsi="Times New Roman"/>
+                <w:b/>
+                <w:bCs/>
+                <w:color w:val="000000"/>
+                <w:sz w:val="24"/>
+                <w:szCs w:val="24"/>
+              </w:rPr>
+            </w:pPr>
+            <w:r>
+              <w:rPr>
+                <w:rFonts w:ascii="Times New Roman" w:hAnsi="Times New Roman"/>
+                <w:b/>
+                <w:i w:val="0"/>
+                <w:color w:val="000000"/>
+                <w:sz w:val="24"/>
+              </w:rPr>
+              <w:t>8. Vinculação ou dependência com outra contratação</w:t>
             </w:r>
           </w:p>
         </w:tc>
@@ -1969,173 +2312,49 @@
           <w:p>
             <w:pPr>
               <w:spacing w:line="240" w:lineRule="auto"/>
-              <w:jc w:val="both"/>
-              <w:rPr>
-                <w:rFonts w:ascii="Times New Roman" w:hAnsi="Times New Roman"/>
-                <w:color w:val="000000"/>
-                <w:sz w:val="24"/>
-                <w:szCs w:val="24"/>
-              </w:rPr>
-            </w:pPr>
-          </w:p>
-          <w:p>
-            <w:pPr>
-              <w:spacing w:line="240" w:lineRule="auto"/>
-              <w:jc w:val="both"/>
-              <w:rPr>
-                <w:rFonts w:ascii="Times New Roman" w:hAnsi="Times New Roman"/>
-                <w:color w:val="000000"/>
-                <w:sz w:val="24"/>
-                <w:szCs w:val="24"/>
-              </w:rPr>
-            </w:pPr>
-            <w:r>
-              <w:rPr>
-                <w:rFonts w:ascii="Times New Roman" w:hAnsi="Times New Roman"/>
-                <w:noProof/>
-              </w:rPr>
-              <w:pict w14:anchorId="7FCF5D3C">
-                <v:rect id="Retângulo 10" o:spid="_x0000_s2054" style="position:absolute;left:0;text-align:left;margin-left:.05pt;margin-top:1.45pt;width:19.4pt;height:18.15pt;z-index:251658752;visibility:visible;v-text-anchor:middle" o:gfxdata="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" strokeweight="1pt"/>
-              </w:pict>
-            </w:r>
-            <w:r>
-              <w:rPr>
-                <w:rFonts w:ascii="Times New Roman" w:hAnsi="Times New Roman"/>
-                <w:color w:val="000000"/>
-                <w:sz w:val="24"/>
-                <w:szCs w:val="24"/>
-              </w:rPr>
-              <w:t xml:space="preserve">        </w:t>
-            </w:r>
-            <w:r>
-              <w:rPr>
-                <w:rFonts w:ascii="Times New Roman" w:hAnsi="Times New Roman"/>
-                <w:color w:val="000000"/>
-                <w:sz w:val="24"/>
-                <w:szCs w:val="24"/>
-              </w:rPr>
-              <w:t xml:space="preserve">  </w:t>
-            </w:r>
-            <w:r>
-              <w:rPr>
-                <w:rFonts w:ascii="Times New Roman" w:hAnsi="Times New Roman"/>
-                <w:color w:val="000000"/>
-                <w:sz w:val="24"/>
-                <w:szCs w:val="24"/>
-              </w:rPr>
-              <w:t xml:space="preserve">Não há vinculação ou dependência desta contratação em relação a outra; </w:t>
-            </w:r>
-          </w:p>
-          <w:p>
-            <w:pPr>
-              <w:spacing w:line="240" w:lineRule="auto"/>
-              <w:jc w:val="both"/>
-              <w:rPr>
-                <w:rFonts w:ascii="Times New Roman" w:hAnsi="Times New Roman"/>
-                <w:color w:val="000000"/>
-                <w:sz w:val="24"/>
-                <w:szCs w:val="24"/>
-              </w:rPr>
-            </w:pPr>
-            <w:r>
-              <w:rPr>
-                <w:rFonts w:ascii="Times New Roman" w:hAnsi="Times New Roman"/>
-                <w:color w:val="000000"/>
-                <w:sz w:val="24"/>
-                <w:szCs w:val="24"/>
-              </w:rPr>
-              <w:t>ou</w:t>
-            </w:r>
-          </w:p>
-          <w:p>
-            <w:pPr>
-              <w:spacing w:line="240" w:lineRule="auto"/>
-              <w:jc w:val="both"/>
-              <w:rPr>
-                <w:rFonts w:ascii="Times New Roman" w:hAnsi="Times New Roman"/>
-                <w:color w:val="000000"/>
-                <w:sz w:val="24"/>
-                <w:szCs w:val="24"/>
-              </w:rPr>
-            </w:pPr>
-            <w:r>
-              <w:rPr>
-                <w:rFonts w:ascii="Times New Roman" w:hAnsi="Times New Roman"/>
-                <w:noProof/>
-              </w:rPr>
-              <w:pict w14:anchorId="5138C606">
-                <v:rect id="Retângulo 11" o:spid="_x0000_s2053" style="position:absolute;left:0;text-align:left;margin-left:.05pt;margin-top:1.45pt;width:19.4pt;height:18.15pt;z-index:251659776;visibility:visible;v-text-anchor:middle" o:gfxdata="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" strokeweight="1pt"/>
-              </w:pict>
-            </w:r>
-            <w:r>
-              <w:rPr>
-                <w:rFonts w:ascii="Times New Roman" w:hAnsi="Times New Roman"/>
-                <w:color w:val="000000"/>
-                <w:sz w:val="24"/>
-                <w:szCs w:val="24"/>
-              </w:rPr>
-              <w:t xml:space="preserve">        </w:t>
-            </w:r>
-            <w:r>
-              <w:rPr>
-                <w:rFonts w:ascii="Times New Roman" w:hAnsi="Times New Roman"/>
-                <w:color w:val="000000"/>
-                <w:sz w:val="24"/>
-                <w:szCs w:val="24"/>
-              </w:rPr>
-              <w:t xml:space="preserve"> </w:t>
-            </w:r>
-            <w:r>
-              <w:rPr>
-                <w:rFonts w:ascii="Times New Roman" w:hAnsi="Times New Roman"/>
-                <w:color w:val="000000"/>
-                <w:sz w:val="24"/>
-                <w:szCs w:val="24"/>
-              </w:rPr>
-              <w:t xml:space="preserve">Há vinculação ou dependência desta contratação em relação </w:t>
-            </w:r>
-            <w:r>
-              <w:rPr>
-                <w:rFonts w:ascii="Times New Roman" w:hAnsi="Times New Roman"/>
-                <w:color w:val="000000"/>
-                <w:sz w:val="24"/>
-                <w:szCs w:val="24"/>
-              </w:rPr>
-              <w:t>à</w:t>
-            </w:r>
-            <w:r>
-              <w:rPr>
-                <w:rFonts w:ascii="Times New Roman" w:hAnsi="Times New Roman"/>
-                <w:color w:val="000000"/>
-                <w:sz w:val="24"/>
-                <w:szCs w:val="24"/>
-              </w:rPr>
-              <w:t xml:space="preserve"> seguinte: </w:t>
-            </w:r>
-          </w:p>
-          <w:p>
-            <w:pPr>
-              <w:spacing w:line="240" w:lineRule="auto"/>
-              <w:jc w:val="both"/>
-              <w:rPr>
-                <w:rFonts w:ascii="Times New Roman" w:hAnsi="Times New Roman"/>
-                <w:b/>
-                <w:bCs/>
-                <w:color w:val="000000"/>
-                <w:sz w:val="24"/>
-                <w:szCs w:val="24"/>
-              </w:rPr>
-            </w:pPr>
-            <w:r>
-              <w:rPr>
-                <w:rFonts w:ascii="Times New Roman" w:hAnsi="Times New Roman"/>
-                <w:b/>
-                <w:bCs/>
-                <w:color w:val="FF0000"/>
-                <w:sz w:val="24"/>
-                <w:szCs w:val="24"/>
-              </w:rPr>
-              <w:t>(especificar)</w:t>
+              <w:jc w:val="left"/>
+              <w:rPr>
+                <w:rFonts w:ascii="Times New Roman" w:hAnsi="Times New Roman"/>
+                <w:b/>
+                <w:bCs/>
+                <w:color w:val="000000"/>
+                <w:sz w:val="24"/>
+                <w:szCs w:val="24"/>
+              </w:rPr>
+            </w:pPr>
+            <w:r>
+              <w:rPr>
+                <w:rFonts w:ascii="Times New Roman" w:hAnsi="Times New Roman"/>
+                <w:b w:val="0"/>
+                <w:i w:val="0"/>
+                <w:color w:val="000000"/>
+                <w:sz w:val="24"/>
+              </w:rPr>
+              <w:t>(  ) Não há vinculação ou dependência desta contratação em relação a outra.</w:t>
+            </w:r>
+          </w:p>
+          <w:p>
+            <w:pPr>
+              <w:spacing w:line="240" w:lineRule="auto"/>
+              <w:jc w:val="left"/>
+              <w:rPr>
+                <w:rFonts w:ascii="Times New Roman" w:hAnsi="Times New Roman"/>
+                <w:b/>
+                <w:bCs/>
+                <w:color w:val="000000"/>
+                <w:sz w:val="24"/>
+                <w:szCs w:val="24"/>
+              </w:rPr>
+            </w:pPr>
+            <w:r>
+              <w:rPr>
+                <w:rFonts w:ascii="Times New Roman" w:hAnsi="Times New Roman"/>
+                <w:b w:val="0"/>
+                <w:i w:val="0"/>
+                <w:color w:val="000000"/>
+                <w:sz w:val="24"/>
+              </w:rPr>
+              <w:t>(  ) Há vinculação ou dependência desta contratação em relação à seguinte: {{VINCULACAO_DEPENDENCIA}}.</w:t>
             </w:r>
           </w:p>
         </w:tc>
@@ -2155,7 +2374,7 @@
     </w:p>
     <w:tbl>
       <w:tblPr>
-        <w:tblW w:w="0" w:type="auto"/>
+        <w:tblW w:w="8494" w:type="dxa"/>
         <w:tblBorders>
           <w:top w:val="single" w:sz="4" w:space="0" w:color="auto"/>
           <w:left w:val="single" w:sz="4" w:space="0" w:color="auto"/>
@@ -2178,31 +2397,26 @@
           <w:p>
             <w:pPr>
               <w:pStyle w:val="PargrafodaLista"/>
-              <w:numPr>
-                <w:ilvl w:val="0"/>
-                <w:numId w:val="17"/>
-              </w:numPr>
-              <w:spacing w:line="240" w:lineRule="auto"/>
-              <w:jc w:val="both"/>
-              <w:rPr>
-                <w:rFonts w:ascii="Times New Roman" w:hAnsi="Times New Roman"/>
-                <w:b/>
-                <w:bCs/>
-                <w:color w:val="000000"/>
-                <w:sz w:val="24"/>
-                <w:szCs w:val="24"/>
-              </w:rPr>
-            </w:pPr>
-            <w:r>
-              <w:rPr>
-                <w:rFonts w:ascii="Times New Roman" w:hAnsi="Times New Roman"/>
-                <w:b/>
-                <w:bCs/>
-                <w:color w:val="000000"/>
-                <w:sz w:val="24"/>
-                <w:szCs w:val="24"/>
-              </w:rPr>
-              <w:t>Prioridade da contratação</w:t>
+              <w:keepNext/>
+              <w:spacing w:line="240" w:lineRule="auto"/>
+              <w:rPr>
+                <w:rFonts w:ascii="Times New Roman" w:hAnsi="Times New Roman"/>
+                <w:b/>
+                <w:bCs/>
+                <w:color w:val="000000"/>
+                <w:sz w:val="24"/>
+                <w:szCs w:val="24"/>
+              </w:rPr>
+            </w:pPr>
+            <w:r>
+              <w:rPr>
+                <w:rFonts w:ascii="Times New Roman" w:hAnsi="Times New Roman"/>
+                <w:b/>
+                <w:i w:val="0"/>
+                <w:color w:val="000000"/>
+                <w:sz w:val="24"/>
+              </w:rPr>
+              <w:t>9. Grau de prioridade da contratação</w:t>
             </w:r>
           </w:p>
         </w:tc>
@@ -2216,22 +2430,49 @@
           <w:p>
             <w:pPr>
               <w:spacing w:line="240" w:lineRule="auto"/>
+              <w:jc w:val="center"/>
+              <w:rPr>
+                <w:rFonts w:ascii="Times New Roman" w:hAnsi="Times New Roman"/>
+                <w:b/>
+                <w:bCs/>
+                <w:color w:val="000000"/>
+                <w:sz w:val="24"/>
+                <w:szCs w:val="24"/>
+              </w:rPr>
+            </w:pPr>
+            <w:r>
+              <w:rPr>
+                <w:rFonts w:ascii="Times New Roman" w:hAnsi="Times New Roman"/>
+                <w:b w:val="0"/>
+                <w:i w:val="0"/>
+                <w:color w:val="000000"/>
+                <w:sz w:val="24"/>
+              </w:rPr>
+              <w:t>(  ) ALTA      (  ) MÉDIA      (  ) BAIXA</w:t>
+            </w:r>
+          </w:p>
+          <w:p>
+            <w:pPr>
+              <w:spacing w:line="240" w:lineRule="auto"/>
               <w:jc w:val="both"/>
               <w:rPr>
                 <w:rFonts w:ascii="Times New Roman" w:hAnsi="Times New Roman"/>
-                <w:color w:val="000000"/>
-                <w:sz w:val="24"/>
-                <w:szCs w:val="24"/>
-              </w:rPr>
-            </w:pPr>
-            <w:r>
-              <w:rPr>
-                <w:rFonts w:ascii="Times New Roman" w:hAnsi="Times New Roman"/>
-                <w:color w:val="000000"/>
-                <w:sz w:val="24"/>
-                <w:szCs w:val="24"/>
-              </w:rPr>
-              <w:t>A contratação possui o seguinte grau de prioridade:</w:t>
+                <w:b/>
+                <w:bCs/>
+                <w:color w:val="000000"/>
+                <w:sz w:val="24"/>
+                <w:szCs w:val="24"/>
+              </w:rPr>
+            </w:pPr>
+            <w:r>
+              <w:rPr>
+                <w:rFonts w:ascii="Times New Roman" w:hAnsi="Times New Roman"/>
+                <w:b w:val="0"/>
+                <w:i w:val="0"/>
+                <w:color w:val="000000"/>
+                <w:sz w:val="24"/>
+              </w:rPr>
+              <w:t>Enquadramento: art. 3º, § 2º, inciso {{INCISO_PRIORIDADE}}, alínea {{ALINEA_PRIORIDADE}} (se houver), da Portaria nº 04/2024.</w:t>
             </w:r>
           </w:p>
           <w:p>
@@ -2240,56 +2481,22 @@
               <w:jc w:val="both"/>
               <w:rPr>
                 <w:rFonts w:ascii="Times New Roman" w:hAnsi="Times New Roman"/>
-                <w:color w:val="000000"/>
-                <w:sz w:val="24"/>
-                <w:szCs w:val="24"/>
-              </w:rPr>
-            </w:pPr>
-            <w:r>
-              <w:rPr>
-                <w:rFonts w:ascii="Times New Roman" w:hAnsi="Times New Roman"/>
-                <w:noProof/>
-              </w:rPr>
-              <w:lastRenderedPageBreak/>
-              <w:pict w14:anchorId="0A11BE82">
-                <v:rect id="Retângulo 1" o:spid="_x0000_s2052" style="position:absolute;left:0;text-align:left;margin-left:.05pt;margin-top:1.45pt;width:19.4pt;height:18.15pt;z-index:251655680;visibility:visible;v-text-anchor:middle" o:gfxdata="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" strokeweight="1pt"/>
-              </w:pict>
-            </w:r>
-            <w:r>
-              <w:rPr>
-                <w:rFonts w:ascii="Times New Roman" w:hAnsi="Times New Roman"/>
-                <w:color w:val="000000"/>
-                <w:sz w:val="24"/>
-                <w:szCs w:val="24"/>
-              </w:rPr>
-              <w:t xml:space="preserve">        </w:t>
-            </w:r>
-            <w:r>
-              <w:rPr>
-                <w:rFonts w:ascii="Times New Roman" w:hAnsi="Times New Roman"/>
-                <w:color w:val="000000"/>
-                <w:sz w:val="24"/>
-                <w:szCs w:val="24"/>
-              </w:rPr>
-              <w:t xml:space="preserve"> </w:t>
-            </w:r>
-            <w:r>
-              <w:rPr>
-                <w:rFonts w:ascii="Times New Roman" w:hAnsi="Times New Roman"/>
-                <w:color w:val="000000"/>
-                <w:sz w:val="24"/>
-                <w:szCs w:val="24"/>
-              </w:rPr>
-              <w:t>Alta</w:t>
-            </w:r>
-            <w:r>
-              <w:rPr>
-                <w:rFonts w:ascii="Times New Roman" w:hAnsi="Times New Roman"/>
-                <w:color w:val="000000"/>
-                <w:sz w:val="24"/>
-                <w:szCs w:val="24"/>
-              </w:rPr>
-              <w:t>;</w:t>
+                <w:b/>
+                <w:bCs/>
+                <w:color w:val="000000"/>
+                <w:sz w:val="24"/>
+                <w:szCs w:val="24"/>
+              </w:rPr>
+            </w:pPr>
+            <w:r>
+              <w:rPr>
+                <w:rFonts w:ascii="Times New Roman" w:hAnsi="Times New Roman"/>
+                <w:b w:val="0"/>
+                <w:i w:val="0"/>
+                <w:color w:val="000000"/>
+                <w:sz w:val="24"/>
+              </w:rPr>
+              <w:t>Justificativa do enquadramento: {{JUSTIFICATIVA_PRIORIDADE}}</w:t>
             </w:r>
           </w:p>
           <w:p>
@@ -2298,161 +2505,32 @@
               <w:jc w:val="both"/>
               <w:rPr>
                 <w:rFonts w:ascii="Times New Roman" w:hAnsi="Times New Roman"/>
-                <w:color w:val="000000"/>
-                <w:sz w:val="24"/>
-                <w:szCs w:val="24"/>
-              </w:rPr>
-            </w:pPr>
-          </w:p>
-          <w:p>
-            <w:pPr>
-              <w:spacing w:line="240" w:lineRule="auto"/>
-              <w:jc w:val="both"/>
-              <w:rPr>
-                <w:rFonts w:ascii="Times New Roman" w:hAnsi="Times New Roman"/>
-                <w:color w:val="000000"/>
-                <w:sz w:val="24"/>
-                <w:szCs w:val="24"/>
-              </w:rPr>
-            </w:pPr>
-            <w:r>
-              <w:rPr>
-                <w:rFonts w:ascii="Times New Roman" w:hAnsi="Times New Roman"/>
-                <w:noProof/>
-              </w:rPr>
-              <w:pict w14:anchorId="65C62B09">
-                <v:rect id="Retângulo 2" o:spid="_x0000_s2051" style="position:absolute;left:0;text-align:left;margin-left:-.5pt;margin-top:.65pt;width:19.4pt;height:18.15pt;z-index:251656704;visibility:visible;v-text-anchor:middle" o:gfxdata="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" strokeweight="1pt"/>
-              </w:pict>
-            </w:r>
-            <w:r>
-              <w:rPr>
-                <w:rFonts w:ascii="Times New Roman" w:hAnsi="Times New Roman"/>
-                <w:color w:val="000000"/>
-                <w:sz w:val="24"/>
-                <w:szCs w:val="24"/>
-              </w:rPr>
-              <w:t xml:space="preserve">        </w:t>
-            </w:r>
-            <w:r>
-              <w:rPr>
-                <w:rFonts w:ascii="Times New Roman" w:hAnsi="Times New Roman"/>
-                <w:color w:val="000000"/>
-                <w:sz w:val="24"/>
-                <w:szCs w:val="24"/>
-              </w:rPr>
-              <w:t xml:space="preserve"> </w:t>
-            </w:r>
-            <w:r>
-              <w:rPr>
-                <w:rFonts w:ascii="Times New Roman" w:hAnsi="Times New Roman"/>
-                <w:color w:val="000000"/>
-                <w:sz w:val="24"/>
-                <w:szCs w:val="24"/>
-              </w:rPr>
-              <w:t>Média</w:t>
-            </w:r>
-            <w:r>
-              <w:rPr>
-                <w:rFonts w:ascii="Times New Roman" w:hAnsi="Times New Roman"/>
-                <w:color w:val="000000"/>
-                <w:sz w:val="24"/>
-                <w:szCs w:val="24"/>
-              </w:rPr>
-              <w:t>; ou</w:t>
-            </w:r>
-          </w:p>
-          <w:p>
-            <w:pPr>
-              <w:spacing w:line="240" w:lineRule="auto"/>
-              <w:jc w:val="both"/>
-              <w:rPr>
-                <w:rFonts w:ascii="Times New Roman" w:hAnsi="Times New Roman"/>
-                <w:color w:val="000000"/>
-                <w:sz w:val="24"/>
-                <w:szCs w:val="24"/>
-              </w:rPr>
-            </w:pPr>
-          </w:p>
-          <w:p>
-            <w:pPr>
-              <w:spacing w:line="240" w:lineRule="auto"/>
-              <w:jc w:val="both"/>
-              <w:rPr>
-                <w:rFonts w:ascii="Times New Roman" w:hAnsi="Times New Roman"/>
-                <w:color w:val="000000"/>
-                <w:sz w:val="24"/>
-                <w:szCs w:val="24"/>
-              </w:rPr>
-            </w:pPr>
-            <w:r>
-              <w:rPr>
-                <w:rFonts w:ascii="Times New Roman" w:hAnsi="Times New Roman"/>
-                <w:noProof/>
-              </w:rPr>
-              <w:pict w14:anchorId="7E6DDFBE">
-                <v:rect id="Retângulo 3" o:spid="_x0000_s2050" style="position:absolute;left:0;text-align:left;margin-left:-.5pt;margin-top:.4pt;width:19.4pt;height:18.15pt;z-index:251657728;visibility:visible;v-text-anchor:middle" o:gfxdata="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" strokeweight="1pt"/>
-              </w:pict>
-            </w:r>
-            <w:r>
-              <w:rPr>
-                <w:rFonts w:ascii="Times New Roman" w:hAnsi="Times New Roman"/>
-                <w:color w:val="000000"/>
-                <w:sz w:val="24"/>
-                <w:szCs w:val="24"/>
-              </w:rPr>
-              <w:t xml:space="preserve">        </w:t>
-            </w:r>
-            <w:r>
-              <w:rPr>
-                <w:rFonts w:ascii="Times New Roman" w:hAnsi="Times New Roman"/>
-                <w:color w:val="000000"/>
-                <w:sz w:val="24"/>
-                <w:szCs w:val="24"/>
-              </w:rPr>
-              <w:t xml:space="preserve"> </w:t>
-            </w:r>
-            <w:r>
-              <w:rPr>
-                <w:rFonts w:ascii="Times New Roman" w:hAnsi="Times New Roman"/>
-                <w:color w:val="000000"/>
-                <w:sz w:val="24"/>
-                <w:szCs w:val="24"/>
-              </w:rPr>
-              <w:t>Baixa</w:t>
-            </w:r>
-            <w:r>
-              <w:rPr>
-                <w:rFonts w:ascii="Times New Roman" w:hAnsi="Times New Roman"/>
-                <w:color w:val="000000"/>
-                <w:sz w:val="24"/>
-                <w:szCs w:val="24"/>
-              </w:rPr>
-              <w:t>.</w:t>
-            </w:r>
-          </w:p>
-          <w:p>
-            <w:pPr>
-              <w:spacing w:line="240" w:lineRule="auto"/>
-              <w:jc w:val="both"/>
-              <w:rPr>
-                <w:rFonts w:ascii="Times New Roman" w:hAnsi="Times New Roman"/>
-                <w:b/>
-                <w:bCs/>
-                <w:color w:val="000000"/>
-                <w:sz w:val="24"/>
-                <w:szCs w:val="24"/>
-              </w:rPr>
-            </w:pPr>
-            <w:r>
-              <w:rPr>
-                <w:rFonts w:ascii="Times New Roman" w:hAnsi="Times New Roman"/>
-                <w:b/>
-                <w:bCs/>
+                <w:b/>
+                <w:bCs/>
+                <w:color w:val="000000"/>
+                <w:sz w:val="24"/>
+                <w:szCs w:val="24"/>
+              </w:rPr>
+            </w:pPr>
+            <w:r>
+              <w:rPr>
+                <w:rFonts w:ascii="Times New Roman" w:hAnsi="Times New Roman"/>
+                <w:b/>
+                <w:i w:val="0"/>
                 <w:color w:val="FF0000"/>
                 <w:sz w:val="24"/>
-                <w:szCs w:val="24"/>
-              </w:rPr>
-              <w:t xml:space="preserve"> </w:t>
+              </w:rPr>
+              <w:t xml:space="preserve">Orientação (excluir antes da assinatura): </w:t>
+            </w:r>
+            <w:r>
+              <w:rPr>
+                <w:rFonts w:ascii="Times New Roman" w:hAnsi="Times New Roman"/>
+                <w:b w:val="0"/>
+                <w:i/>
+                <w:color w:val="FF0000"/>
+                <w:sz w:val="24"/>
+              </w:rPr>
+              <w:t>ALTA (inciso I): a) renovação ou prorrogação de serviço continuado em execução; b) material de consumo ou serviço cuja falta possa comprometer o funcionamento da Câmara; c) atendimento de prazo legal, decisão judicial ou determinação de órgão de controle; d) contratação acessória ou vinculada a outra de prioridade alta; e) assim classificada pelo Presidente. MÉDIA (inciso II, sem alíneas): serviço sem contratação vigente; material de consumo não compreendido no inciso I; bem permanente para substituir bem danificado ou deteriorado; acessória ou vinculada a contratação de prioridade média. BAIXA (inciso III): bem permanente que não substitua outro existente; obras e serviços não incluídos nos incisos I e II. Não marcar prioridade sem enquadramento.</w:t>
             </w:r>
           </w:p>
         </w:tc>
@@ -2460,7 +2538,6 @@
     </w:tbl>
     <w:p>
       <w:pPr>
-        <w:shd w:val="clear" w:color="auto" w:fill="FFFFFF"/>
         <w:spacing w:line="240" w:lineRule="auto"/>
         <w:jc w:val="both"/>
         <w:rPr>
@@ -2473,7 +2550,7 @@
     </w:p>
     <w:tbl>
       <w:tblPr>
-        <w:tblW w:w="0" w:type="auto"/>
+        <w:tblW w:w="8494" w:type="dxa"/>
         <w:tblBorders>
           <w:top w:val="single" w:sz="4" w:space="0" w:color="auto"/>
           <w:left w:val="single" w:sz="4" w:space="0" w:color="auto"/>
@@ -2496,426 +2573,182 @@
           <w:p>
             <w:pPr>
               <w:pStyle w:val="PargrafodaLista"/>
-              <w:numPr>
-                <w:ilvl w:val="0"/>
-                <w:numId w:val="17"/>
-              </w:numPr>
-              <w:shd w:val="clear" w:color="auto" w:fill="FFFFFF"/>
-              <w:spacing w:line="240" w:lineRule="auto"/>
-              <w:rPr>
-                <w:rFonts w:ascii="Times New Roman" w:hAnsi="Times New Roman"/>
-                <w:b/>
-                <w:bCs/>
-                <w:color w:val="000000"/>
-                <w:sz w:val="24"/>
-                <w:szCs w:val="24"/>
-              </w:rPr>
-            </w:pPr>
-            <w:r>
-              <w:rPr>
-                <w:rFonts w:ascii="Times New Roman" w:hAnsi="Times New Roman"/>
-                <w:b/>
-                <w:bCs/>
-                <w:color w:val="000000"/>
-                <w:sz w:val="24"/>
-                <w:szCs w:val="24"/>
-              </w:rPr>
-              <w:t>Autorização</w:t>
+              <w:keepNext/>
+              <w:spacing w:line="240" w:lineRule="auto"/>
+              <w:rPr>
+                <w:rFonts w:ascii="Times New Roman" w:hAnsi="Times New Roman"/>
+                <w:b/>
+                <w:bCs/>
+                <w:color w:val="000000"/>
+                <w:sz w:val="24"/>
+                <w:szCs w:val="24"/>
+              </w:rPr>
+            </w:pPr>
+            <w:r>
+              <w:rPr>
+                <w:rFonts w:ascii="Times New Roman" w:hAnsi="Times New Roman"/>
+                <w:b/>
+                <w:i w:val="0"/>
+                <w:color w:val="000000"/>
+                <w:sz w:val="24"/>
+              </w:rPr>
+              <w:t>10. Submissão da demanda</w:t>
             </w:r>
           </w:p>
         </w:tc>
       </w:tr>
       <w:tr>
+        <w:trPr>
+          <w:cantSplit/>
+        </w:trPr>
         <w:tc>
           <w:tcPr>
             <w:tcW w:w="8494" w:type="dxa"/>
-            <w:shd w:val="clear" w:color="auto" w:fill="FFFFFF"/>
-          </w:tcPr>
-          <w:p>
-            <w:pPr>
+            <w:shd w:val="clear" w:color="auto" w:fill="auto"/>
+          </w:tcPr>
+          <w:p>
+            <w:pPr>
+              <w:keepNext/>
               <w:spacing w:line="240" w:lineRule="auto"/>
               <w:jc w:val="both"/>
               <w:rPr>
                 <w:rFonts w:ascii="Times New Roman" w:hAnsi="Times New Roman"/>
-                <w:color w:val="000000"/>
-                <w:sz w:val="24"/>
-                <w:szCs w:val="24"/>
-              </w:rPr>
-            </w:pPr>
-          </w:p>
-          <w:p>
-            <w:pPr>
-              <w:spacing w:line="240" w:lineRule="auto"/>
-              <w:jc w:val="both"/>
-              <w:rPr>
-                <w:rFonts w:ascii="Times New Roman" w:hAnsi="Times New Roman"/>
-                <w:color w:val="000000"/>
-                <w:sz w:val="24"/>
-                <w:szCs w:val="24"/>
-              </w:rPr>
-            </w:pPr>
-            <w:r>
-              <w:rPr>
-                <w:rFonts w:ascii="Times New Roman" w:hAnsi="Times New Roman"/>
-                <w:color w:val="000000"/>
-                <w:sz w:val="24"/>
-                <w:szCs w:val="24"/>
-              </w:rPr>
-              <w:t xml:space="preserve">Submeto para análise e deliberação </w:t>
-            </w:r>
-            <w:r>
-              <w:rPr>
-                <w:rFonts w:ascii="Times New Roman" w:hAnsi="Times New Roman"/>
-                <w:color w:val="000000"/>
-                <w:sz w:val="24"/>
-                <w:szCs w:val="24"/>
-              </w:rPr>
-              <w:t xml:space="preserve">a inclusão da </w:t>
-            </w:r>
-            <w:r>
-              <w:rPr>
-                <w:rFonts w:ascii="Times New Roman" w:hAnsi="Times New Roman"/>
-                <w:color w:val="000000"/>
-                <w:sz w:val="24"/>
-                <w:szCs w:val="24"/>
-              </w:rPr>
-              <w:t xml:space="preserve">demanda </w:t>
-            </w:r>
-            <w:r>
-              <w:rPr>
-                <w:rFonts w:ascii="Times New Roman" w:hAnsi="Times New Roman"/>
-                <w:color w:val="000000"/>
-                <w:sz w:val="24"/>
-                <w:szCs w:val="24"/>
-              </w:rPr>
-              <w:t xml:space="preserve">no </w:t>
-            </w:r>
-            <w:r>
-              <w:rPr>
-                <w:rFonts w:ascii="Times New Roman" w:hAnsi="Times New Roman"/>
-                <w:color w:val="000000"/>
-                <w:sz w:val="24"/>
-                <w:szCs w:val="24"/>
-              </w:rPr>
-              <w:t>p</w:t>
-            </w:r>
-            <w:r>
-              <w:rPr>
-                <w:rFonts w:ascii="Times New Roman" w:hAnsi="Times New Roman"/>
-                <w:color w:val="000000"/>
-                <w:sz w:val="24"/>
-                <w:szCs w:val="24"/>
-              </w:rPr>
-              <w:t xml:space="preserve">lano de </w:t>
-            </w:r>
-            <w:r>
-              <w:rPr>
-                <w:rFonts w:ascii="Times New Roman" w:hAnsi="Times New Roman"/>
-                <w:color w:val="000000"/>
-                <w:sz w:val="24"/>
-                <w:szCs w:val="24"/>
-              </w:rPr>
-              <w:t>c</w:t>
-            </w:r>
-            <w:r>
-              <w:rPr>
-                <w:rFonts w:ascii="Times New Roman" w:hAnsi="Times New Roman"/>
-                <w:color w:val="000000"/>
-                <w:sz w:val="24"/>
-                <w:szCs w:val="24"/>
-              </w:rPr>
-              <w:t xml:space="preserve">ontratações </w:t>
-            </w:r>
-            <w:r>
-              <w:rPr>
-                <w:rFonts w:ascii="Times New Roman" w:hAnsi="Times New Roman"/>
-                <w:color w:val="000000"/>
-                <w:sz w:val="24"/>
-                <w:szCs w:val="24"/>
-              </w:rPr>
-              <w:t>a</w:t>
-            </w:r>
-            <w:r>
-              <w:rPr>
-                <w:rFonts w:ascii="Times New Roman" w:hAnsi="Times New Roman"/>
-                <w:color w:val="000000"/>
-                <w:sz w:val="24"/>
-                <w:szCs w:val="24"/>
-              </w:rPr>
-              <w:t xml:space="preserve">nual </w:t>
-            </w:r>
-            <w:r>
-              <w:rPr>
-                <w:rFonts w:ascii="Times New Roman" w:hAnsi="Times New Roman"/>
-                <w:color w:val="000000"/>
-                <w:sz w:val="24"/>
-                <w:szCs w:val="24"/>
-              </w:rPr>
-              <w:t xml:space="preserve">(PCA) </w:t>
-            </w:r>
-            <w:r>
-              <w:rPr>
-                <w:rFonts w:ascii="Times New Roman" w:hAnsi="Times New Roman"/>
-                <w:color w:val="000000"/>
-                <w:sz w:val="24"/>
-                <w:szCs w:val="24"/>
-              </w:rPr>
-              <w:t>do ano de _______.</w:t>
-            </w:r>
-          </w:p>
-          <w:p>
-            <w:pPr>
-              <w:spacing w:line="240" w:lineRule="auto"/>
-              <w:jc w:val="both"/>
-              <w:rPr>
-                <w:rFonts w:ascii="Times New Roman" w:hAnsi="Times New Roman"/>
-                <w:color w:val="000000"/>
-                <w:sz w:val="24"/>
-                <w:szCs w:val="24"/>
-              </w:rPr>
-            </w:pPr>
-          </w:p>
-          <w:p>
-            <w:pPr>
-              <w:spacing w:line="240" w:lineRule="auto"/>
-              <w:jc w:val="both"/>
-              <w:rPr>
-                <w:rFonts w:ascii="Times New Roman" w:hAnsi="Times New Roman"/>
-                <w:color w:val="000000"/>
-                <w:sz w:val="24"/>
-                <w:szCs w:val="24"/>
-              </w:rPr>
-            </w:pPr>
-            <w:r>
-              <w:rPr>
-                <w:rFonts w:ascii="Times New Roman" w:hAnsi="Times New Roman"/>
-                <w:color w:val="000000"/>
-                <w:sz w:val="24"/>
-                <w:szCs w:val="24"/>
-              </w:rPr>
-              <w:t>____/____/_____</w:t>
-            </w:r>
-          </w:p>
-          <w:p>
-            <w:pPr>
+                <w:b/>
+                <w:bCs/>
+                <w:color w:val="000000"/>
+                <w:sz w:val="24"/>
+                <w:szCs w:val="24"/>
+              </w:rPr>
+            </w:pPr>
+            <w:r>
+              <w:rPr>
+                <w:rFonts w:ascii="Times New Roman" w:hAnsi="Times New Roman"/>
+                <w:b w:val="0"/>
+                <w:i w:val="0"/>
+                <w:color w:val="000000"/>
+                <w:sz w:val="24"/>
+              </w:rPr>
+              <w:t>Submeto a presente demanda para análise e eventual inclusão no Plano de Contratações Anual de {{ANO_PCA}}.</w:t>
+            </w:r>
+          </w:p>
+          <w:p>
+            <w:pPr>
+              <w:keepNext/>
               <w:spacing w:line="240" w:lineRule="auto"/>
               <w:jc w:val="center"/>
               <w:rPr>
                 <w:rFonts w:ascii="Times New Roman" w:hAnsi="Times New Roman"/>
-                <w:color w:val="000000"/>
-                <w:sz w:val="24"/>
-                <w:szCs w:val="24"/>
-              </w:rPr>
-            </w:pPr>
-            <w:r>
-              <w:rPr>
-                <w:rFonts w:ascii="Times New Roman" w:hAnsi="Times New Roman"/>
-                <w:color w:val="000000"/>
-                <w:sz w:val="24"/>
-                <w:szCs w:val="24"/>
+                <w:b/>
+                <w:bCs/>
+                <w:color w:val="000000"/>
+                <w:sz w:val="24"/>
+                <w:szCs w:val="24"/>
+              </w:rPr>
+            </w:pPr>
+            <w:r>
+              <w:rPr>
+                <w:rFonts w:ascii="Times New Roman" w:hAnsi="Times New Roman"/>
+                <w:b w:val="0"/>
+                <w:i w:val="0"/>
+                <w:color w:val="000000"/>
+                <w:sz w:val="24"/>
+              </w:rPr>
+              <w:t xml:space="preserve">Itanhandu, </w:t>
+            </w:r>
+            <w:r>
+              <w:rPr>
+                <w:rFonts w:ascii="Times New Roman" w:hAnsi="Times New Roman"/>
+                <w:b w:val="0"/>
+                <w:i w:val="0"/>
+                <w:color w:val="000000"/>
+                <w:sz w:val="24"/>
+              </w:rPr>
+              <w:t>{{DATA_SUBMISSAO}}</w:t>
+            </w:r>
+            <w:r>
+              <w:rPr>
+                <w:rFonts w:ascii="Times New Roman" w:hAnsi="Times New Roman"/>
+                <w:b w:val="0"/>
+                <w:i w:val="0"/>
+                <w:color w:val="000000"/>
+                <w:sz w:val="24"/>
+              </w:rPr>
+              <w:t>.</w:t>
+            </w:r>
+          </w:p>
+          <w:p>
+            <w:pPr>
+              <w:keepNext/>
+              <w:spacing w:line="240" w:lineRule="auto"/>
+              <w:jc w:val="center"/>
+              <w:rPr>
+                <w:rFonts w:ascii="Times New Roman" w:hAnsi="Times New Roman"/>
+                <w:b/>
+                <w:bCs/>
+                <w:color w:val="000000"/>
+                <w:sz w:val="24"/>
+                <w:szCs w:val="24"/>
+              </w:rPr>
+            </w:pPr>
+            <w:r>
+              <w:rPr>
+                <w:rFonts w:ascii="Times New Roman" w:hAnsi="Times New Roman"/>
+                <w:b w:val="0"/>
+                <w:i w:val="0"/>
+                <w:color w:val="000000"/>
+                <w:sz w:val="24"/>
+              </w:rPr>
+            </w:r>
+          </w:p>
+          <w:p>
+            <w:pPr>
+              <w:keepNext/>
+              <w:spacing w:line="240" w:lineRule="auto"/>
+              <w:jc w:val="center"/>
+              <w:rPr>
+                <w:rFonts w:ascii="Times New Roman" w:hAnsi="Times New Roman"/>
+                <w:b/>
+                <w:bCs/>
+                <w:color w:val="000000"/>
+                <w:sz w:val="24"/>
+                <w:szCs w:val="24"/>
+              </w:rPr>
+            </w:pPr>
+            <w:r>
+              <w:rPr>
+                <w:rFonts w:ascii="Times New Roman" w:hAnsi="Times New Roman"/>
+                <w:b w:val="0"/>
+                <w:i w:val="0"/>
+                <w:color w:val="000000"/>
+                <w:sz w:val="24"/>
               </w:rPr>
               <w:t>___________________________________________</w:t>
             </w:r>
           </w:p>
           <w:p>
             <w:pPr>
+              <w:keepNext/>
               <w:spacing w:line="240" w:lineRule="auto"/>
               <w:jc w:val="center"/>
               <w:rPr>
                 <w:rFonts w:ascii="Times New Roman" w:hAnsi="Times New Roman"/>
-                <w:color w:val="000000"/>
-                <w:sz w:val="24"/>
-                <w:szCs w:val="24"/>
-              </w:rPr>
-            </w:pPr>
-            <w:r>
-              <w:rPr>
-                <w:rFonts w:ascii="Times New Roman" w:hAnsi="Times New Roman"/>
-                <w:color w:val="000000"/>
-                <w:sz w:val="24"/>
-                <w:szCs w:val="24"/>
-              </w:rPr>
-              <w:t>(Chefe ou Diretor da área requisitante)</w:t>
-            </w:r>
-          </w:p>
-          <w:p>
-            <w:pPr>
-              <w:spacing w:line="240" w:lineRule="auto"/>
-              <w:jc w:val="both"/>
-              <w:rPr>
-                <w:rFonts w:ascii="Times New Roman" w:hAnsi="Times New Roman"/>
-                <w:color w:val="000000"/>
-                <w:sz w:val="24"/>
-                <w:szCs w:val="24"/>
-              </w:rPr>
-            </w:pPr>
-          </w:p>
-          <w:p>
-            <w:pPr>
-              <w:spacing w:line="240" w:lineRule="auto"/>
-              <w:jc w:val="both"/>
-              <w:rPr>
-                <w:rFonts w:ascii="Times New Roman" w:hAnsi="Times New Roman"/>
-                <w:color w:val="000000"/>
-                <w:sz w:val="24"/>
-                <w:szCs w:val="24"/>
-              </w:rPr>
-            </w:pPr>
-            <w:r>
-              <w:rPr>
-                <w:rFonts w:ascii="Times New Roman" w:hAnsi="Times New Roman"/>
-                <w:color w:val="000000"/>
-                <w:sz w:val="24"/>
-                <w:szCs w:val="24"/>
-              </w:rPr>
-              <w:t xml:space="preserve">Considerando a pertinência da demanda, </w:t>
-            </w:r>
-            <w:r>
-              <w:rPr>
-                <w:rFonts w:ascii="Times New Roman" w:hAnsi="Times New Roman"/>
-                <w:b/>
-                <w:bCs/>
-                <w:color w:val="000000"/>
-                <w:sz w:val="24"/>
-                <w:szCs w:val="24"/>
-              </w:rPr>
-              <w:t>AUTORIZO</w:t>
-            </w:r>
-            <w:r>
-              <w:rPr>
-                <w:rFonts w:ascii="Times New Roman" w:hAnsi="Times New Roman"/>
-                <w:color w:val="000000"/>
-                <w:sz w:val="24"/>
-                <w:szCs w:val="24"/>
-              </w:rPr>
-              <w:t xml:space="preserve"> a </w:t>
-            </w:r>
-            <w:r>
-              <w:rPr>
-                <w:rFonts w:ascii="Times New Roman" w:hAnsi="Times New Roman"/>
-                <w:color w:val="000000"/>
-                <w:sz w:val="24"/>
-                <w:szCs w:val="24"/>
-              </w:rPr>
-              <w:t xml:space="preserve">inclusão da demanda no </w:t>
-            </w:r>
-            <w:r>
-              <w:rPr>
-                <w:rFonts w:ascii="Times New Roman" w:hAnsi="Times New Roman"/>
-                <w:color w:val="000000"/>
-                <w:sz w:val="24"/>
-                <w:szCs w:val="24"/>
-              </w:rPr>
-              <w:t>p</w:t>
-            </w:r>
-            <w:r>
-              <w:rPr>
-                <w:rFonts w:ascii="Times New Roman" w:hAnsi="Times New Roman"/>
-                <w:color w:val="000000"/>
-                <w:sz w:val="24"/>
-                <w:szCs w:val="24"/>
-              </w:rPr>
-              <w:t xml:space="preserve">lano de </w:t>
-            </w:r>
-            <w:r>
-              <w:rPr>
-                <w:rFonts w:ascii="Times New Roman" w:hAnsi="Times New Roman"/>
-                <w:color w:val="000000"/>
-                <w:sz w:val="24"/>
-                <w:szCs w:val="24"/>
-              </w:rPr>
-              <w:t>c</w:t>
-            </w:r>
-            <w:r>
-              <w:rPr>
-                <w:rFonts w:ascii="Times New Roman" w:hAnsi="Times New Roman"/>
-                <w:color w:val="000000"/>
-                <w:sz w:val="24"/>
-                <w:szCs w:val="24"/>
-              </w:rPr>
-              <w:t xml:space="preserve">ontratações </w:t>
-            </w:r>
-            <w:r>
-              <w:rPr>
-                <w:rFonts w:ascii="Times New Roman" w:hAnsi="Times New Roman"/>
-                <w:color w:val="000000"/>
-                <w:sz w:val="24"/>
-                <w:szCs w:val="24"/>
-              </w:rPr>
-              <w:t>a</w:t>
-            </w:r>
-            <w:r>
-              <w:rPr>
-                <w:rFonts w:ascii="Times New Roman" w:hAnsi="Times New Roman"/>
-                <w:color w:val="000000"/>
-                <w:sz w:val="24"/>
-                <w:szCs w:val="24"/>
-              </w:rPr>
-              <w:t xml:space="preserve">nual </w:t>
-            </w:r>
-            <w:r>
-              <w:rPr>
-                <w:rFonts w:ascii="Times New Roman" w:hAnsi="Times New Roman"/>
-                <w:color w:val="000000"/>
-                <w:sz w:val="24"/>
-                <w:szCs w:val="24"/>
-              </w:rPr>
-              <w:t xml:space="preserve">(PCA) </w:t>
-            </w:r>
-            <w:r>
-              <w:rPr>
-                <w:rFonts w:ascii="Times New Roman" w:hAnsi="Times New Roman"/>
-                <w:color w:val="000000"/>
-                <w:sz w:val="24"/>
-                <w:szCs w:val="24"/>
-              </w:rPr>
-              <w:t>do ano de _______.</w:t>
-            </w:r>
-          </w:p>
-          <w:p>
-            <w:pPr>
-              <w:spacing w:line="240" w:lineRule="auto"/>
-              <w:jc w:val="both"/>
-              <w:rPr>
-                <w:rFonts w:ascii="Times New Roman" w:hAnsi="Times New Roman"/>
-                <w:color w:val="000000"/>
-                <w:sz w:val="24"/>
-                <w:szCs w:val="24"/>
-              </w:rPr>
-            </w:pPr>
-          </w:p>
-          <w:p>
-            <w:pPr>
-              <w:spacing w:line="240" w:lineRule="auto"/>
-              <w:jc w:val="both"/>
-              <w:rPr>
-                <w:rFonts w:ascii="Times New Roman" w:hAnsi="Times New Roman"/>
-                <w:color w:val="000000"/>
-                <w:sz w:val="24"/>
-                <w:szCs w:val="24"/>
-              </w:rPr>
-            </w:pPr>
-            <w:r>
-              <w:rPr>
-                <w:rFonts w:ascii="Times New Roman" w:hAnsi="Times New Roman"/>
-                <w:color w:val="000000"/>
-                <w:sz w:val="24"/>
-                <w:szCs w:val="24"/>
-              </w:rPr>
-              <w:t>____/____/_____</w:t>
-            </w:r>
-          </w:p>
-          <w:p>
-            <w:pPr>
-              <w:spacing w:line="240" w:lineRule="auto"/>
-              <w:jc w:val="both"/>
-              <w:rPr>
-                <w:rFonts w:ascii="Times New Roman" w:hAnsi="Times New Roman"/>
-                <w:color w:val="000000"/>
-                <w:sz w:val="24"/>
-                <w:szCs w:val="24"/>
-              </w:rPr>
-            </w:pPr>
+                <w:b/>
+                <w:bCs/>
+                <w:color w:val="000000"/>
+                <w:sz w:val="24"/>
+                <w:szCs w:val="24"/>
+              </w:rPr>
+            </w:pPr>
+            <w:r>
+              <w:rPr>
+                <w:rFonts w:ascii="Times New Roman" w:hAnsi="Times New Roman"/>
+                <w:b w:val="0"/>
+                <w:i w:val="0"/>
+                <w:color w:val="000000"/>
+                <w:sz w:val="24"/>
+              </w:rPr>
+              <w:t>{{CHEFIA_REQUISITANTE}}</w:t>
+            </w:r>
           </w:p>
           <w:p>
             <w:pPr>
@@ -2923,40 +2756,22 @@
               <w:jc w:val="center"/>
               <w:rPr>
                 <w:rFonts w:ascii="Times New Roman" w:hAnsi="Times New Roman"/>
-                <w:color w:val="000000"/>
-                <w:sz w:val="24"/>
-                <w:szCs w:val="24"/>
-              </w:rPr>
-            </w:pPr>
-            <w:r>
-              <w:rPr>
-                <w:rFonts w:ascii="Times New Roman" w:hAnsi="Times New Roman"/>
-                <w:color w:val="000000"/>
-                <w:sz w:val="24"/>
-                <w:szCs w:val="24"/>
-              </w:rPr>
-              <w:t>___________________________________________</w:t>
-            </w:r>
-          </w:p>
-          <w:p>
-            <w:pPr>
-              <w:spacing w:line="240" w:lineRule="auto"/>
-              <w:jc w:val="center"/>
-              <w:rPr>
-                <w:rFonts w:ascii="Times New Roman" w:hAnsi="Times New Roman"/>
-                <w:color w:val="000000"/>
-                <w:sz w:val="24"/>
-                <w:szCs w:val="24"/>
-              </w:rPr>
-            </w:pPr>
-            <w:r>
-              <w:rPr>
-                <w:rFonts w:ascii="Times New Roman" w:hAnsi="Times New Roman"/>
-                <w:color w:val="000000"/>
-                <w:sz w:val="24"/>
-                <w:szCs w:val="24"/>
-              </w:rPr>
-              <w:t>Presidente da Câmara Municipal</w:t>
+                <w:b/>
+                <w:bCs/>
+                <w:color w:val="000000"/>
+                <w:sz w:val="24"/>
+                <w:szCs w:val="24"/>
+              </w:rPr>
+            </w:pPr>
+            <w:r>
+              <w:rPr>
+                <w:rFonts w:ascii="Times New Roman" w:hAnsi="Times New Roman"/>
+                <w:b w:val="0"/>
+                <w:i w:val="0"/>
+                <w:color w:val="000000"/>
+                <w:sz w:val="24"/>
+              </w:rPr>
+              <w:t>Chefe ou Diretor da área requisitante</w:t>
             </w:r>
           </w:p>
         </w:tc>
@@ -2964,14 +2779,19 @@
     </w:tbl>
     <w:p>
       <w:pPr>
+        <w:spacing w:line="240" w:lineRule="auto"/>
+        <w:jc w:val="both"/>
         <w:rPr>
           <w:rFonts w:ascii="Times New Roman" w:hAnsi="Times New Roman"/>
+          <w:color w:val="000000"/>
+          <w:sz w:val="24"/>
+          <w:szCs w:val="24"/>
         </w:rPr>
       </w:pPr>
     </w:p>
     <w:tbl>
       <w:tblPr>
-        <w:tblW w:w="0" w:type="auto"/>
+        <w:tblW w:w="8494" w:type="dxa"/>
         <w:tblBorders>
           <w:top w:val="single" w:sz="4" w:space="0" w:color="auto"/>
           <w:left w:val="single" w:sz="4" w:space="0" w:color="auto"/>
@@ -2994,36 +2814,34 @@
           <w:p>
             <w:pPr>
               <w:pStyle w:val="PargrafodaLista"/>
-              <w:numPr>
-                <w:ilvl w:val="0"/>
-                <w:numId w:val="17"/>
-              </w:numPr>
-              <w:spacing w:line="240" w:lineRule="auto"/>
-              <w:jc w:val="both"/>
-              <w:rPr>
-                <w:rFonts w:ascii="Times New Roman" w:hAnsi="Times New Roman"/>
-                <w:b/>
-                <w:bCs/>
-                <w:color w:val="000000"/>
-                <w:sz w:val="24"/>
-                <w:szCs w:val="24"/>
-              </w:rPr>
-            </w:pPr>
-            <w:r>
-              <w:rPr>
-                <w:rFonts w:ascii="Times New Roman" w:hAnsi="Times New Roman"/>
-                <w:b/>
-                <w:bCs/>
-                <w:color w:val="000000"/>
-                <w:sz w:val="24"/>
-                <w:szCs w:val="24"/>
-              </w:rPr>
-              <w:t>Registro da demanda no PCA</w:t>
+              <w:keepNext/>
+              <w:spacing w:line="240" w:lineRule="auto"/>
+              <w:rPr>
+                <w:rFonts w:ascii="Times New Roman" w:hAnsi="Times New Roman"/>
+                <w:b/>
+                <w:bCs/>
+                <w:color w:val="000000"/>
+                <w:sz w:val="24"/>
+                <w:szCs w:val="24"/>
+              </w:rPr>
+            </w:pPr>
+            <w:r>
+              <w:rPr>
+                <w:rFonts w:ascii="Times New Roman" w:hAnsi="Times New Roman"/>
+                <w:b/>
+                <w:i w:val="0"/>
+                <w:color w:val="000000"/>
+                <w:sz w:val="24"/>
+              </w:rPr>
+              <w:t>11. Análise para consolidação do PCA</w:t>
             </w:r>
           </w:p>
         </w:tc>
       </w:tr>
       <w:tr>
+        <w:trPr>
+          <w:cantSplit/>
+        </w:trPr>
         <w:tc>
           <w:tcPr>
             <w:tcW w:w="8494" w:type="dxa"/>
@@ -3032,98 +2850,275 @@
           <w:p>
             <w:pPr>
               <w:spacing w:line="240" w:lineRule="auto"/>
+              <w:jc w:val="left"/>
+              <w:rPr>
+                <w:rFonts w:ascii="Times New Roman" w:hAnsi="Times New Roman"/>
+                <w:b/>
+                <w:bCs/>
+                <w:color w:val="000000"/>
+                <w:sz w:val="24"/>
+                <w:szCs w:val="24"/>
+              </w:rPr>
+            </w:pPr>
+            <w:r>
+              <w:rPr>
+                <w:rFonts w:ascii="Times New Roman" w:hAnsi="Times New Roman"/>
+                <w:b w:val="0"/>
+                <w:i w:val="0"/>
+                <w:color w:val="000000"/>
+                <w:sz w:val="24"/>
+              </w:rPr>
+              <w:t>(  ) Demanda incorporada à proposta do PCA sob o nº {{NUMERO_DEMANDA_PCA}}.</w:t>
+            </w:r>
+          </w:p>
+          <w:p>
+            <w:pPr>
+              <w:spacing w:line="240" w:lineRule="auto"/>
+              <w:jc w:val="left"/>
+              <w:rPr>
+                <w:rFonts w:ascii="Times New Roman" w:hAnsi="Times New Roman"/>
+                <w:b/>
+                <w:bCs/>
+                <w:color w:val="000000"/>
+                <w:sz w:val="24"/>
+                <w:szCs w:val="24"/>
+              </w:rPr>
+            </w:pPr>
+            <w:r>
+              <w:rPr>
+                <w:rFonts w:ascii="Times New Roman" w:hAnsi="Times New Roman"/>
+                <w:b w:val="0"/>
+                <w:i w:val="0"/>
+                <w:color w:val="000000"/>
+                <w:sz w:val="24"/>
+              </w:rPr>
+              <w:t>(  ) Demanda devolvida ao requisitante para adequação.</w:t>
+            </w:r>
+          </w:p>
+          <w:p>
+            <w:pPr>
+              <w:spacing w:line="240" w:lineRule="auto"/>
+              <w:jc w:val="left"/>
+              <w:rPr>
+                <w:rFonts w:ascii="Times New Roman" w:hAnsi="Times New Roman"/>
+                <w:b/>
+                <w:bCs/>
+                <w:color w:val="000000"/>
+                <w:sz w:val="24"/>
+                <w:szCs w:val="24"/>
+              </w:rPr>
+            </w:pPr>
+            <w:r>
+              <w:rPr>
+                <w:rFonts w:ascii="Times New Roman" w:hAnsi="Times New Roman"/>
+                <w:b w:val="0"/>
+                <w:i w:val="0"/>
+                <w:color w:val="000000"/>
+                <w:sz w:val="24"/>
+              </w:rPr>
+              <w:t>(  ) Demanda não incorporada.</w:t>
+            </w:r>
+          </w:p>
+          <w:p>
+            <w:pPr>
+              <w:spacing w:line="240" w:lineRule="auto"/>
               <w:jc w:val="both"/>
               <w:rPr>
                 <w:rFonts w:ascii="Times New Roman" w:hAnsi="Times New Roman"/>
-                <w:color w:val="000000"/>
-                <w:sz w:val="24"/>
-                <w:szCs w:val="24"/>
-              </w:rPr>
-            </w:pPr>
-          </w:p>
-          <w:p>
-            <w:pPr>
+                <w:b/>
+                <w:bCs/>
+                <w:color w:val="000000"/>
+                <w:sz w:val="24"/>
+                <w:szCs w:val="24"/>
+              </w:rPr>
+            </w:pPr>
+            <w:r>
+              <w:rPr>
+                <w:rFonts w:ascii="Times New Roman" w:hAnsi="Times New Roman"/>
+                <w:b w:val="0"/>
+                <w:i w:val="0"/>
+                <w:color w:val="000000"/>
+                <w:sz w:val="24"/>
+              </w:rPr>
+              <w:t>Observação: {{OBSERVACAO_ANALISE}}</w:t>
+            </w:r>
+          </w:p>
+          <w:p>
+            <w:pPr>
+              <w:keepNext/>
               <w:spacing w:line="240" w:lineRule="auto"/>
               <w:jc w:val="both"/>
               <w:rPr>
                 <w:rFonts w:ascii="Times New Roman" w:hAnsi="Times New Roman"/>
-                <w:color w:val="000000"/>
-                <w:sz w:val="24"/>
-                <w:szCs w:val="24"/>
-              </w:rPr>
-            </w:pPr>
-            <w:r>
-              <w:rPr>
-                <w:rFonts w:ascii="Times New Roman" w:hAnsi="Times New Roman"/>
-                <w:color w:val="000000"/>
-                <w:sz w:val="24"/>
-                <w:szCs w:val="24"/>
-              </w:rPr>
-              <w:t>Registro que a demanda foi incluída no PCA sob o número: _____________.</w:t>
-            </w:r>
-          </w:p>
-          <w:p>
-            <w:pPr>
-              <w:spacing w:line="240" w:lineRule="auto"/>
-              <w:jc w:val="both"/>
-              <w:rPr>
-                <w:rFonts w:ascii="Times New Roman" w:hAnsi="Times New Roman"/>
-                <w:color w:val="000000"/>
-                <w:sz w:val="24"/>
-                <w:szCs w:val="24"/>
-              </w:rPr>
-            </w:pPr>
-            <w:r>
-              <w:rPr>
-                <w:rFonts w:ascii="Times New Roman" w:hAnsi="Times New Roman"/>
-                <w:color w:val="000000"/>
-                <w:sz w:val="24"/>
-                <w:szCs w:val="24"/>
-              </w:rPr>
-              <w:t>____/____/_____</w:t>
-            </w:r>
-          </w:p>
-          <w:p>
-            <w:pPr>
+                <w:b/>
+                <w:bCs/>
+                <w:color w:val="000000"/>
+                <w:sz w:val="24"/>
+                <w:szCs w:val="24"/>
+              </w:rPr>
+            </w:pPr>
+            <w:r>
+              <w:rPr>
+                <w:rFonts w:ascii="Times New Roman" w:hAnsi="Times New Roman"/>
+                <w:b/>
+                <w:i w:val="0"/>
+                <w:color w:val="FF0000"/>
+                <w:sz w:val="24"/>
+              </w:rPr>
+              <w:t xml:space="preserve">Orientação (excluir antes da assinatura): </w:t>
+            </w:r>
+            <w:r>
+              <w:rPr>
+                <w:rFonts w:ascii="Times New Roman" w:hAnsi="Times New Roman"/>
+                <w:b w:val="0"/>
+                <w:i/>
+                <w:color w:val="FF0000"/>
+                <w:sz w:val="24"/>
+              </w:rPr>
+              <w:t>análise do coordenador do PCA (art. 4º da Portaria nº 04/2024), que agrega demandas de mesma natureza. Identificado bem de consumo de luxo, o DFD é devolvido para supressão ou substituição (Portaria nº 08/2024, art. 5º). A demanda não incorporada é registrada no quadro próprio do PCA.</w:t>
+            </w:r>
+          </w:p>
+          <w:p>
+            <w:pPr>
+              <w:keepNext/>
               <w:spacing w:line="240" w:lineRule="auto"/>
               <w:jc w:val="center"/>
               <w:rPr>
                 <w:rFonts w:ascii="Times New Roman" w:hAnsi="Times New Roman"/>
-                <w:color w:val="000000"/>
-                <w:sz w:val="24"/>
-                <w:szCs w:val="24"/>
-              </w:rPr>
-            </w:pPr>
-            <w:r>
-              <w:rPr>
-                <w:rFonts w:ascii="Times New Roman" w:hAnsi="Times New Roman"/>
-                <w:color w:val="000000"/>
-                <w:sz w:val="24"/>
-                <w:szCs w:val="24"/>
+                <w:b/>
+                <w:bCs/>
+                <w:color w:val="000000"/>
+                <w:sz w:val="24"/>
+                <w:szCs w:val="24"/>
+              </w:rPr>
+            </w:pPr>
+            <w:r>
+              <w:rPr>
+                <w:rFonts w:ascii="Times New Roman" w:hAnsi="Times New Roman"/>
+                <w:b w:val="0"/>
+                <w:i w:val="0"/>
+                <w:color w:val="000000"/>
+                <w:sz w:val="24"/>
+              </w:rPr>
+              <w:t xml:space="preserve">Itanhandu, </w:t>
+            </w:r>
+            <w:r>
+              <w:rPr>
+                <w:rFonts w:ascii="Times New Roman" w:hAnsi="Times New Roman"/>
+                <w:b w:val="0"/>
+                <w:i w:val="0"/>
+                <w:color w:val="000000"/>
+                <w:sz w:val="24"/>
+              </w:rPr>
+              <w:t>{{DATA_ANALISE}}</w:t>
+            </w:r>
+            <w:r>
+              <w:rPr>
+                <w:rFonts w:ascii="Times New Roman" w:hAnsi="Times New Roman"/>
+                <w:b w:val="0"/>
+                <w:i w:val="0"/>
+                <w:color w:val="000000"/>
+                <w:sz w:val="24"/>
+              </w:rPr>
+              <w:t>.</w:t>
+            </w:r>
+          </w:p>
+          <w:p>
+            <w:pPr>
+              <w:keepNext/>
+              <w:spacing w:line="240" w:lineRule="auto"/>
+              <w:jc w:val="center"/>
+              <w:rPr>
+                <w:rFonts w:ascii="Times New Roman" w:hAnsi="Times New Roman"/>
+                <w:b/>
+                <w:bCs/>
+                <w:color w:val="000000"/>
+                <w:sz w:val="24"/>
+                <w:szCs w:val="24"/>
+              </w:rPr>
+            </w:pPr>
+            <w:r>
+              <w:rPr>
+                <w:rFonts w:ascii="Times New Roman" w:hAnsi="Times New Roman"/>
+                <w:b w:val="0"/>
+                <w:i w:val="0"/>
+                <w:color w:val="000000"/>
+                <w:sz w:val="24"/>
+              </w:rPr>
+            </w:r>
+          </w:p>
+          <w:p>
+            <w:pPr>
+              <w:keepNext/>
+              <w:spacing w:line="240" w:lineRule="auto"/>
+              <w:jc w:val="center"/>
+              <w:rPr>
+                <w:rFonts w:ascii="Times New Roman" w:hAnsi="Times New Roman"/>
+                <w:b/>
+                <w:bCs/>
+                <w:color w:val="000000"/>
+                <w:sz w:val="24"/>
+                <w:szCs w:val="24"/>
+              </w:rPr>
+            </w:pPr>
+            <w:r>
+              <w:rPr>
+                <w:rFonts w:ascii="Times New Roman" w:hAnsi="Times New Roman"/>
+                <w:b w:val="0"/>
+                <w:i w:val="0"/>
+                <w:color w:val="000000"/>
+                <w:sz w:val="24"/>
               </w:rPr>
               <w:t>___________________________________________</w:t>
             </w:r>
           </w:p>
           <w:p>
             <w:pPr>
+              <w:keepNext/>
               <w:spacing w:line="240" w:lineRule="auto"/>
               <w:jc w:val="center"/>
               <w:rPr>
                 <w:rFonts w:ascii="Times New Roman" w:hAnsi="Times New Roman"/>
-                <w:color w:val="000000"/>
-                <w:sz w:val="24"/>
-                <w:szCs w:val="24"/>
-              </w:rPr>
-            </w:pPr>
-            <w:r>
-              <w:rPr>
-                <w:rFonts w:ascii="Times New Roman" w:hAnsi="Times New Roman"/>
-                <w:color w:val="000000"/>
-                <w:sz w:val="24"/>
-                <w:szCs w:val="24"/>
-              </w:rPr>
-              <w:lastRenderedPageBreak/>
-              <w:t xml:space="preserve">(Servidor responsável) </w:t>
+                <w:b/>
+                <w:bCs/>
+                <w:color w:val="000000"/>
+                <w:sz w:val="24"/>
+                <w:szCs w:val="24"/>
+              </w:rPr>
+            </w:pPr>
+            <w:r>
+              <w:rPr>
+                <w:rFonts w:ascii="Times New Roman" w:hAnsi="Times New Roman"/>
+                <w:b w:val="0"/>
+                <w:i w:val="0"/>
+                <w:color w:val="000000"/>
+                <w:sz w:val="24"/>
+              </w:rPr>
+              <w:t>{{COORDENADOR_PCA}}</w:t>
+            </w:r>
+          </w:p>
+          <w:p>
+            <w:pPr>
+              <w:spacing w:line="240" w:lineRule="auto"/>
+              <w:jc w:val="center"/>
+              <w:rPr>
+                <w:rFonts w:ascii="Times New Roman" w:hAnsi="Times New Roman"/>
+                <w:b/>
+                <w:bCs/>
+                <w:color w:val="000000"/>
+                <w:sz w:val="24"/>
+                <w:szCs w:val="24"/>
+              </w:rPr>
+            </w:pPr>
+            <w:r>
+              <w:rPr>
+                <w:rFonts w:ascii="Times New Roman" w:hAnsi="Times New Roman"/>
+                <w:b w:val="0"/>
+                <w:i w:val="0"/>
+                <w:color w:val="000000"/>
+                <w:sz w:val="24"/>
+              </w:rPr>
+              <w:t>Coordenador do PCA</w:t>
             </w:r>
           </w:p>
         </w:tc>
@@ -3131,11 +3126,245 @@
     </w:tbl>
     <w:p>
       <w:pPr>
+        <w:spacing w:line="240" w:lineRule="auto"/>
+        <w:jc w:val="both"/>
         <w:rPr>
           <w:rFonts w:ascii="Times New Roman" w:hAnsi="Times New Roman"/>
+          <w:color w:val="000000"/>
+          <w:sz w:val="24"/>
+          <w:szCs w:val="24"/>
         </w:rPr>
       </w:pPr>
     </w:p>
+    <w:tbl>
+      <w:tblPr>
+        <w:tblW w:w="8494" w:type="dxa"/>
+        <w:tblBorders>
+          <w:top w:val="single" w:sz="4" w:space="0" w:color="auto"/>
+          <w:left w:val="single" w:sz="4" w:space="0" w:color="auto"/>
+          <w:bottom w:val="single" w:sz="4" w:space="0" w:color="auto"/>
+          <w:right w:val="single" w:sz="4" w:space="0" w:color="auto"/>
+          <w:insideH w:val="single" w:sz="4" w:space="0" w:color="auto"/>
+          <w:insideV w:val="single" w:sz="4" w:space="0" w:color="auto"/>
+        </w:tblBorders>
+        <w:tblLook w:val="04A0" w:firstRow="1" w:lastRow="0" w:firstColumn="1" w:lastColumn="0" w:noHBand="0" w:noVBand="1"/>
+      </w:tblPr>
+      <w:tblGrid>
+        <w:gridCol w:w="8494"/>
+      </w:tblGrid>
+      <w:tr>
+        <w:tc>
+          <w:tcPr>
+            <w:tcW w:w="8494" w:type="dxa"/>
+            <w:shd w:val="clear" w:color="auto" w:fill="FFFFFF"/>
+          </w:tcPr>
+          <w:p>
+            <w:pPr>
+              <w:pStyle w:val="PargrafodaLista"/>
+              <w:keepNext/>
+              <w:spacing w:line="240" w:lineRule="auto"/>
+              <w:rPr>
+                <w:rFonts w:ascii="Times New Roman" w:hAnsi="Times New Roman"/>
+                <w:b/>
+                <w:bCs/>
+                <w:color w:val="000000"/>
+                <w:sz w:val="24"/>
+                <w:szCs w:val="24"/>
+              </w:rPr>
+            </w:pPr>
+            <w:r>
+              <w:rPr>
+                <w:rFonts w:ascii="Times New Roman" w:hAnsi="Times New Roman"/>
+                <w:b/>
+                <w:i w:val="0"/>
+                <w:color w:val="000000"/>
+                <w:sz w:val="24"/>
+              </w:rPr>
+              <w:t>12. Aprovação da alteração do PCA (somente durante a execução do Plano)</w:t>
+            </w:r>
+          </w:p>
+        </w:tc>
+      </w:tr>
+      <w:tr>
+        <w:trPr>
+          <w:cantSplit/>
+        </w:trPr>
+        <w:tc>
+          <w:tcPr>
+            <w:tcW w:w="8494" w:type="dxa"/>
+            <w:shd w:val="clear" w:color="auto" w:fill="auto"/>
+          </w:tcPr>
+          <w:p>
+            <w:pPr>
+              <w:keepNext/>
+              <w:spacing w:line="240" w:lineRule="auto"/>
+              <w:jc w:val="both"/>
+              <w:rPr>
+                <w:rFonts w:ascii="Times New Roman" w:hAnsi="Times New Roman"/>
+                <w:b/>
+                <w:bCs/>
+                <w:color w:val="000000"/>
+                <w:sz w:val="24"/>
+                <w:szCs w:val="24"/>
+              </w:rPr>
+            </w:pPr>
+            <w:r>
+              <w:rPr>
+                <w:rFonts w:ascii="Times New Roman" w:hAnsi="Times New Roman"/>
+                <w:b w:val="0"/>
+                <w:i w:val="0"/>
+                <w:color w:val="000000"/>
+                <w:sz w:val="24"/>
+              </w:rPr>
+              <w:t>Considerando a justificativa apresentada, APROVO a alteração do Plano de Contratações Anual de {{ANO_PCA}} para inclusão da presente demanda, nos termos do art. 6º da Portaria nº 04/2024.</w:t>
+            </w:r>
+          </w:p>
+          <w:p>
+            <w:pPr>
+              <w:keepNext/>
+              <w:spacing w:line="240" w:lineRule="auto"/>
+              <w:jc w:val="center"/>
+              <w:rPr>
+                <w:rFonts w:ascii="Times New Roman" w:hAnsi="Times New Roman"/>
+                <w:b/>
+                <w:bCs/>
+                <w:color w:val="000000"/>
+                <w:sz w:val="24"/>
+                <w:szCs w:val="24"/>
+              </w:rPr>
+            </w:pPr>
+            <w:r>
+              <w:rPr>
+                <w:rFonts w:ascii="Times New Roman" w:hAnsi="Times New Roman"/>
+                <w:b w:val="0"/>
+                <w:i w:val="0"/>
+                <w:color w:val="000000"/>
+                <w:sz w:val="24"/>
+              </w:rPr>
+              <w:t xml:space="preserve">Itanhandu, </w:t>
+            </w:r>
+            <w:r>
+              <w:rPr>
+                <w:rFonts w:ascii="Times New Roman" w:hAnsi="Times New Roman"/>
+                <w:b w:val="0"/>
+                <w:i w:val="0"/>
+                <w:color w:val="000000"/>
+                <w:sz w:val="24"/>
+              </w:rPr>
+              <w:t>{{DATA_APROVACAO}}</w:t>
+            </w:r>
+            <w:r>
+              <w:rPr>
+                <w:rFonts w:ascii="Times New Roman" w:hAnsi="Times New Roman"/>
+                <w:b w:val="0"/>
+                <w:i w:val="0"/>
+                <w:color w:val="000000"/>
+                <w:sz w:val="24"/>
+              </w:rPr>
+              <w:t>.</w:t>
+            </w:r>
+          </w:p>
+          <w:p>
+            <w:pPr>
+              <w:keepNext/>
+              <w:spacing w:line="240" w:lineRule="auto"/>
+              <w:jc w:val="center"/>
+              <w:rPr>
+                <w:rFonts w:ascii="Times New Roman" w:hAnsi="Times New Roman"/>
+                <w:b/>
+                <w:bCs/>
+                <w:color w:val="000000"/>
+                <w:sz w:val="24"/>
+                <w:szCs w:val="24"/>
+              </w:rPr>
+            </w:pPr>
+            <w:r>
+              <w:rPr>
+                <w:rFonts w:ascii="Times New Roman" w:hAnsi="Times New Roman"/>
+                <w:b w:val="0"/>
+                <w:i w:val="0"/>
+                <w:color w:val="000000"/>
+                <w:sz w:val="24"/>
+              </w:rPr>
+            </w:r>
+          </w:p>
+          <w:p>
+            <w:pPr>
+              <w:keepNext/>
+              <w:spacing w:line="240" w:lineRule="auto"/>
+              <w:jc w:val="center"/>
+              <w:rPr>
+                <w:rFonts w:ascii="Times New Roman" w:hAnsi="Times New Roman"/>
+                <w:b/>
+                <w:bCs/>
+                <w:color w:val="000000"/>
+                <w:sz w:val="24"/>
+                <w:szCs w:val="24"/>
+              </w:rPr>
+            </w:pPr>
+            <w:r>
+              <w:rPr>
+                <w:rFonts w:ascii="Times New Roman" w:hAnsi="Times New Roman"/>
+                <w:b w:val="0"/>
+                <w:i w:val="0"/>
+                <w:color w:val="000000"/>
+                <w:sz w:val="24"/>
+              </w:rPr>
+              <w:t>___________________________________________</w:t>
+            </w:r>
+          </w:p>
+          <w:p>
+            <w:pPr>
+              <w:keepNext/>
+              <w:spacing w:line="240" w:lineRule="auto"/>
+              <w:jc w:val="center"/>
+              <w:rPr>
+                <w:rFonts w:ascii="Times New Roman" w:hAnsi="Times New Roman"/>
+                <w:b/>
+                <w:bCs/>
+                <w:color w:val="000000"/>
+                <w:sz w:val="24"/>
+                <w:szCs w:val="24"/>
+              </w:rPr>
+            </w:pPr>
+            <w:r>
+              <w:rPr>
+                <w:rFonts w:ascii="Times New Roman" w:hAnsi="Times New Roman"/>
+                <w:b w:val="0"/>
+                <w:i w:val="0"/>
+                <w:color w:val="000000"/>
+                <w:sz w:val="24"/>
+              </w:rPr>
+              <w:t>{{PRESIDENTE}}</w:t>
+            </w:r>
+          </w:p>
+          <w:p>
+            <w:pPr>
+              <w:spacing w:line="240" w:lineRule="auto"/>
+              <w:jc w:val="center"/>
+              <w:rPr>
+                <w:rFonts w:ascii="Times New Roman" w:hAnsi="Times New Roman"/>
+                <w:b/>
+                <w:bCs/>
+                <w:color w:val="000000"/>
+                <w:sz w:val="24"/>
+                <w:szCs w:val="24"/>
+              </w:rPr>
+            </w:pPr>
+            <w:r>
+              <w:rPr>
+                <w:rFonts w:ascii="Times New Roman" w:hAnsi="Times New Roman"/>
+                <w:b w:val="0"/>
+                <w:i w:val="0"/>
+                <w:color w:val="000000"/>
+                <w:sz w:val="24"/>
+              </w:rPr>
+              <w:t>Presidente da Câmara Municipal</w:t>
+            </w:r>
+          </w:p>
+        </w:tc>
+      </w:tr>
+    </w:tbl>
     <w:sectPr>
       <w:headerReference w:type="default" r:id="rId8"/>
       <w:footerReference w:type="default" r:id="rId9"/>

--- a/05_minutas/DFD/DFD_PARA_PCA_MINUTA_MAE.docx
+++ b/05_minutas/DFD/DFD_PARA_PCA_MINUTA_MAE.docx
@@ -56,28 +56,6 @@
     </w:p>
     <w:p>
       <w:pPr>
-        <w:spacing w:after="0" w:line="240" w:lineRule="auto"/>
-        <w:ind w:left="-567" w:right="-143"/>
-        <w:jc w:val="center"/>
-        <w:rPr>
-          <w:rFonts w:ascii="Times New Roman" w:hAnsi="Times New Roman"/>
-          <w:b/>
-          <w:bCs/>
-        </w:rPr>
-      </w:pPr>
-      <w:r>
-        <w:rPr>
-          <w:rFonts w:ascii="Times New Roman" w:hAnsi="Times New Roman"/>
-          <w:b/>
-          <w:i w:val="0"/>
-          <w:color w:val="000000"/>
-          <w:sz w:val="24"/>
-        </w:rPr>
-        <w:t>DFD nº {{NUMERO_DFD}} — PCA {{ANO_PCA}}</w:t>
-      </w:r>
-    </w:p>
-    <w:p>
-      <w:pPr>
         <w:spacing w:line="240" w:lineRule="auto"/>
         <w:jc w:val="both"/>
         <w:rPr>
@@ -90,7 +68,7 @@
     </w:p>
     <w:tbl>
       <w:tblPr>
-        <w:tblW w:w="8494" w:type="dxa"/>
+        <w:tblW w:w="0" w:type="auto"/>
         <w:tblBorders>
           <w:top w:val="single" w:sz="4" w:space="0" w:color="auto"/>
           <w:left w:val="single" w:sz="4" w:space="0" w:color="auto"/>
@@ -102,8 +80,8 @@
         <w:tblLook w:val="04A0" w:firstRow="1" w:lastRow="0" w:firstColumn="1" w:lastColumn="0" w:noHBand="0" w:noVBand="1"/>
       </w:tblPr>
       <w:tblGrid>
-        <w:gridCol w:w="3100"/>
-        <w:gridCol w:w="5394"/>
+        <w:gridCol w:w="2122"/>
+        <w:gridCol w:w="6372"/>
       </w:tblGrid>
       <w:tr>
         <w:tc>
@@ -115,7 +93,10 @@
           <w:p>
             <w:pPr>
               <w:pStyle w:val="PargrafodaLista"/>
-              <w:keepNext/>
+              <w:numPr>
+                <w:ilvl w:val="0"/>
+                <w:numId w:val="3"/>
+              </w:numPr>
               <w:spacing w:line="240" w:lineRule="auto"/>
               <w:ind w:left="164" w:firstLine="0"/>
               <w:jc w:val="both"/>
@@ -132,11 +113,12 @@
               <w:rPr>
                 <w:rFonts w:ascii="Times New Roman" w:hAnsi="Times New Roman"/>
                 <w:b/>
-                <w:i w:val="0"/>
-                <w:color w:val="000000"/>
-                <w:sz w:val="24"/>
-              </w:rPr>
-              <w:t>1. Identificação do requisitante</w:t>
+                <w:bCs/>
+                <w:color w:val="000000"/>
+                <w:sz w:val="24"/>
+                <w:szCs w:val="24"/>
+              </w:rPr>
+              <w:t>Identificação do requisitante</w:t>
             </w:r>
           </w:p>
         </w:tc>
@@ -144,7 +126,7 @@
       <w:tr>
         <w:tc>
           <w:tcPr>
-            <w:tcW w:w="3100" w:type="dxa"/>
+            <w:tcW w:w="2122" w:type="dxa"/>
             <w:shd w:val="clear" w:color="auto" w:fill="auto"/>
           </w:tcPr>
           <w:p>
@@ -164,17 +146,29 @@
               <w:rPr>
                 <w:rFonts w:ascii="Times New Roman" w:hAnsi="Times New Roman"/>
                 <w:b/>
-                <w:i w:val="0"/>
-                <w:color w:val="000000"/>
-                <w:sz w:val="24"/>
-              </w:rPr>
-              <w:t>Unidade requisitante:</w:t>
+                <w:bCs/>
+                <w:color w:val="000000"/>
+                <w:sz w:val="24"/>
+                <w:szCs w:val="24"/>
+              </w:rPr>
+              <w:t>R</w:t>
+            </w:r>
+            <w:r>
+              <w:rPr>
+                <w:rFonts w:ascii="Times New Roman" w:hAnsi="Times New Roman"/>
+                <w:b/>
+                <w:bCs/>
+                <w:color w:val="000000"/>
+                <w:sz w:val="24"/>
+                <w:szCs w:val="24"/>
+              </w:rPr>
+              <w:t>equisitante</w:t>
             </w:r>
           </w:p>
         </w:tc>
         <w:tc>
           <w:tcPr>
-            <w:tcW w:w="5394" w:type="dxa"/>
+            <w:tcW w:w="6372" w:type="dxa"/>
             <w:shd w:val="clear" w:color="auto" w:fill="auto"/>
           </w:tcPr>
           <w:p>
@@ -188,23 +182,13 @@
                 <w:szCs w:val="24"/>
               </w:rPr>
             </w:pPr>
-            <w:r>
-              <w:rPr>
-                <w:rFonts w:ascii="Times New Roman" w:hAnsi="Times New Roman"/>
-                <w:b w:val="0"/>
-                <w:i w:val="0"/>
-                <w:color w:val="000000"/>
-                <w:sz w:val="24"/>
-              </w:rPr>
-              <w:t>{{UNIDADE_REQUISITANTE}}</w:t>
-            </w:r>
           </w:p>
         </w:tc>
       </w:tr>
       <w:tr>
         <w:tc>
           <w:tcPr>
-            <w:tcW w:w="3100" w:type="dxa"/>
+            <w:tcW w:w="2122" w:type="dxa"/>
             <w:shd w:val="clear" w:color="auto" w:fill="auto"/>
           </w:tcPr>
           <w:p>
@@ -224,9 +208,10 @@
               <w:rPr>
                 <w:rFonts w:ascii="Times New Roman" w:hAnsi="Times New Roman"/>
                 <w:b/>
-                <w:i w:val="0"/>
-                <w:color w:val="000000"/>
-                <w:sz w:val="24"/>
+                <w:bCs/>
+                <w:color w:val="000000"/>
+                <w:sz w:val="24"/>
+                <w:szCs w:val="24"/>
               </w:rPr>
               <w:t>Responsável pela demanda:</w:t>
             </w:r>
@@ -234,7 +219,7 @@
         </w:tc>
         <w:tc>
           <w:tcPr>
-            <w:tcW w:w="5394" w:type="dxa"/>
+            <w:tcW w:w="6372" w:type="dxa"/>
             <w:shd w:val="clear" w:color="auto" w:fill="auto"/>
           </w:tcPr>
           <w:p>
@@ -248,23 +233,13 @@
                 <w:szCs w:val="24"/>
               </w:rPr>
             </w:pPr>
-            <w:r>
-              <w:rPr>
-                <w:rFonts w:ascii="Times New Roman" w:hAnsi="Times New Roman"/>
-                <w:b w:val="0"/>
-                <w:i w:val="0"/>
-                <w:color w:val="000000"/>
-                <w:sz w:val="24"/>
-              </w:rPr>
-              <w:t>{{RESPONSAVEL_DEMANDA}}</w:t>
-            </w:r>
           </w:p>
         </w:tc>
       </w:tr>
       <w:tr>
         <w:tc>
           <w:tcPr>
-            <w:tcW w:w="3100" w:type="dxa"/>
+            <w:tcW w:w="2122" w:type="dxa"/>
             <w:shd w:val="clear" w:color="auto" w:fill="auto"/>
           </w:tcPr>
           <w:p>
@@ -284,17 +259,18 @@
               <w:rPr>
                 <w:rFonts w:ascii="Times New Roman" w:hAnsi="Times New Roman"/>
                 <w:b/>
-                <w:i w:val="0"/>
-                <w:color w:val="000000"/>
-                <w:sz w:val="24"/>
-              </w:rPr>
-              <w:t>Cargo/função:</w:t>
+                <w:bCs/>
+                <w:color w:val="000000"/>
+                <w:sz w:val="24"/>
+                <w:szCs w:val="24"/>
+              </w:rPr>
+              <w:t>Matrícula:</w:t>
             </w:r>
           </w:p>
         </w:tc>
         <w:tc>
           <w:tcPr>
-            <w:tcW w:w="5394" w:type="dxa"/>
+            <w:tcW w:w="6372" w:type="dxa"/>
             <w:shd w:val="clear" w:color="auto" w:fill="auto"/>
           </w:tcPr>
           <w:p>
@@ -308,23 +284,13 @@
                 <w:szCs w:val="24"/>
               </w:rPr>
             </w:pPr>
-            <w:r>
-              <w:rPr>
-                <w:rFonts w:ascii="Times New Roman" w:hAnsi="Times New Roman"/>
-                <w:b w:val="0"/>
-                <w:i w:val="0"/>
-                <w:color w:val="000000"/>
-                <w:sz w:val="24"/>
-              </w:rPr>
-              <w:t>{{CARGO_FUNCAO}}</w:t>
-            </w:r>
           </w:p>
         </w:tc>
       </w:tr>
       <w:tr>
         <w:tc>
           <w:tcPr>
-            <w:tcW w:w="3100" w:type="dxa"/>
+            <w:tcW w:w="2122" w:type="dxa"/>
             <w:shd w:val="clear" w:color="auto" w:fill="auto"/>
           </w:tcPr>
           <w:p>
@@ -344,17 +310,40 @@
               <w:rPr>
                 <w:rFonts w:ascii="Times New Roman" w:hAnsi="Times New Roman"/>
                 <w:b/>
-                <w:i w:val="0"/>
-                <w:color w:val="000000"/>
-                <w:sz w:val="24"/>
-              </w:rPr>
-              <w:t>Matrícula:</w:t>
+                <w:bCs/>
+                <w:color w:val="000000"/>
+                <w:sz w:val="24"/>
+                <w:szCs w:val="24"/>
+              </w:rPr>
+              <w:t>E-mail</w:t>
+            </w:r>
+            <w:r>
+              <w:rPr>
+                <w:rFonts w:ascii="Times New Roman" w:hAnsi="Times New Roman"/>
+                <w:b/>
+                <w:bCs/>
+                <w:color w:val="000000"/>
+                <w:sz w:val="24"/>
+                <w:szCs w:val="24"/>
+              </w:rPr>
+              <w:t xml:space="preserve"> institucional</w:t>
+            </w:r>
+            <w:r>
+              <w:rPr>
+                <w:rFonts w:ascii="Times New Roman" w:hAnsi="Times New Roman"/>
+                <w:b/>
+                <w:bCs/>
+                <w:color w:val="000000"/>
+                <w:sz w:val="24"/>
+                <w:szCs w:val="24"/>
+              </w:rPr>
+              <w:t>:</w:t>
             </w:r>
           </w:p>
         </w:tc>
         <w:tc>
           <w:tcPr>
-            <w:tcW w:w="5394" w:type="dxa"/>
+            <w:tcW w:w="6372" w:type="dxa"/>
             <w:shd w:val="clear" w:color="auto" w:fill="auto"/>
           </w:tcPr>
           <w:p>
@@ -368,23 +357,13 @@
                 <w:szCs w:val="24"/>
               </w:rPr>
             </w:pPr>
-            <w:r>
-              <w:rPr>
-                <w:rFonts w:ascii="Times New Roman" w:hAnsi="Times New Roman"/>
-                <w:b w:val="0"/>
-                <w:i w:val="0"/>
-                <w:color w:val="000000"/>
-                <w:sz w:val="24"/>
-              </w:rPr>
-              <w:t>{{MATRICULA}}</w:t>
-            </w:r>
           </w:p>
         </w:tc>
       </w:tr>
       <w:tr>
         <w:tc>
           <w:tcPr>
-            <w:tcW w:w="3100" w:type="dxa"/>
+            <w:tcW w:w="2122" w:type="dxa"/>
             <w:shd w:val="clear" w:color="auto" w:fill="auto"/>
           </w:tcPr>
           <w:p>
@@ -404,17 +383,18 @@
               <w:rPr>
                 <w:rFonts w:ascii="Times New Roman" w:hAnsi="Times New Roman"/>
                 <w:b/>
-                <w:i w:val="0"/>
-                <w:color w:val="000000"/>
-                <w:sz w:val="24"/>
-              </w:rPr>
-              <w:t>E-mail institucional:</w:t>
+                <w:bCs/>
+                <w:color w:val="000000"/>
+                <w:sz w:val="24"/>
+                <w:szCs w:val="24"/>
+              </w:rPr>
+              <w:t>Telefone:</w:t>
             </w:r>
           </w:p>
         </w:tc>
         <w:tc>
           <w:tcPr>
-            <w:tcW w:w="5394" w:type="dxa"/>
+            <w:tcW w:w="6372" w:type="dxa"/>
             <w:shd w:val="clear" w:color="auto" w:fill="auto"/>
           </w:tcPr>
           <w:p>
@@ -423,20 +403,110 @@
               <w:jc w:val="both"/>
               <w:rPr>
                 <w:rFonts w:ascii="Times New Roman" w:hAnsi="Times New Roman"/>
-                <w:color w:val="000000"/>
-                <w:sz w:val="24"/>
-                <w:szCs w:val="24"/>
-              </w:rPr>
-            </w:pPr>
-            <w:r>
-              <w:rPr>
-                <w:rFonts w:ascii="Times New Roman" w:hAnsi="Times New Roman"/>
-                <w:b w:val="0"/>
-                <w:i w:val="0"/>
-                <w:color w:val="000000"/>
-                <w:sz w:val="24"/>
-              </w:rPr>
-              <w:t>{{EMAIL_INSTITUCIONAL}}</w:t>
+                <w:b/>
+                <w:bCs/>
+                <w:color w:val="000000"/>
+                <w:sz w:val="24"/>
+                <w:szCs w:val="24"/>
+              </w:rPr>
+            </w:pPr>
+            <w:r>
+              <w:rPr>
+                <w:rFonts w:ascii="Times New Roman" w:hAnsi="Times New Roman"/>
+                <w:b/>
+                <w:bCs/>
+                <w:color w:val="FF0000"/>
+                <w:sz w:val="24"/>
+                <w:szCs w:val="24"/>
+              </w:rPr>
+              <w:t>(</w:t>
+            </w:r>
+            <w:r>
+              <w:rPr>
+                <w:rFonts w:ascii="Times New Roman" w:hAnsi="Times New Roman"/>
+                <w:b/>
+                <w:bCs/>
+                <w:color w:val="FF0000"/>
+                <w:sz w:val="24"/>
+                <w:szCs w:val="24"/>
+              </w:rPr>
+              <w:t>E</w:t>
+            </w:r>
+            <w:r>
+              <w:rPr>
+                <w:rFonts w:ascii="Times New Roman" w:hAnsi="Times New Roman"/>
+                <w:b/>
+                <w:bCs/>
+                <w:color w:val="FF0000"/>
+                <w:sz w:val="24"/>
+                <w:szCs w:val="24"/>
+              </w:rPr>
+              <w:t>vitar disponibilizar telefone pessoal – documentos do processo de licitação são públicos)</w:t>
+            </w:r>
+          </w:p>
+        </w:tc>
+      </w:tr>
+    </w:tbl>
+    <w:p>
+      <w:pPr>
+        <w:rPr>
+          <w:rFonts w:ascii="Times New Roman" w:hAnsi="Times New Roman"/>
+        </w:rPr>
+      </w:pPr>
+    </w:p>
+    <w:tbl>
+      <w:tblPr>
+        <w:tblW w:w="0" w:type="auto"/>
+        <w:tblBorders>
+          <w:top w:val="single" w:sz="4" w:space="0" w:color="auto"/>
+          <w:left w:val="single" w:sz="4" w:space="0" w:color="auto"/>
+          <w:bottom w:val="single" w:sz="4" w:space="0" w:color="auto"/>
+          <w:right w:val="single" w:sz="4" w:space="0" w:color="auto"/>
+          <w:insideH w:val="single" w:sz="4" w:space="0" w:color="auto"/>
+          <w:insideV w:val="single" w:sz="4" w:space="0" w:color="auto"/>
+        </w:tblBorders>
+        <w:tblLook w:val="04A0" w:firstRow="1" w:lastRow="0" w:firstColumn="1" w:lastColumn="0" w:noHBand="0" w:noVBand="1"/>
+      </w:tblPr>
+      <w:tblGrid>
+        <w:gridCol w:w="2122"/>
+        <w:gridCol w:w="6372"/>
+      </w:tblGrid>
+      <w:tr>
+        <w:tc>
+          <w:tcPr>
+            <w:tcW w:w="8494" w:type="dxa"/>
+            <w:gridSpan w:val="2"/>
+            <w:shd w:val="clear" w:color="auto" w:fill="FFFFFF"/>
+          </w:tcPr>
+          <w:p>
+            <w:pPr>
+              <w:pStyle w:val="PargrafodaLista"/>
+              <w:numPr>
+                <w:ilvl w:val="0"/>
+                <w:numId w:val="3"/>
+              </w:numPr>
+              <w:spacing w:line="240" w:lineRule="auto"/>
+              <w:ind w:left="164" w:firstLine="0"/>
+              <w:jc w:val="both"/>
+              <w:rPr>
+                <w:rFonts w:ascii="Times New Roman" w:hAnsi="Times New Roman"/>
+                <w:b/>
+                <w:bCs/>
+                <w:color w:val="000000"/>
+                <w:sz w:val="24"/>
+                <w:szCs w:val="24"/>
+              </w:rPr>
+            </w:pPr>
+            <w:r>
+              <w:rPr>
+                <w:rFonts w:ascii="Times New Roman" w:hAnsi="Times New Roman"/>
+                <w:b/>
+                <w:bCs/>
+                <w:color w:val="000000"/>
+                <w:sz w:val="24"/>
+                <w:szCs w:val="24"/>
+              </w:rPr>
+              <w:t>Identificação da demanda</w:t>
             </w:r>
           </w:p>
         </w:tc>
@@ -444,7 +514,7 @@
       <w:tr>
         <w:tc>
           <w:tcPr>
-            <w:tcW w:w="3100" w:type="dxa"/>
+            <w:tcW w:w="2122" w:type="dxa"/>
             <w:shd w:val="clear" w:color="auto" w:fill="auto"/>
           </w:tcPr>
           <w:p>
@@ -464,17 +534,18 @@
               <w:rPr>
                 <w:rFonts w:ascii="Times New Roman" w:hAnsi="Times New Roman"/>
                 <w:b/>
-                <w:i w:val="0"/>
-                <w:color w:val="000000"/>
-                <w:sz w:val="24"/>
-              </w:rPr>
-              <w:t>Telefone institucional:</w:t>
+                <w:bCs/>
+                <w:color w:val="000000"/>
+                <w:sz w:val="24"/>
+                <w:szCs w:val="24"/>
+              </w:rPr>
+              <w:t>Objeto:</w:t>
             </w:r>
           </w:p>
         </w:tc>
         <w:tc>
           <w:tcPr>
-            <w:tcW w:w="5394" w:type="dxa"/>
+            <w:tcW w:w="6372" w:type="dxa"/>
             <w:shd w:val="clear" w:color="auto" w:fill="auto"/>
           </w:tcPr>
           <w:p>
@@ -491,23 +562,116 @@
             <w:r>
               <w:rPr>
                 <w:rFonts w:ascii="Times New Roman" w:hAnsi="Times New Roman"/>
-                <w:b w:val="0"/>
-                <w:i w:val="0"/>
-                <w:color w:val="000000"/>
-                <w:sz w:val="24"/>
-              </w:rPr>
-              <w:t xml:space="preserve">{{TELEFONE_INSTITUCIONAL}} </w:t>
-            </w:r>
-            <w:r>
-              <w:rPr>
-                <w:rFonts w:ascii="Times New Roman" w:hAnsi="Times New Roman"/>
-                <w:b/>
-                <w:i w:val="0"/>
+                <w:b/>
+                <w:bCs/>
                 <w:color w:val="FF0000"/>
                 <w:sz w:val="24"/>
-              </w:rPr>
-              <w:t>(evitar telefone pessoal — os documentos do processo são públicos)</w:t>
-            </w:r>
+                <w:szCs w:val="24"/>
+              </w:rPr>
+              <w:t>(se houver itens, acrescentar)</w:t>
+            </w:r>
+          </w:p>
+        </w:tc>
+      </w:tr>
+      <w:tr>
+        <w:tc>
+          <w:tcPr>
+            <w:tcW w:w="2122" w:type="dxa"/>
+            <w:shd w:val="clear" w:color="auto" w:fill="auto"/>
+          </w:tcPr>
+          <w:p>
+            <w:pPr>
+              <w:spacing w:line="240" w:lineRule="auto"/>
+              <w:jc w:val="both"/>
+              <w:rPr>
+                <w:rFonts w:ascii="Times New Roman" w:hAnsi="Times New Roman"/>
+                <w:b/>
+                <w:bCs/>
+                <w:color w:val="000000"/>
+                <w:sz w:val="24"/>
+                <w:szCs w:val="24"/>
+              </w:rPr>
+            </w:pPr>
+            <w:r>
+              <w:rPr>
+                <w:rFonts w:ascii="Times New Roman" w:hAnsi="Times New Roman"/>
+                <w:b/>
+                <w:bCs/>
+                <w:color w:val="000000"/>
+                <w:sz w:val="24"/>
+                <w:szCs w:val="24"/>
+              </w:rPr>
+              <w:t>Quantidade:</w:t>
+            </w:r>
+          </w:p>
+        </w:tc>
+        <w:tc>
+          <w:tcPr>
+            <w:tcW w:w="6372" w:type="dxa"/>
+            <w:shd w:val="clear" w:color="auto" w:fill="auto"/>
+          </w:tcPr>
+          <w:p>
+            <w:pPr>
+              <w:spacing w:line="240" w:lineRule="auto"/>
+              <w:jc w:val="both"/>
+              <w:rPr>
+                <w:rFonts w:ascii="Times New Roman" w:hAnsi="Times New Roman"/>
+                <w:color w:val="000000"/>
+                <w:sz w:val="24"/>
+                <w:szCs w:val="24"/>
+              </w:rPr>
+            </w:pPr>
+          </w:p>
+        </w:tc>
+      </w:tr>
+      <w:tr>
+        <w:tc>
+          <w:tcPr>
+            <w:tcW w:w="2122" w:type="dxa"/>
+            <w:shd w:val="clear" w:color="auto" w:fill="auto"/>
+          </w:tcPr>
+          <w:p>
+            <w:pPr>
+              <w:spacing w:line="240" w:lineRule="auto"/>
+              <w:jc w:val="both"/>
+              <w:rPr>
+                <w:rFonts w:ascii="Times New Roman" w:hAnsi="Times New Roman"/>
+                <w:b/>
+                <w:bCs/>
+                <w:color w:val="000000"/>
+                <w:sz w:val="24"/>
+                <w:szCs w:val="24"/>
+              </w:rPr>
+            </w:pPr>
+            <w:r>
+              <w:rPr>
+                <w:rFonts w:ascii="Times New Roman" w:hAnsi="Times New Roman"/>
+                <w:b/>
+                <w:bCs/>
+                <w:color w:val="000000"/>
+                <w:sz w:val="24"/>
+                <w:szCs w:val="24"/>
+              </w:rPr>
+              <w:t>Unidade de medida:</w:t>
+            </w:r>
+          </w:p>
+        </w:tc>
+        <w:tc>
+          <w:tcPr>
+            <w:tcW w:w="6372" w:type="dxa"/>
+            <w:shd w:val="clear" w:color="auto" w:fill="auto"/>
+          </w:tcPr>
+          <w:p>
+            <w:pPr>
+              <w:spacing w:line="240" w:lineRule="auto"/>
+              <w:jc w:val="both"/>
+              <w:rPr>
+                <w:rFonts w:ascii="Times New Roman" w:hAnsi="Times New Roman"/>
+                <w:color w:val="000000"/>
+                <w:sz w:val="24"/>
+                <w:szCs w:val="24"/>
+              </w:rPr>
+            </w:pPr>
           </w:p>
         </w:tc>
       </w:tr>
@@ -524,9 +688,385 @@
         </w:rPr>
       </w:pPr>
     </w:p>
+    <w:p>
+      <w:pPr>
+        <w:spacing w:line="240" w:lineRule="auto"/>
+        <w:jc w:val="both"/>
+        <w:rPr>
+          <w:rFonts w:ascii="Times New Roman" w:hAnsi="Times New Roman"/>
+          <w:b/>
+          <w:bCs/>
+          <w:color w:val="FF0000"/>
+          <w:sz w:val="24"/>
+          <w:szCs w:val="24"/>
+        </w:rPr>
+      </w:pPr>
+      <w:r>
+        <w:rPr>
+          <w:rFonts w:ascii="Times New Roman" w:hAnsi="Times New Roman"/>
+          <w:b/>
+          <w:bCs/>
+          <w:color w:val="FF0000"/>
+          <w:sz w:val="24"/>
+          <w:szCs w:val="24"/>
+          <w:highlight w:val="yellow"/>
+        </w:rPr>
+        <w:t xml:space="preserve">OU </w:t>
+      </w:r>
+      <w:r>
+        <w:rPr>
+          <w:rFonts w:ascii="Times New Roman" w:hAnsi="Times New Roman"/>
+          <w:b/>
+          <w:bCs/>
+          <w:color w:val="FF0000"/>
+          <w:sz w:val="24"/>
+          <w:szCs w:val="24"/>
+          <w:highlight w:val="yellow"/>
+        </w:rPr>
+        <w:t>(utilizar a tabela abaixo no caso de renovação)</w:t>
+      </w:r>
+    </w:p>
     <w:tbl>
       <w:tblPr>
-        <w:tblW w:w="8494" w:type="dxa"/>
+        <w:tblW w:w="0" w:type="auto"/>
+        <w:tblBorders>
+          <w:top w:val="single" w:sz="4" w:space="0" w:color="auto"/>
+          <w:left w:val="single" w:sz="4" w:space="0" w:color="auto"/>
+          <w:bottom w:val="single" w:sz="4" w:space="0" w:color="auto"/>
+          <w:right w:val="single" w:sz="4" w:space="0" w:color="auto"/>
+          <w:insideH w:val="single" w:sz="4" w:space="0" w:color="auto"/>
+          <w:insideV w:val="single" w:sz="4" w:space="0" w:color="auto"/>
+        </w:tblBorders>
+        <w:tblLook w:val="04A0" w:firstRow="1" w:lastRow="0" w:firstColumn="1" w:lastColumn="0" w:noHBand="0" w:noVBand="1"/>
+      </w:tblPr>
+      <w:tblGrid>
+        <w:gridCol w:w="2122"/>
+        <w:gridCol w:w="6372"/>
+      </w:tblGrid>
+      <w:tr>
+        <w:tc>
+          <w:tcPr>
+            <w:tcW w:w="8494" w:type="dxa"/>
+            <w:gridSpan w:val="2"/>
+            <w:shd w:val="clear" w:color="auto" w:fill="FFFFFF"/>
+          </w:tcPr>
+          <w:p>
+            <w:pPr>
+              <w:pStyle w:val="PargrafodaLista"/>
+              <w:numPr>
+                <w:ilvl w:val="0"/>
+                <w:numId w:val="17"/>
+              </w:numPr>
+              <w:spacing w:line="240" w:lineRule="auto"/>
+              <w:ind w:left="164" w:firstLine="0"/>
+              <w:jc w:val="both"/>
+              <w:rPr>
+                <w:rFonts w:ascii="Times New Roman" w:hAnsi="Times New Roman"/>
+                <w:b/>
+                <w:bCs/>
+                <w:color w:val="000000"/>
+                <w:sz w:val="24"/>
+                <w:szCs w:val="24"/>
+              </w:rPr>
+            </w:pPr>
+            <w:r>
+              <w:rPr>
+                <w:rFonts w:ascii="Times New Roman" w:hAnsi="Times New Roman"/>
+                <w:b/>
+                <w:bCs/>
+                <w:color w:val="000000"/>
+                <w:sz w:val="24"/>
+                <w:szCs w:val="24"/>
+              </w:rPr>
+              <w:t>Identificação do contrato objeto de renovação</w:t>
+            </w:r>
+          </w:p>
+        </w:tc>
+      </w:tr>
+      <w:tr>
+        <w:tc>
+          <w:tcPr>
+            <w:tcW w:w="2122" w:type="dxa"/>
+            <w:shd w:val="clear" w:color="auto" w:fill="auto"/>
+          </w:tcPr>
+          <w:p>
+            <w:pPr>
+              <w:spacing w:line="240" w:lineRule="auto"/>
+              <w:jc w:val="both"/>
+              <w:rPr>
+                <w:rFonts w:ascii="Times New Roman" w:hAnsi="Times New Roman"/>
+                <w:b/>
+                <w:bCs/>
+                <w:color w:val="000000"/>
+                <w:sz w:val="24"/>
+                <w:szCs w:val="24"/>
+              </w:rPr>
+            </w:pPr>
+            <w:r>
+              <w:rPr>
+                <w:rFonts w:ascii="Times New Roman" w:hAnsi="Times New Roman"/>
+                <w:b/>
+                <w:bCs/>
+                <w:color w:val="000000"/>
+                <w:sz w:val="24"/>
+                <w:szCs w:val="24"/>
+              </w:rPr>
+              <w:t>Objeto:</w:t>
+            </w:r>
+          </w:p>
+        </w:tc>
+        <w:tc>
+          <w:tcPr>
+            <w:tcW w:w="6372" w:type="dxa"/>
+            <w:shd w:val="clear" w:color="auto" w:fill="auto"/>
+          </w:tcPr>
+          <w:p>
+            <w:pPr>
+              <w:spacing w:line="240" w:lineRule="auto"/>
+              <w:jc w:val="both"/>
+              <w:rPr>
+                <w:rFonts w:ascii="Times New Roman" w:hAnsi="Times New Roman"/>
+                <w:b/>
+                <w:bCs/>
+                <w:color w:val="000000"/>
+                <w:sz w:val="24"/>
+                <w:szCs w:val="24"/>
+              </w:rPr>
+            </w:pPr>
+            <w:r>
+              <w:rPr>
+                <w:rFonts w:ascii="Times New Roman" w:hAnsi="Times New Roman"/>
+                <w:b/>
+                <w:bCs/>
+                <w:color w:val="FF0000"/>
+                <w:sz w:val="24"/>
+                <w:szCs w:val="24"/>
+              </w:rPr>
+              <w:t>(se houver itens, acrescentar)</w:t>
+            </w:r>
+          </w:p>
+        </w:tc>
+      </w:tr>
+      <w:tr>
+        <w:tc>
+          <w:tcPr>
+            <w:tcW w:w="2122" w:type="dxa"/>
+            <w:shd w:val="clear" w:color="auto" w:fill="auto"/>
+          </w:tcPr>
+          <w:p>
+            <w:pPr>
+              <w:spacing w:line="240" w:lineRule="auto"/>
+              <w:jc w:val="both"/>
+              <w:rPr>
+                <w:rFonts w:ascii="Times New Roman" w:hAnsi="Times New Roman"/>
+                <w:b/>
+                <w:bCs/>
+                <w:color w:val="000000"/>
+                <w:sz w:val="24"/>
+                <w:szCs w:val="24"/>
+              </w:rPr>
+            </w:pPr>
+            <w:r>
+              <w:rPr>
+                <w:rFonts w:ascii="Times New Roman" w:hAnsi="Times New Roman"/>
+                <w:b/>
+                <w:bCs/>
+                <w:color w:val="000000"/>
+                <w:sz w:val="24"/>
+                <w:szCs w:val="24"/>
+              </w:rPr>
+              <w:t>Quantidade:</w:t>
+            </w:r>
+          </w:p>
+        </w:tc>
+        <w:tc>
+          <w:tcPr>
+            <w:tcW w:w="6372" w:type="dxa"/>
+            <w:shd w:val="clear" w:color="auto" w:fill="auto"/>
+          </w:tcPr>
+          <w:p>
+            <w:pPr>
+              <w:spacing w:line="240" w:lineRule="auto"/>
+              <w:jc w:val="both"/>
+              <w:rPr>
+                <w:rFonts w:ascii="Times New Roman" w:hAnsi="Times New Roman"/>
+                <w:color w:val="000000"/>
+                <w:sz w:val="24"/>
+                <w:szCs w:val="24"/>
+              </w:rPr>
+            </w:pPr>
+          </w:p>
+        </w:tc>
+      </w:tr>
+      <w:tr>
+        <w:tc>
+          <w:tcPr>
+            <w:tcW w:w="2122" w:type="dxa"/>
+            <w:shd w:val="clear" w:color="auto" w:fill="auto"/>
+          </w:tcPr>
+          <w:p>
+            <w:pPr>
+              <w:spacing w:line="240" w:lineRule="auto"/>
+              <w:jc w:val="both"/>
+              <w:rPr>
+                <w:rFonts w:ascii="Times New Roman" w:hAnsi="Times New Roman"/>
+                <w:b/>
+                <w:bCs/>
+                <w:color w:val="000000"/>
+                <w:sz w:val="24"/>
+                <w:szCs w:val="24"/>
+              </w:rPr>
+            </w:pPr>
+            <w:r>
+              <w:rPr>
+                <w:rFonts w:ascii="Times New Roman" w:hAnsi="Times New Roman"/>
+                <w:b/>
+                <w:bCs/>
+                <w:color w:val="000000"/>
+                <w:sz w:val="24"/>
+                <w:szCs w:val="24"/>
+              </w:rPr>
+              <w:t>Unidade de medida:</w:t>
+            </w:r>
+          </w:p>
+        </w:tc>
+        <w:tc>
+          <w:tcPr>
+            <w:tcW w:w="6372" w:type="dxa"/>
+            <w:shd w:val="clear" w:color="auto" w:fill="auto"/>
+          </w:tcPr>
+          <w:p>
+            <w:pPr>
+              <w:spacing w:line="240" w:lineRule="auto"/>
+              <w:jc w:val="both"/>
+              <w:rPr>
+                <w:rFonts w:ascii="Times New Roman" w:hAnsi="Times New Roman"/>
+                <w:color w:val="000000"/>
+                <w:sz w:val="24"/>
+                <w:szCs w:val="24"/>
+              </w:rPr>
+            </w:pPr>
+          </w:p>
+        </w:tc>
+      </w:tr>
+      <w:tr>
+        <w:tc>
+          <w:tcPr>
+            <w:tcW w:w="2122" w:type="dxa"/>
+            <w:shd w:val="clear" w:color="auto" w:fill="auto"/>
+          </w:tcPr>
+          <w:p>
+            <w:pPr>
+              <w:spacing w:line="240" w:lineRule="auto"/>
+              <w:jc w:val="both"/>
+              <w:rPr>
+                <w:rFonts w:ascii="Times New Roman" w:hAnsi="Times New Roman"/>
+                <w:b/>
+                <w:bCs/>
+                <w:color w:val="000000"/>
+                <w:sz w:val="24"/>
+                <w:szCs w:val="24"/>
+              </w:rPr>
+            </w:pPr>
+            <w:r>
+              <w:rPr>
+                <w:rFonts w:ascii="Times New Roman" w:hAnsi="Times New Roman"/>
+                <w:b/>
+                <w:bCs/>
+                <w:color w:val="000000"/>
+                <w:sz w:val="24"/>
+                <w:szCs w:val="24"/>
+              </w:rPr>
+              <w:t>Contrato nº:</w:t>
+            </w:r>
+          </w:p>
+        </w:tc>
+        <w:tc>
+          <w:tcPr>
+            <w:tcW w:w="6372" w:type="dxa"/>
+            <w:shd w:val="clear" w:color="auto" w:fill="auto"/>
+          </w:tcPr>
+          <w:p>
+            <w:pPr>
+              <w:spacing w:line="240" w:lineRule="auto"/>
+              <w:jc w:val="both"/>
+              <w:rPr>
+                <w:rFonts w:ascii="Times New Roman" w:hAnsi="Times New Roman"/>
+                <w:color w:val="000000"/>
+                <w:sz w:val="24"/>
+                <w:szCs w:val="24"/>
+              </w:rPr>
+            </w:pPr>
+          </w:p>
+        </w:tc>
+      </w:tr>
+      <w:tr>
+        <w:tc>
+          <w:tcPr>
+            <w:tcW w:w="2122" w:type="dxa"/>
+            <w:shd w:val="clear" w:color="auto" w:fill="auto"/>
+          </w:tcPr>
+          <w:p>
+            <w:pPr>
+              <w:spacing w:line="240" w:lineRule="auto"/>
+              <w:jc w:val="both"/>
+              <w:rPr>
+                <w:rFonts w:ascii="Times New Roman" w:hAnsi="Times New Roman"/>
+                <w:b/>
+                <w:bCs/>
+                <w:color w:val="000000"/>
+                <w:sz w:val="24"/>
+                <w:szCs w:val="24"/>
+              </w:rPr>
+            </w:pPr>
+            <w:r>
+              <w:rPr>
+                <w:rFonts w:ascii="Times New Roman" w:hAnsi="Times New Roman"/>
+                <w:b/>
+                <w:bCs/>
+                <w:color w:val="000000"/>
+                <w:sz w:val="24"/>
+                <w:szCs w:val="24"/>
+              </w:rPr>
+              <w:t xml:space="preserve">Contratada: </w:t>
+            </w:r>
+          </w:p>
+        </w:tc>
+        <w:tc>
+          <w:tcPr>
+            <w:tcW w:w="6372" w:type="dxa"/>
+            <w:shd w:val="clear" w:color="auto" w:fill="auto"/>
+          </w:tcPr>
+          <w:p>
+            <w:pPr>
+              <w:spacing w:line="240" w:lineRule="auto"/>
+              <w:jc w:val="both"/>
+              <w:rPr>
+                <w:rFonts w:ascii="Times New Roman" w:hAnsi="Times New Roman"/>
+                <w:color w:val="000000"/>
+                <w:sz w:val="24"/>
+                <w:szCs w:val="24"/>
+              </w:rPr>
+            </w:pPr>
+          </w:p>
+        </w:tc>
+      </w:tr>
+    </w:tbl>
+    <w:p>
+      <w:pPr>
+        <w:spacing w:line="240" w:lineRule="auto"/>
+        <w:jc w:val="both"/>
+        <w:rPr>
+          <w:rFonts w:ascii="Times New Roman" w:hAnsi="Times New Roman"/>
+          <w:color w:val="000000"/>
+          <w:sz w:val="24"/>
+          <w:szCs w:val="24"/>
+        </w:rPr>
+      </w:pPr>
+    </w:p>
+    <w:tbl>
+      <w:tblPr>
+        <w:tblW w:w="0" w:type="auto"/>
         <w:tblBorders>
           <w:top w:val="single" w:sz="4" w:space="0" w:color="auto"/>
           <w:left w:val="single" w:sz="4" w:space="0" w:color="auto"/>
@@ -549,26 +1089,30 @@
           <w:p>
             <w:pPr>
               <w:pStyle w:val="PargrafodaLista"/>
-              <w:keepNext/>
-              <w:spacing w:line="240" w:lineRule="auto"/>
-              <w:rPr>
-                <w:rFonts w:ascii="Times New Roman" w:hAnsi="Times New Roman"/>
-                <w:b/>
-                <w:bCs/>
-                <w:color w:val="000000"/>
-                <w:sz w:val="24"/>
-                <w:szCs w:val="24"/>
-              </w:rPr>
-            </w:pPr>
-            <w:r>
-              <w:rPr>
-                <w:rFonts w:ascii="Times New Roman" w:hAnsi="Times New Roman"/>
-                <w:b/>
-                <w:i w:val="0"/>
-                <w:color w:val="000000"/>
-                <w:sz w:val="24"/>
-              </w:rPr>
-              <w:t>2. Finalidade do formulário</w:t>
+              <w:numPr>
+                <w:ilvl w:val="0"/>
+                <w:numId w:val="17"/>
+              </w:numPr>
+              <w:spacing w:line="240" w:lineRule="auto"/>
+              <w:rPr>
+                <w:rFonts w:ascii="Times New Roman" w:hAnsi="Times New Roman"/>
+                <w:b/>
+                <w:bCs/>
+                <w:color w:val="000000"/>
+                <w:sz w:val="24"/>
+                <w:szCs w:val="24"/>
+              </w:rPr>
+            </w:pPr>
+            <w:r>
+              <w:rPr>
+                <w:rFonts w:ascii="Times New Roman" w:hAnsi="Times New Roman"/>
+                <w:b/>
+                <w:bCs/>
+                <w:color w:val="000000"/>
+                <w:sz w:val="24"/>
+                <w:szCs w:val="24"/>
+              </w:rPr>
+              <w:t>Justificativa</w:t>
             </w:r>
           </w:p>
         </w:tc>
@@ -582,83 +1126,26 @@
           <w:p>
             <w:pPr>
               <w:spacing w:line="240" w:lineRule="auto"/>
-              <w:jc w:val="left"/>
-              <w:rPr>
-                <w:rFonts w:ascii="Times New Roman" w:hAnsi="Times New Roman"/>
-                <w:b/>
-                <w:bCs/>
-                <w:color w:val="000000"/>
-                <w:sz w:val="24"/>
-                <w:szCs w:val="24"/>
-              </w:rPr>
-            </w:pPr>
-            <w:r>
-              <w:rPr>
-                <w:rFonts w:ascii="Times New Roman" w:hAnsi="Times New Roman"/>
-                <w:b w:val="0"/>
-                <w:i w:val="0"/>
-                <w:color w:val="000000"/>
-                <w:sz w:val="24"/>
-              </w:rPr>
-              <w:t>(  ) Elaboração do Plano de Contratações Anual de {{ANO_PCA}}.</w:t>
-            </w:r>
-          </w:p>
-          <w:p>
-            <w:pPr>
-              <w:spacing w:line="240" w:lineRule="auto"/>
-              <w:jc w:val="left"/>
-              <w:rPr>
-                <w:rFonts w:ascii="Times New Roman" w:hAnsi="Times New Roman"/>
-                <w:b/>
-                <w:bCs/>
-                <w:color w:val="000000"/>
-                <w:sz w:val="24"/>
-                <w:szCs w:val="24"/>
-              </w:rPr>
-            </w:pPr>
-            <w:r>
-              <w:rPr>
-                <w:rFonts w:ascii="Times New Roman" w:hAnsi="Times New Roman"/>
-                <w:b w:val="0"/>
-                <w:i w:val="0"/>
-                <w:color w:val="000000"/>
-                <w:sz w:val="24"/>
-              </w:rPr>
-              <w:t>(  ) Alteração do Plano de Contratações Anual de {{ANO_PCA}}, já aprovado e em execução (art. 6º da Portaria nº 04/2024).</w:t>
-            </w:r>
-          </w:p>
-          <w:p>
-            <w:pPr>
-              <w:spacing w:line="240" w:lineRule="auto"/>
-              <w:jc w:val="both"/>
-              <w:rPr>
-                <w:rFonts w:ascii="Times New Roman" w:hAnsi="Times New Roman"/>
-                <w:b/>
-                <w:bCs/>
-                <w:color w:val="000000"/>
-                <w:sz w:val="24"/>
-                <w:szCs w:val="24"/>
-              </w:rPr>
-            </w:pPr>
-            <w:r>
-              <w:rPr>
-                <w:rFonts w:ascii="Times New Roman" w:hAnsi="Times New Roman"/>
-                <w:b/>
-                <w:i w:val="0"/>
+              <w:jc w:val="both"/>
+              <w:rPr>
+                <w:rFonts w:ascii="Times New Roman" w:hAnsi="Times New Roman"/>
+                <w:b/>
+                <w:bCs/>
+                <w:color w:val="000000"/>
+                <w:sz w:val="24"/>
+                <w:szCs w:val="24"/>
+              </w:rPr>
+            </w:pPr>
+            <w:r>
+              <w:rPr>
+                <w:rFonts w:ascii="Times New Roman" w:hAnsi="Times New Roman"/>
+                <w:b/>
+                <w:bCs/>
                 <w:color w:val="FF0000"/>
                 <w:sz w:val="24"/>
-              </w:rPr>
-              <w:t xml:space="preserve">Orientação (excluir antes da assinatura): </w:t>
-            </w:r>
-            <w:r>
-              <w:rPr>
-                <w:rFonts w:ascii="Times New Roman" w:hAnsi="Times New Roman"/>
-                <w:b w:val="0"/>
-                <w:i/>
-                <w:color w:val="FF0000"/>
-                <w:sz w:val="24"/>
-              </w:rPr>
-              <w:t>na elaboração ordinária, a Presidência aprova o PCA consolidado (art. 4º, parágrafo único, da Portaria nº 04/2024) e o quadro 12 deve ser excluído. Na alteração do PCA em execução, o quadro 12 é obrigatório.</w:t>
+                <w:szCs w:val="24"/>
+              </w:rPr>
+              <w:t>(Descrever a necessidade da Administração e justificar a importância da contratação)</w:t>
             </w:r>
           </w:p>
         </w:tc>
@@ -676,690 +1163,6 @@
         </w:rPr>
       </w:pPr>
     </w:p>
-    <w:tbl>
-      <w:tblPr>
-        <w:tblW w:w="8494" w:type="dxa"/>
-        <w:tblBorders>
-          <w:top w:val="single" w:sz="4" w:space="0" w:color="auto"/>
-          <w:left w:val="single" w:sz="4" w:space="0" w:color="auto"/>
-          <w:bottom w:val="single" w:sz="4" w:space="0" w:color="auto"/>
-          <w:right w:val="single" w:sz="4" w:space="0" w:color="auto"/>
-          <w:insideH w:val="single" w:sz="4" w:space="0" w:color="auto"/>
-          <w:insideV w:val="single" w:sz="4" w:space="0" w:color="auto"/>
-        </w:tblBorders>
-        <w:tblLook w:val="04A0" w:firstRow="1" w:lastRow="0" w:firstColumn="1" w:lastColumn="0" w:noHBand="0" w:noVBand="1"/>
-      </w:tblPr>
-      <w:tblGrid>
-        <w:gridCol w:w="3100"/>
-        <w:gridCol w:w="5394"/>
-      </w:tblGrid>
-      <w:tr>
-        <w:tc>
-          <w:tcPr>
-            <w:tcW w:w="8494" w:type="dxa"/>
-            <w:gridSpan w:val="2"/>
-            <w:shd w:val="clear" w:color="auto" w:fill="FFFFFF"/>
-          </w:tcPr>
-          <w:p>
-            <w:pPr>
-              <w:pStyle w:val="PargrafodaLista"/>
-              <w:keepNext/>
-              <w:spacing w:line="240" w:lineRule="auto"/>
-              <w:ind w:left="164" w:firstLine="0"/>
-              <w:jc w:val="both"/>
-              <w:rPr>
-                <w:rFonts w:ascii="Times New Roman" w:hAnsi="Times New Roman"/>
-                <w:b/>
-                <w:bCs/>
-                <w:color w:val="000000"/>
-                <w:sz w:val="24"/>
-                <w:szCs w:val="24"/>
-              </w:rPr>
-            </w:pPr>
-            <w:r>
-              <w:rPr>
-                <w:rFonts w:ascii="Times New Roman" w:hAnsi="Times New Roman"/>
-                <w:b/>
-                <w:i w:val="0"/>
-                <w:color w:val="000000"/>
-                <w:sz w:val="24"/>
-              </w:rPr>
-              <w:t>3. Identificação da demanda</w:t>
-            </w:r>
-          </w:p>
-        </w:tc>
-      </w:tr>
-      <w:tr>
-        <w:tc>
-          <w:tcPr>
-            <w:tcW w:w="3100" w:type="dxa"/>
-            <w:shd w:val="clear" w:color="auto" w:fill="auto"/>
-          </w:tcPr>
-          <w:p>
-            <w:pPr>
-              <w:spacing w:line="240" w:lineRule="auto"/>
-              <w:jc w:val="both"/>
-              <w:rPr>
-                <w:rFonts w:ascii="Times New Roman" w:hAnsi="Times New Roman"/>
-                <w:b/>
-                <w:bCs/>
-                <w:color w:val="000000"/>
-                <w:sz w:val="24"/>
-                <w:szCs w:val="24"/>
-              </w:rPr>
-            </w:pPr>
-            <w:r>
-              <w:rPr>
-                <w:rFonts w:ascii="Times New Roman" w:hAnsi="Times New Roman"/>
-                <w:b/>
-                <w:i w:val="0"/>
-                <w:color w:val="000000"/>
-                <w:sz w:val="24"/>
-              </w:rPr>
-              <w:t>Natureza:</w:t>
-            </w:r>
-          </w:p>
-        </w:tc>
-        <w:tc>
-          <w:tcPr>
-            <w:tcW w:w="5394" w:type="dxa"/>
-            <w:shd w:val="clear" w:color="auto" w:fill="auto"/>
-          </w:tcPr>
-          <w:p>
-            <w:pPr>
-              <w:spacing w:line="240" w:lineRule="auto"/>
-              <w:jc w:val="both"/>
-              <w:rPr>
-                <w:rFonts w:ascii="Times New Roman" w:hAnsi="Times New Roman"/>
-                <w:color w:val="000000"/>
-                <w:sz w:val="24"/>
-                <w:szCs w:val="24"/>
-              </w:rPr>
-            </w:pPr>
-            <w:r>
-              <w:rPr>
-                <w:rFonts w:ascii="Times New Roman" w:hAnsi="Times New Roman"/>
-                <w:b w:val="0"/>
-                <w:i w:val="0"/>
-                <w:color w:val="000000"/>
-                <w:sz w:val="24"/>
-              </w:rPr>
-              <w:t>(  ) Nova contratação   (  ) Renovação ou prorrogação de contrato vigente</w:t>
-            </w:r>
-          </w:p>
-        </w:tc>
-      </w:tr>
-      <w:tr>
-        <w:tc>
-          <w:tcPr>
-            <w:tcW w:w="3100" w:type="dxa"/>
-            <w:shd w:val="clear" w:color="auto" w:fill="auto"/>
-          </w:tcPr>
-          <w:p>
-            <w:pPr>
-              <w:spacing w:line="240" w:lineRule="auto"/>
-              <w:jc w:val="both"/>
-              <w:rPr>
-                <w:rFonts w:ascii="Times New Roman" w:hAnsi="Times New Roman"/>
-                <w:b/>
-                <w:bCs/>
-                <w:color w:val="000000"/>
-                <w:sz w:val="24"/>
-                <w:szCs w:val="24"/>
-              </w:rPr>
-            </w:pPr>
-            <w:r>
-              <w:rPr>
-                <w:rFonts w:ascii="Times New Roman" w:hAnsi="Times New Roman"/>
-                <w:b/>
-                <w:i w:val="0"/>
-                <w:color w:val="000000"/>
-                <w:sz w:val="24"/>
-              </w:rPr>
-              <w:t>Objeto (descrição sucinta):</w:t>
-            </w:r>
-          </w:p>
-        </w:tc>
-        <w:tc>
-          <w:tcPr>
-            <w:tcW w:w="5394" w:type="dxa"/>
-            <w:shd w:val="clear" w:color="auto" w:fill="auto"/>
-          </w:tcPr>
-          <w:p>
-            <w:pPr>
-              <w:spacing w:line="240" w:lineRule="auto"/>
-              <w:jc w:val="both"/>
-              <w:rPr>
-                <w:rFonts w:ascii="Times New Roman" w:hAnsi="Times New Roman"/>
-                <w:color w:val="000000"/>
-                <w:sz w:val="24"/>
-                <w:szCs w:val="24"/>
-              </w:rPr>
-            </w:pPr>
-            <w:r>
-              <w:rPr>
-                <w:rFonts w:ascii="Times New Roman" w:hAnsi="Times New Roman"/>
-                <w:b w:val="0"/>
-                <w:i w:val="0"/>
-                <w:color w:val="000000"/>
-                <w:sz w:val="24"/>
-              </w:rPr>
-              <w:t xml:space="preserve">{{OBJETO}} </w:t>
-            </w:r>
-            <w:r>
-              <w:rPr>
-                <w:rFonts w:ascii="Times New Roman" w:hAnsi="Times New Roman"/>
-                <w:b/>
-                <w:i w:val="0"/>
-                <w:color w:val="FF0000"/>
-                <w:sz w:val="24"/>
-              </w:rPr>
-              <w:t>(se houver itens, acrescentar linhas; não indicar marca, modelo ou especificação detalhada — isso cabe ao ETP e ao TR)</w:t>
-            </w:r>
-          </w:p>
-        </w:tc>
-      </w:tr>
-      <w:tr>
-        <w:tc>
-          <w:tcPr>
-            <w:tcW w:w="3100" w:type="dxa"/>
-            <w:shd w:val="clear" w:color="auto" w:fill="auto"/>
-          </w:tcPr>
-          <w:p>
-            <w:pPr>
-              <w:spacing w:line="240" w:lineRule="auto"/>
-              <w:jc w:val="both"/>
-              <w:rPr>
-                <w:rFonts w:ascii="Times New Roman" w:hAnsi="Times New Roman"/>
-                <w:b/>
-                <w:bCs/>
-                <w:color w:val="000000"/>
-                <w:sz w:val="24"/>
-                <w:szCs w:val="24"/>
-              </w:rPr>
-            </w:pPr>
-            <w:r>
-              <w:rPr>
-                <w:rFonts w:ascii="Times New Roman" w:hAnsi="Times New Roman"/>
-                <w:b/>
-                <w:i w:val="0"/>
-                <w:color w:val="000000"/>
-                <w:sz w:val="24"/>
-              </w:rPr>
-              <w:t>Tipo:</w:t>
-            </w:r>
-          </w:p>
-        </w:tc>
-        <w:tc>
-          <w:tcPr>
-            <w:tcW w:w="5394" w:type="dxa"/>
-            <w:shd w:val="clear" w:color="auto" w:fill="auto"/>
-          </w:tcPr>
-          <w:p>
-            <w:pPr>
-              <w:spacing w:line="240" w:lineRule="auto"/>
-              <w:jc w:val="both"/>
-              <w:rPr>
-                <w:rFonts w:ascii="Times New Roman" w:hAnsi="Times New Roman"/>
-                <w:color w:val="000000"/>
-                <w:sz w:val="24"/>
-                <w:szCs w:val="24"/>
-              </w:rPr>
-            </w:pPr>
-            <w:r>
-              <w:rPr>
-                <w:rFonts w:ascii="Times New Roman" w:hAnsi="Times New Roman"/>
-                <w:b w:val="0"/>
-                <w:i w:val="0"/>
-                <w:color w:val="000000"/>
-                <w:sz w:val="24"/>
-              </w:rPr>
-              <w:t>(  ) Material de consumo   (  ) Bem permanente   (  ) Serviço   (  ) Obra ou serviço de engenharia</w:t>
-            </w:r>
-          </w:p>
-        </w:tc>
-      </w:tr>
-      <w:tr>
-        <w:tc>
-          <w:tcPr>
-            <w:tcW w:w="3100" w:type="dxa"/>
-            <w:shd w:val="clear" w:color="auto" w:fill="auto"/>
-          </w:tcPr>
-          <w:p>
-            <w:pPr>
-              <w:spacing w:line="240" w:lineRule="auto"/>
-              <w:jc w:val="both"/>
-              <w:rPr>
-                <w:rFonts w:ascii="Times New Roman" w:hAnsi="Times New Roman"/>
-                <w:b/>
-                <w:bCs/>
-                <w:color w:val="000000"/>
-                <w:sz w:val="24"/>
-                <w:szCs w:val="24"/>
-              </w:rPr>
-            </w:pPr>
-            <w:r>
-              <w:rPr>
-                <w:rFonts w:ascii="Times New Roman" w:hAnsi="Times New Roman"/>
-                <w:b/>
-                <w:i w:val="0"/>
-                <w:color w:val="000000"/>
-                <w:sz w:val="24"/>
-              </w:rPr>
-              <w:t>Quantidade estimada para o exercício:</w:t>
-            </w:r>
-          </w:p>
-        </w:tc>
-        <w:tc>
-          <w:tcPr>
-            <w:tcW w:w="5394" w:type="dxa"/>
-            <w:shd w:val="clear" w:color="auto" w:fill="auto"/>
-          </w:tcPr>
-          <w:p>
-            <w:pPr>
-              <w:spacing w:line="240" w:lineRule="auto"/>
-              <w:jc w:val="both"/>
-              <w:rPr>
-                <w:rFonts w:ascii="Times New Roman" w:hAnsi="Times New Roman"/>
-                <w:color w:val="000000"/>
-                <w:sz w:val="24"/>
-                <w:szCs w:val="24"/>
-              </w:rPr>
-            </w:pPr>
-            <w:r>
-              <w:rPr>
-                <w:rFonts w:ascii="Times New Roman" w:hAnsi="Times New Roman"/>
-                <w:b w:val="0"/>
-                <w:i w:val="0"/>
-                <w:color w:val="000000"/>
-                <w:sz w:val="24"/>
-              </w:rPr>
-              <w:t>{{QUANTIDADE}}</w:t>
-            </w:r>
-          </w:p>
-        </w:tc>
-      </w:tr>
-      <w:tr>
-        <w:tc>
-          <w:tcPr>
-            <w:tcW w:w="3100" w:type="dxa"/>
-            <w:shd w:val="clear" w:color="auto" w:fill="auto"/>
-          </w:tcPr>
-          <w:p>
-            <w:pPr>
-              <w:spacing w:line="240" w:lineRule="auto"/>
-              <w:jc w:val="both"/>
-              <w:rPr>
-                <w:rFonts w:ascii="Times New Roman" w:hAnsi="Times New Roman"/>
-                <w:b/>
-                <w:bCs/>
-                <w:color w:val="000000"/>
-                <w:sz w:val="24"/>
-                <w:szCs w:val="24"/>
-              </w:rPr>
-            </w:pPr>
-            <w:r>
-              <w:rPr>
-                <w:rFonts w:ascii="Times New Roman" w:hAnsi="Times New Roman"/>
-                <w:b/>
-                <w:i w:val="0"/>
-                <w:color w:val="000000"/>
-                <w:sz w:val="24"/>
-              </w:rPr>
-              <w:t>Unidade de medida:</w:t>
-            </w:r>
-          </w:p>
-        </w:tc>
-        <w:tc>
-          <w:tcPr>
-            <w:tcW w:w="5394" w:type="dxa"/>
-            <w:shd w:val="clear" w:color="auto" w:fill="auto"/>
-          </w:tcPr>
-          <w:p>
-            <w:pPr>
-              <w:spacing w:line="240" w:lineRule="auto"/>
-              <w:jc w:val="both"/>
-              <w:rPr>
-                <w:rFonts w:ascii="Times New Roman" w:hAnsi="Times New Roman"/>
-                <w:color w:val="000000"/>
-                <w:sz w:val="24"/>
-                <w:szCs w:val="24"/>
-              </w:rPr>
-            </w:pPr>
-            <w:r>
-              <w:rPr>
-                <w:rFonts w:ascii="Times New Roman" w:hAnsi="Times New Roman"/>
-                <w:b w:val="0"/>
-                <w:i w:val="0"/>
-                <w:color w:val="000000"/>
-                <w:sz w:val="24"/>
-              </w:rPr>
-              <w:t>{{UNIDADE_MEDIDA}}</w:t>
-            </w:r>
-          </w:p>
-        </w:tc>
-      </w:tr>
-      <w:tr>
-        <w:tc>
-          <w:tcPr>
-            <w:tcW w:w="3100" w:type="dxa"/>
-            <w:shd w:val="clear" w:color="auto" w:fill="auto"/>
-          </w:tcPr>
-          <w:p>
-            <w:pPr>
-              <w:spacing w:line="240" w:lineRule="auto"/>
-              <w:jc w:val="both"/>
-              <w:rPr>
-                <w:rFonts w:ascii="Times New Roman" w:hAnsi="Times New Roman"/>
-                <w:b/>
-                <w:bCs/>
-                <w:color w:val="000000"/>
-                <w:sz w:val="24"/>
-                <w:szCs w:val="24"/>
-              </w:rPr>
-            </w:pPr>
-            <w:r>
-              <w:rPr>
-                <w:rFonts w:ascii="Times New Roman" w:hAnsi="Times New Roman"/>
-                <w:b/>
-                <w:i w:val="0"/>
-                <w:color w:val="000000"/>
-                <w:sz w:val="24"/>
-              </w:rPr>
-              <w:t>Critério do quantitativo:</w:t>
-            </w:r>
-          </w:p>
-        </w:tc>
-        <w:tc>
-          <w:tcPr>
-            <w:tcW w:w="5394" w:type="dxa"/>
-            <w:shd w:val="clear" w:color="auto" w:fill="auto"/>
-          </w:tcPr>
-          <w:p>
-            <w:pPr>
-              <w:spacing w:line="240" w:lineRule="auto"/>
-              <w:jc w:val="both"/>
-              <w:rPr>
-                <w:rFonts w:ascii="Times New Roman" w:hAnsi="Times New Roman"/>
-                <w:color w:val="000000"/>
-                <w:sz w:val="24"/>
-                <w:szCs w:val="24"/>
-              </w:rPr>
-            </w:pPr>
-            <w:r>
-              <w:rPr>
-                <w:rFonts w:ascii="Times New Roman" w:hAnsi="Times New Roman"/>
-                <w:b w:val="0"/>
-                <w:i w:val="0"/>
-                <w:color w:val="000000"/>
-                <w:sz w:val="24"/>
-              </w:rPr>
-              <w:t xml:space="preserve">{{CRITERIO_QUANTIDADE}} </w:t>
-            </w:r>
-            <w:r>
-              <w:rPr>
-                <w:rFonts w:ascii="Times New Roman" w:hAnsi="Times New Roman"/>
-                <w:b/>
-                <w:i w:val="0"/>
-                <w:color w:val="FF0000"/>
-                <w:sz w:val="24"/>
-              </w:rPr>
-              <w:t>(ex.: consumo dos últimos 12 meses; número de postos atendidos)</w:t>
-            </w:r>
-          </w:p>
-        </w:tc>
-      </w:tr>
-      <w:tr>
-        <w:tc>
-          <w:tcPr>
-            <w:tcW w:w="3100" w:type="dxa"/>
-            <w:shd w:val="clear" w:color="auto" w:fill="auto"/>
-          </w:tcPr>
-          <w:p>
-            <w:pPr>
-              <w:spacing w:line="240" w:lineRule="auto"/>
-              <w:jc w:val="both"/>
-              <w:rPr>
-                <w:rFonts w:ascii="Times New Roman" w:hAnsi="Times New Roman"/>
-                <w:b/>
-                <w:bCs/>
-                <w:color w:val="000000"/>
-                <w:sz w:val="24"/>
-                <w:szCs w:val="24"/>
-              </w:rPr>
-            </w:pPr>
-            <w:r>
-              <w:rPr>
-                <w:rFonts w:ascii="Times New Roman" w:hAnsi="Times New Roman"/>
-                <w:b/>
-                <w:i w:val="0"/>
-                <w:color w:val="000000"/>
-                <w:sz w:val="24"/>
-              </w:rPr>
-              <w:t>Subelemento de despesa:</w:t>
-            </w:r>
-          </w:p>
-        </w:tc>
-        <w:tc>
-          <w:tcPr>
-            <w:tcW w:w="5394" w:type="dxa"/>
-            <w:shd w:val="clear" w:color="auto" w:fill="auto"/>
-          </w:tcPr>
-          <w:p>
-            <w:pPr>
-              <w:spacing w:line="240" w:lineRule="auto"/>
-              <w:jc w:val="both"/>
-              <w:rPr>
-                <w:rFonts w:ascii="Times New Roman" w:hAnsi="Times New Roman"/>
-                <w:color w:val="000000"/>
-                <w:sz w:val="24"/>
-                <w:szCs w:val="24"/>
-              </w:rPr>
-            </w:pPr>
-            <w:r>
-              <w:rPr>
-                <w:rFonts w:ascii="Times New Roman" w:hAnsi="Times New Roman"/>
-                <w:b w:val="0"/>
-                <w:i w:val="0"/>
-                <w:color w:val="000000"/>
-                <w:sz w:val="24"/>
-              </w:rPr>
-              <w:t xml:space="preserve">{{SUBELEMENTO_DESPESA}} </w:t>
-            </w:r>
-            <w:r>
-              <w:rPr>
-                <w:rFonts w:ascii="Times New Roman" w:hAnsi="Times New Roman"/>
-                <w:b/>
-                <w:i w:val="0"/>
-                <w:color w:val="FF0000"/>
-                <w:sz w:val="24"/>
-              </w:rPr>
-              <w:t>(quando conhecido; na falta, será indicado pelo coordenador do PCA)</w:t>
-            </w:r>
-          </w:p>
-        </w:tc>
-      </w:tr>
-      <w:tr>
-        <w:tc>
-          <w:tcPr>
-            <w:tcW w:w="3100" w:type="dxa"/>
-            <w:shd w:val="clear" w:color="auto" w:fill="auto"/>
-          </w:tcPr>
-          <w:p>
-            <w:pPr>
-              <w:spacing w:line="240" w:lineRule="auto"/>
-              <w:jc w:val="both"/>
-              <w:rPr>
-                <w:rFonts w:ascii="Times New Roman" w:hAnsi="Times New Roman"/>
-                <w:b/>
-                <w:bCs/>
-                <w:color w:val="000000"/>
-                <w:sz w:val="24"/>
-                <w:szCs w:val="24"/>
-              </w:rPr>
-            </w:pPr>
-            <w:r>
-              <w:rPr>
-                <w:rFonts w:ascii="Times New Roman" w:hAnsi="Times New Roman"/>
-                <w:b/>
-                <w:i w:val="0"/>
-                <w:color w:val="000000"/>
-                <w:sz w:val="24"/>
-              </w:rPr>
-              <w:t>Possibilidade de renovação contratual:</w:t>
-            </w:r>
-          </w:p>
-        </w:tc>
-        <w:tc>
-          <w:tcPr>
-            <w:tcW w:w="5394" w:type="dxa"/>
-            <w:shd w:val="clear" w:color="auto" w:fill="auto"/>
-          </w:tcPr>
-          <w:p>
-            <w:pPr>
-              <w:spacing w:line="240" w:lineRule="auto"/>
-              <w:jc w:val="both"/>
-              <w:rPr>
-                <w:rFonts w:ascii="Times New Roman" w:hAnsi="Times New Roman"/>
-                <w:color w:val="000000"/>
-                <w:sz w:val="24"/>
-                <w:szCs w:val="24"/>
-              </w:rPr>
-            </w:pPr>
-            <w:r>
-              <w:rPr>
-                <w:rFonts w:ascii="Times New Roman" w:hAnsi="Times New Roman"/>
-                <w:b w:val="0"/>
-                <w:i w:val="0"/>
-                <w:color w:val="000000"/>
-                <w:sz w:val="24"/>
-              </w:rPr>
-              <w:t>(  ) Sim   (  ) Não   (  ) Não se aplica</w:t>
-            </w:r>
-          </w:p>
-        </w:tc>
-      </w:tr>
-      <w:tr>
-        <w:tc>
-          <w:tcPr>
-            <w:tcW w:w="3100" w:type="dxa"/>
-            <w:shd w:val="clear" w:color="auto" w:fill="auto"/>
-          </w:tcPr>
-          <w:p>
-            <w:pPr>
-              <w:spacing w:line="240" w:lineRule="auto"/>
-              <w:jc w:val="both"/>
-              <w:rPr>
-                <w:rFonts w:ascii="Times New Roman" w:hAnsi="Times New Roman"/>
-                <w:b/>
-                <w:bCs/>
-                <w:color w:val="000000"/>
-                <w:sz w:val="24"/>
-                <w:szCs w:val="24"/>
-              </w:rPr>
-            </w:pPr>
-            <w:r>
-              <w:rPr>
-                <w:rFonts w:ascii="Times New Roman" w:hAnsi="Times New Roman"/>
-                <w:b/>
-                <w:i w:val="0"/>
-                <w:color w:val="000000"/>
-                <w:sz w:val="24"/>
-              </w:rPr>
-              <w:t>Contrato nº (renovação):</w:t>
-            </w:r>
-          </w:p>
-        </w:tc>
-        <w:tc>
-          <w:tcPr>
-            <w:tcW w:w="5394" w:type="dxa"/>
-            <w:shd w:val="clear" w:color="auto" w:fill="auto"/>
-          </w:tcPr>
-          <w:p>
-            <w:pPr>
-              <w:spacing w:line="240" w:lineRule="auto"/>
-              <w:jc w:val="both"/>
-              <w:rPr>
-                <w:rFonts w:ascii="Times New Roman" w:hAnsi="Times New Roman"/>
-                <w:color w:val="000000"/>
-                <w:sz w:val="24"/>
-                <w:szCs w:val="24"/>
-              </w:rPr>
-            </w:pPr>
-            <w:r>
-              <w:rPr>
-                <w:rFonts w:ascii="Times New Roman" w:hAnsi="Times New Roman"/>
-                <w:b w:val="0"/>
-                <w:i w:val="0"/>
-                <w:color w:val="000000"/>
-                <w:sz w:val="24"/>
-              </w:rPr>
-              <w:t>{{NUMERO_CONTRATO}}</w:t>
-            </w:r>
-          </w:p>
-        </w:tc>
-      </w:tr>
-      <w:tr>
-        <w:tc>
-          <w:tcPr>
-            <w:tcW w:w="3100" w:type="dxa"/>
-            <w:shd w:val="clear" w:color="auto" w:fill="auto"/>
-          </w:tcPr>
-          <w:p>
-            <w:pPr>
-              <w:spacing w:line="240" w:lineRule="auto"/>
-              <w:jc w:val="both"/>
-              <w:rPr>
-                <w:rFonts w:ascii="Times New Roman" w:hAnsi="Times New Roman"/>
-                <w:b/>
-                <w:bCs/>
-                <w:color w:val="000000"/>
-                <w:sz w:val="24"/>
-                <w:szCs w:val="24"/>
-              </w:rPr>
-            </w:pPr>
-            <w:r>
-              <w:rPr>
-                <w:rFonts w:ascii="Times New Roman" w:hAnsi="Times New Roman"/>
-                <w:b/>
-                <w:i w:val="0"/>
-                <w:color w:val="000000"/>
-                <w:sz w:val="24"/>
-              </w:rPr>
-              <w:t>Contratada (renovação):</w:t>
-            </w:r>
-          </w:p>
-        </w:tc>
-        <w:tc>
-          <w:tcPr>
-            <w:tcW w:w="5394" w:type="dxa"/>
-            <w:shd w:val="clear" w:color="auto" w:fill="auto"/>
-          </w:tcPr>
-          <w:p>
-            <w:pPr>
-              <w:spacing w:line="240" w:lineRule="auto"/>
-              <w:jc w:val="both"/>
-              <w:rPr>
-                <w:rFonts w:ascii="Times New Roman" w:hAnsi="Times New Roman"/>
-                <w:color w:val="000000"/>
-                <w:sz w:val="24"/>
-                <w:szCs w:val="24"/>
-              </w:rPr>
-            </w:pPr>
-            <w:r>
-              <w:rPr>
-                <w:rFonts w:ascii="Times New Roman" w:hAnsi="Times New Roman"/>
-                <w:b w:val="0"/>
-                <w:i w:val="0"/>
-                <w:color w:val="000000"/>
-                <w:sz w:val="24"/>
-              </w:rPr>
-              <w:t>{{CONTRATADA}}</w:t>
-            </w:r>
-          </w:p>
-        </w:tc>
-      </w:tr>
-    </w:tbl>
     <w:p>
       <w:pPr>
         <w:spacing w:line="240" w:lineRule="auto"/>
@@ -1372,9 +1175,22 @@
         </w:rPr>
       </w:pPr>
     </w:p>
+    <w:p>
+      <w:pPr>
+        <w:shd w:val="clear" w:color="auto" w:fill="FFFFFF"/>
+        <w:spacing w:line="240" w:lineRule="auto"/>
+        <w:jc w:val="both"/>
+        <w:rPr>
+          <w:rFonts w:ascii="Times New Roman" w:hAnsi="Times New Roman"/>
+          <w:color w:val="000000"/>
+          <w:sz w:val="24"/>
+          <w:szCs w:val="24"/>
+        </w:rPr>
+      </w:pPr>
+    </w:p>
     <w:tbl>
       <w:tblPr>
-        <w:tblW w:w="8494" w:type="dxa"/>
+        <w:tblW w:w="0" w:type="auto"/>
         <w:tblBorders>
           <w:top w:val="single" w:sz="4" w:space="0" w:color="auto"/>
           <w:left w:val="single" w:sz="4" w:space="0" w:color="auto"/>
@@ -1397,27 +1213,86 @@
           <w:p>
             <w:pPr>
               <w:pStyle w:val="PargrafodaLista"/>
-              <w:keepNext/>
-              <w:spacing w:line="240" w:lineRule="auto"/>
-              <w:rPr>
-                <w:rFonts w:ascii="Times New Roman" w:hAnsi="Times New Roman"/>
-                <w:b/>
-                <w:bCs/>
-                <w:color w:val="000000"/>
-                <w:sz w:val="24"/>
-                <w:szCs w:val="24"/>
-              </w:rPr>
-            </w:pPr>
-            <w:r>
-              <w:rPr>
-                <w:rFonts w:ascii="Times New Roman" w:hAnsi="Times New Roman"/>
-                <w:b/>
-                <w:i w:val="0"/>
-                <w:color w:val="000000"/>
-                <w:sz w:val="24"/>
-              </w:rPr>
-              <w:t>4. Justificativa da necessidade</w:t>
-            </w:r>
+              <w:numPr>
+                <w:ilvl w:val="0"/>
+                <w:numId w:val="17"/>
+              </w:numPr>
+              <w:shd w:val="clear" w:color="auto" w:fill="FFFFFF"/>
+              <w:tabs>
+                <w:tab w:val="left" w:pos="447"/>
+              </w:tabs>
+              <w:spacing w:after="0" w:line="240" w:lineRule="auto"/>
+              <w:rPr>
+                <w:rFonts w:ascii="Times New Roman" w:hAnsi="Times New Roman"/>
+                <w:b/>
+                <w:bCs/>
+                <w:color w:val="000000"/>
+                <w:sz w:val="24"/>
+                <w:szCs w:val="24"/>
+              </w:rPr>
+            </w:pPr>
+            <w:r>
+              <w:rPr>
+                <w:rFonts w:ascii="Times New Roman" w:hAnsi="Times New Roman"/>
+                <w:b/>
+                <w:bCs/>
+                <w:color w:val="000000"/>
+                <w:sz w:val="24"/>
+                <w:szCs w:val="24"/>
+              </w:rPr>
+              <w:t>Estimativa preliminar do valor da contratação</w:t>
+            </w:r>
+          </w:p>
+          <w:p>
+            <w:pPr>
+              <w:shd w:val="clear" w:color="auto" w:fill="FFFFFF"/>
+              <w:tabs>
+                <w:tab w:val="left" w:pos="447"/>
+                <w:tab w:val="left" w:pos="6826"/>
+              </w:tabs>
+              <w:spacing w:after="0" w:line="240" w:lineRule="auto"/>
+              <w:ind w:left="164"/>
+              <w:jc w:val="both"/>
+              <w:rPr>
+                <w:rFonts w:ascii="Times New Roman" w:hAnsi="Times New Roman"/>
+                <w:b/>
+                <w:bCs/>
+                <w:color w:val="000000"/>
+                <w:sz w:val="24"/>
+                <w:szCs w:val="24"/>
+              </w:rPr>
+            </w:pPr>
+            <w:r>
+              <w:rPr>
+                <w:rFonts w:ascii="Times New Roman" w:hAnsi="Times New Roman"/>
+                <w:b/>
+                <w:bCs/>
+                <w:color w:val="000000"/>
+                <w:sz w:val="24"/>
+                <w:szCs w:val="24"/>
+              </w:rPr>
+              <w:t>(procedimento simplificado)</w:t>
+            </w:r>
+          </w:p>
+          <w:p>
+            <w:pPr>
+              <w:shd w:val="clear" w:color="auto" w:fill="FFFFFF"/>
+              <w:tabs>
+                <w:tab w:val="left" w:pos="447"/>
+                <w:tab w:val="left" w:pos="6826"/>
+              </w:tabs>
+              <w:spacing w:after="0" w:line="240" w:lineRule="auto"/>
+              <w:ind w:left="164"/>
+              <w:jc w:val="both"/>
+              <w:rPr>
+                <w:rFonts w:ascii="Times New Roman" w:hAnsi="Times New Roman"/>
+                <w:b/>
+                <w:bCs/>
+                <w:color w:val="000000"/>
+                <w:sz w:val="24"/>
+                <w:szCs w:val="24"/>
+              </w:rPr>
+            </w:pPr>
           </w:p>
         </w:tc>
       </w:tr>
@@ -1425,6 +1300,181 @@
         <w:tc>
           <w:tcPr>
             <w:tcW w:w="8494" w:type="dxa"/>
+            <w:shd w:val="clear" w:color="auto" w:fill="FFFFFF"/>
+          </w:tcPr>
+          <w:p>
+            <w:pPr>
+              <w:spacing w:line="240" w:lineRule="auto"/>
+              <w:jc w:val="both"/>
+              <w:rPr>
+                <w:rFonts w:ascii="Times New Roman" w:hAnsi="Times New Roman"/>
+                <w:b/>
+                <w:bCs/>
+                <w:color w:val="000000"/>
+                <w:sz w:val="24"/>
+                <w:szCs w:val="24"/>
+              </w:rPr>
+            </w:pPr>
+            <w:r>
+              <w:rPr>
+                <w:rFonts w:ascii="Times New Roman" w:hAnsi="Times New Roman"/>
+                <w:b/>
+                <w:bCs/>
+                <w:color w:val="FF0000"/>
+                <w:sz w:val="24"/>
+                <w:szCs w:val="24"/>
+              </w:rPr>
+              <w:t>(Não se exige o mesmo rigor metodológico da pesquisa de preços)</w:t>
+            </w:r>
+          </w:p>
+        </w:tc>
+      </w:tr>
+    </w:tbl>
+    <w:p>
+      <w:pPr>
+        <w:spacing w:line="240" w:lineRule="auto"/>
+        <w:jc w:val="both"/>
+        <w:rPr>
+          <w:rFonts w:ascii="Times New Roman" w:hAnsi="Times New Roman"/>
+          <w:b/>
+          <w:bCs/>
+          <w:color w:val="FF0000"/>
+          <w:sz w:val="24"/>
+          <w:szCs w:val="24"/>
+          <w:highlight w:val="yellow"/>
+        </w:rPr>
+      </w:pPr>
+    </w:p>
+    <w:p>
+      <w:pPr>
+        <w:spacing w:line="240" w:lineRule="auto"/>
+        <w:jc w:val="both"/>
+        <w:rPr>
+          <w:rFonts w:ascii="Times New Roman" w:hAnsi="Times New Roman"/>
+          <w:b/>
+          <w:bCs/>
+          <w:color w:val="FF0000"/>
+          <w:sz w:val="24"/>
+          <w:szCs w:val="24"/>
+        </w:rPr>
+      </w:pPr>
+      <w:r>
+        <w:rPr>
+          <w:rFonts w:ascii="Times New Roman" w:hAnsi="Times New Roman"/>
+          <w:b/>
+          <w:bCs/>
+          <w:color w:val="FF0000"/>
+          <w:sz w:val="24"/>
+          <w:szCs w:val="24"/>
+          <w:highlight w:val="yellow"/>
+        </w:rPr>
+        <w:t>OU (utilizar a tabela abaixo no caso de renovação)</w:t>
+      </w:r>
+    </w:p>
+    <w:tbl>
+      <w:tblPr>
+        <w:tblW w:w="0" w:type="auto"/>
+        <w:tblBorders>
+          <w:top w:val="single" w:sz="4" w:space="0" w:color="auto"/>
+          <w:left w:val="single" w:sz="4" w:space="0" w:color="auto"/>
+          <w:bottom w:val="single" w:sz="4" w:space="0" w:color="auto"/>
+          <w:right w:val="single" w:sz="4" w:space="0" w:color="auto"/>
+          <w:insideH w:val="single" w:sz="4" w:space="0" w:color="auto"/>
+          <w:insideV w:val="single" w:sz="4" w:space="0" w:color="auto"/>
+        </w:tblBorders>
+        <w:tblLook w:val="04A0" w:firstRow="1" w:lastRow="0" w:firstColumn="1" w:lastColumn="0" w:noHBand="0" w:noVBand="1"/>
+      </w:tblPr>
+      <w:tblGrid>
+        <w:gridCol w:w="4106"/>
+        <w:gridCol w:w="4388"/>
+      </w:tblGrid>
+      <w:tr>
+        <w:tc>
+          <w:tcPr>
+            <w:tcW w:w="8494" w:type="dxa"/>
+            <w:gridSpan w:val="2"/>
+            <w:shd w:val="clear" w:color="auto" w:fill="FFFFFF"/>
+          </w:tcPr>
+          <w:p>
+            <w:pPr>
+              <w:pStyle w:val="PargrafodaLista"/>
+              <w:tabs>
+                <w:tab w:val="left" w:pos="447"/>
+              </w:tabs>
+              <w:spacing w:after="0" w:line="240" w:lineRule="auto"/>
+              <w:ind w:left="709"/>
+              <w:rPr>
+                <w:rFonts w:ascii="Times New Roman" w:hAnsi="Times New Roman"/>
+                <w:b/>
+                <w:bCs/>
+                <w:color w:val="000000"/>
+                <w:sz w:val="24"/>
+                <w:szCs w:val="24"/>
+                <w:shd w:val="clear" w:color="auto" w:fill="FFFFFF"/>
+              </w:rPr>
+            </w:pPr>
+            <w:r>
+              <w:rPr>
+                <w:rFonts w:ascii="Times New Roman" w:hAnsi="Times New Roman"/>
+                <w:b/>
+                <w:bCs/>
+                <w:color w:val="000000"/>
+                <w:sz w:val="24"/>
+                <w:szCs w:val="24"/>
+              </w:rPr>
+              <w:t>4.</w:t>
+            </w:r>
+            <w:r>
+              <w:rPr>
+                <w:rFonts w:ascii="Times New Roman" w:hAnsi="Times New Roman"/>
+                <w:b/>
+                <w:bCs/>
+                <w:color w:val="000000"/>
+                <w:sz w:val="24"/>
+                <w:szCs w:val="24"/>
+              </w:rPr>
+              <w:t xml:space="preserve"> </w:t>
+            </w:r>
+            <w:r>
+              <w:rPr>
+                <w:rFonts w:ascii="Times New Roman" w:hAnsi="Times New Roman"/>
+                <w:b/>
+                <w:bCs/>
+                <w:color w:val="000000"/>
+                <w:sz w:val="24"/>
+                <w:szCs w:val="24"/>
+                <w:shd w:val="clear" w:color="auto" w:fill="FFFFFF"/>
+              </w:rPr>
+              <w:t>Valor da contratação</w:t>
+            </w:r>
+          </w:p>
+          <w:p>
+            <w:pPr>
+              <w:pStyle w:val="PargrafodaLista"/>
+              <w:tabs>
+                <w:tab w:val="left" w:pos="447"/>
+              </w:tabs>
+              <w:spacing w:after="0" w:line="240" w:lineRule="auto"/>
+              <w:ind w:left="709"/>
+              <w:rPr>
+                <w:rFonts w:ascii="Times New Roman" w:hAnsi="Times New Roman"/>
+                <w:b/>
+                <w:bCs/>
+                <w:color w:val="000000"/>
+                <w:sz w:val="24"/>
+                <w:szCs w:val="24"/>
+              </w:rPr>
+            </w:pPr>
+          </w:p>
+        </w:tc>
+      </w:tr>
+      <w:tr>
+        <w:trPr>
+          <w:trHeight w:val="225"/>
+        </w:trPr>
+        <w:tc>
+          <w:tcPr>
+            <w:tcW w:w="4106" w:type="dxa"/>
             <w:shd w:val="clear" w:color="auto" w:fill="auto"/>
           </w:tcPr>
           <w:p>
@@ -1443,47 +1493,123 @@
             <w:r>
               <w:rPr>
                 <w:rFonts w:ascii="Times New Roman" w:hAnsi="Times New Roman"/>
-                <w:b w:val="0"/>
-                <w:i w:val="0"/>
-                <w:color w:val="000000"/>
-                <w:sz w:val="24"/>
-              </w:rPr>
-              <w:t>{{JUSTIFICATIVA}}</w:t>
-            </w:r>
-          </w:p>
-          <w:p>
-            <w:pPr>
-              <w:spacing w:line="240" w:lineRule="auto"/>
-              <w:jc w:val="both"/>
-              <w:rPr>
-                <w:rFonts w:ascii="Times New Roman" w:hAnsi="Times New Roman"/>
-                <w:b/>
-                <w:bCs/>
-                <w:color w:val="000000"/>
-                <w:sz w:val="24"/>
-                <w:szCs w:val="24"/>
-              </w:rPr>
-            </w:pPr>
-            <w:r>
-              <w:rPr>
-                <w:rFonts w:ascii="Times New Roman" w:hAnsi="Times New Roman"/>
-                <w:b/>
-                <w:i w:val="0"/>
-                <w:color w:val="FF0000"/>
-                <w:sz w:val="24"/>
-              </w:rPr>
-              <w:t xml:space="preserve">Orientação (excluir antes da assinatura): </w:t>
-            </w:r>
-            <w:r>
-              <w:rPr>
-                <w:rFonts w:ascii="Times New Roman" w:hAnsi="Times New Roman"/>
-                <w:b w:val="0"/>
-                <w:i/>
-                <w:color w:val="FF0000"/>
-                <w:sz w:val="24"/>
-              </w:rPr>
-              <w:t>responder, de forma objetiva: qual é a situação atual ou o problema; por que há necessidade administrativa; qual o prejuízo ou risco de não atender; qual resultado a Câmara pretende alcançar. Evitar fórmulas genéricas como "necessário ao bom funcionamento". É vedada a aquisição de bem de consumo de luxo (Portaria nº 08/2024, art. 3º).</w:t>
-            </w:r>
+                <w:b/>
+                <w:bCs/>
+                <w:color w:val="000000"/>
+                <w:sz w:val="24"/>
+                <w:szCs w:val="24"/>
+              </w:rPr>
+              <w:t>Valor total e atualizado do contrato:</w:t>
+            </w:r>
+          </w:p>
+        </w:tc>
+        <w:tc>
+          <w:tcPr>
+            <w:tcW w:w="4388" w:type="dxa"/>
+            <w:shd w:val="clear" w:color="auto" w:fill="auto"/>
+          </w:tcPr>
+          <w:p>
+            <w:pPr>
+              <w:spacing w:line="240" w:lineRule="auto"/>
+              <w:jc w:val="both"/>
+              <w:rPr>
+                <w:rFonts w:ascii="Times New Roman" w:hAnsi="Times New Roman"/>
+                <w:b/>
+                <w:bCs/>
+                <w:color w:val="000000"/>
+                <w:sz w:val="24"/>
+                <w:szCs w:val="24"/>
+              </w:rPr>
+            </w:pPr>
+          </w:p>
+        </w:tc>
+      </w:tr>
+      <w:tr>
+        <w:trPr>
+          <w:trHeight w:val="225"/>
+        </w:trPr>
+        <w:tc>
+          <w:tcPr>
+            <w:tcW w:w="4106" w:type="dxa"/>
+            <w:shd w:val="clear" w:color="auto" w:fill="auto"/>
+          </w:tcPr>
+          <w:p>
+            <w:pPr>
+              <w:spacing w:line="240" w:lineRule="auto"/>
+              <w:jc w:val="both"/>
+              <w:rPr>
+                <w:rFonts w:ascii="Times New Roman" w:hAnsi="Times New Roman"/>
+                <w:b/>
+                <w:bCs/>
+                <w:color w:val="000000"/>
+                <w:sz w:val="24"/>
+                <w:szCs w:val="24"/>
+              </w:rPr>
+            </w:pPr>
+            <w:r>
+              <w:rPr>
+                <w:rFonts w:ascii="Times New Roman" w:hAnsi="Times New Roman"/>
+                <w:b/>
+                <w:bCs/>
+                <w:color w:val="000000"/>
+                <w:sz w:val="24"/>
+                <w:szCs w:val="24"/>
+              </w:rPr>
+              <w:t>Valor a</w:t>
+            </w:r>
+            <w:r>
+              <w:rPr>
+                <w:rFonts w:ascii="Times New Roman" w:hAnsi="Times New Roman"/>
+                <w:b/>
+                <w:bCs/>
+                <w:color w:val="000000"/>
+                <w:sz w:val="24"/>
+                <w:szCs w:val="24"/>
+              </w:rPr>
+              <w:t xml:space="preserve">tualizado a </w:t>
+            </w:r>
+            <w:r>
+              <w:rPr>
+                <w:rFonts w:ascii="Times New Roman" w:hAnsi="Times New Roman"/>
+                <w:b/>
+                <w:bCs/>
+                <w:color w:val="000000"/>
+                <w:sz w:val="24"/>
+                <w:szCs w:val="24"/>
+              </w:rPr>
+              <w:t xml:space="preserve">ser despendido no próximo </w:t>
+            </w:r>
+            <w:r>
+              <w:rPr>
+                <w:rFonts w:ascii="Times New Roman" w:hAnsi="Times New Roman"/>
+                <w:b/>
+                <w:bCs/>
+                <w:color w:val="000000"/>
+                <w:sz w:val="24"/>
+                <w:szCs w:val="24"/>
+              </w:rPr>
+              <w:t xml:space="preserve">exercício: </w:t>
+            </w:r>
+          </w:p>
+        </w:tc>
+        <w:tc>
+          <w:tcPr>
+            <w:tcW w:w="4388" w:type="dxa"/>
+            <w:shd w:val="clear" w:color="auto" w:fill="auto"/>
+          </w:tcPr>
+          <w:p>
+            <w:pPr>
+              <w:spacing w:line="240" w:lineRule="auto"/>
+              <w:jc w:val="both"/>
+              <w:rPr>
+                <w:rFonts w:ascii="Times New Roman" w:hAnsi="Times New Roman"/>
+                <w:b/>
+                <w:bCs/>
+                <w:color w:val="000000"/>
+                <w:sz w:val="24"/>
+                <w:szCs w:val="24"/>
+              </w:rPr>
+            </w:pPr>
           </w:p>
         </w:tc>
       </w:tr>
@@ -1502,7 +1628,7 @@
     </w:p>
     <w:tbl>
       <w:tblPr>
-        <w:tblW w:w="8494" w:type="dxa"/>
+        <w:tblW w:w="0" w:type="auto"/>
         <w:tblBorders>
           <w:top w:val="single" w:sz="4" w:space="0" w:color="auto"/>
           <w:left w:val="single" w:sz="4" w:space="0" w:color="auto"/>
@@ -1525,26 +1651,34 @@
           <w:p>
             <w:pPr>
               <w:pStyle w:val="PargrafodaLista"/>
-              <w:keepNext/>
-              <w:spacing w:line="240" w:lineRule="auto"/>
-              <w:rPr>
-                <w:rFonts w:ascii="Times New Roman" w:hAnsi="Times New Roman"/>
-                <w:b/>
-                <w:bCs/>
-                <w:color w:val="000000"/>
-                <w:sz w:val="24"/>
-                <w:szCs w:val="24"/>
-              </w:rPr>
-            </w:pPr>
-            <w:r>
-              <w:rPr>
-                <w:rFonts w:ascii="Times New Roman" w:hAnsi="Times New Roman"/>
-                <w:b/>
-                <w:i w:val="0"/>
-                <w:color w:val="000000"/>
-                <w:sz w:val="24"/>
-              </w:rPr>
-              <w:t>5. Alinhamento com o planejamento estratégico</w:t>
+              <w:numPr>
+                <w:ilvl w:val="0"/>
+                <w:numId w:val="19"/>
+              </w:numPr>
+              <w:tabs>
+                <w:tab w:val="left" w:pos="447"/>
+              </w:tabs>
+              <w:spacing w:line="240" w:lineRule="auto"/>
+              <w:jc w:val="both"/>
+              <w:rPr>
+                <w:rFonts w:ascii="Times New Roman" w:hAnsi="Times New Roman"/>
+                <w:b/>
+                <w:bCs/>
+                <w:color w:val="000000"/>
+                <w:sz w:val="24"/>
+                <w:szCs w:val="24"/>
+              </w:rPr>
+            </w:pPr>
+            <w:r>
+              <w:rPr>
+                <w:rFonts w:ascii="Times New Roman" w:hAnsi="Times New Roman"/>
+                <w:b/>
+                <w:bCs/>
+                <w:color w:val="000000"/>
+                <w:sz w:val="24"/>
+                <w:szCs w:val="24"/>
+              </w:rPr>
+              <w:t>Data pretendida para a conclusão da contratação</w:t>
             </w:r>
           </w:p>
         </w:tc>
@@ -1558,83 +1692,37 @@
           <w:p>
             <w:pPr>
               <w:spacing w:line="240" w:lineRule="auto"/>
-              <w:jc w:val="left"/>
-              <w:rPr>
-                <w:rFonts w:ascii="Times New Roman" w:hAnsi="Times New Roman"/>
-                <w:b/>
-                <w:bCs/>
-                <w:color w:val="000000"/>
-                <w:sz w:val="24"/>
-                <w:szCs w:val="24"/>
-              </w:rPr>
-            </w:pPr>
-            <w:r>
-              <w:rPr>
-                <w:rFonts w:ascii="Times New Roman" w:hAnsi="Times New Roman"/>
-                <w:b w:val="0"/>
-                <w:i w:val="0"/>
-                <w:color w:val="000000"/>
-                <w:sz w:val="24"/>
-              </w:rPr>
-              <w:t>(  ) A demanda está relacionada ao planejamento estratégico da Câmara. Instrumento e objetivo relacionados: {{ALINHAMENTO_ESTRATEGICO}}.</w:t>
-            </w:r>
-          </w:p>
-          <w:p>
-            <w:pPr>
-              <w:spacing w:line="240" w:lineRule="auto"/>
-              <w:jc w:val="left"/>
-              <w:rPr>
-                <w:rFonts w:ascii="Times New Roman" w:hAnsi="Times New Roman"/>
-                <w:b/>
-                <w:bCs/>
-                <w:color w:val="000000"/>
-                <w:sz w:val="24"/>
-                <w:szCs w:val="24"/>
-              </w:rPr>
-            </w:pPr>
-            <w:r>
-              <w:rPr>
-                <w:rFonts w:ascii="Times New Roman" w:hAnsi="Times New Roman"/>
-                <w:b w:val="0"/>
-                <w:i w:val="0"/>
-                <w:color w:val="000000"/>
-                <w:sz w:val="24"/>
-              </w:rPr>
-              <w:t>(  ) Não há planejamento estratégico formal aplicável à demanda.</w:t>
-            </w:r>
-          </w:p>
-          <w:p>
-            <w:pPr>
-              <w:spacing w:line="240" w:lineRule="auto"/>
-              <w:jc w:val="both"/>
-              <w:rPr>
-                <w:rFonts w:ascii="Times New Roman" w:hAnsi="Times New Roman"/>
-                <w:b/>
-                <w:bCs/>
-                <w:color w:val="000000"/>
-                <w:sz w:val="24"/>
-                <w:szCs w:val="24"/>
-              </w:rPr>
-            </w:pPr>
-            <w:r>
-              <w:rPr>
-                <w:rFonts w:ascii="Times New Roman" w:hAnsi="Times New Roman"/>
-                <w:b/>
-                <w:i w:val="0"/>
-                <w:color w:val="FF0000"/>
-                <w:sz w:val="24"/>
-              </w:rPr>
-              <w:t xml:space="preserve">Orientação (excluir antes da assinatura): </w:t>
-            </w:r>
-            <w:r>
-              <w:rPr>
-                <w:rFonts w:ascii="Times New Roman" w:hAnsi="Times New Roman"/>
-                <w:b w:val="0"/>
-                <w:i/>
-                <w:color w:val="FF0000"/>
-                <w:sz w:val="24"/>
-              </w:rPr>
-              <w:t>elemento do art. 3º, V, da Portaria nº 04/2024 ("quando houver"). Não confundir com a previsão no PCA.</w:t>
+              <w:jc w:val="both"/>
+              <w:rPr>
+                <w:rFonts w:ascii="Times New Roman" w:hAnsi="Times New Roman"/>
+                <w:color w:val="000000"/>
+                <w:sz w:val="24"/>
+                <w:szCs w:val="24"/>
+              </w:rPr>
+            </w:pPr>
+            <w:r>
+              <w:rPr>
+                <w:rFonts w:ascii="Times New Roman" w:hAnsi="Times New Roman"/>
+                <w:sz w:val="24"/>
+                <w:szCs w:val="24"/>
+              </w:rPr>
+              <w:t>A presente contratação deverá ser formalizada até ____/____/_____</w:t>
+            </w:r>
+            <w:r>
+              <w:rPr>
+                <w:rFonts w:ascii="Times New Roman" w:hAnsi="Times New Roman"/>
+                <w:sz w:val="24"/>
+                <w:szCs w:val="24"/>
+              </w:rPr>
+              <w:t>, de modo a permitir o início da execução do objeto em tempo hábil</w:t>
+            </w:r>
+            <w:r>
+              <w:rPr>
+                <w:rFonts w:ascii="Times New Roman" w:hAnsi="Times New Roman"/>
+                <w:sz w:val="24"/>
+                <w:szCs w:val="24"/>
+              </w:rPr>
+              <w:t>.</w:t>
             </w:r>
           </w:p>
         </w:tc>
@@ -1652,435 +1740,57 @@
         </w:rPr>
       </w:pPr>
     </w:p>
-    <w:tbl>
-      <w:tblPr>
-        <w:tblW w:w="8494" w:type="dxa"/>
-        <w:tblBorders>
-          <w:top w:val="single" w:sz="4" w:space="0" w:color="auto"/>
-          <w:left w:val="single" w:sz="4" w:space="0" w:color="auto"/>
-          <w:bottom w:val="single" w:sz="4" w:space="0" w:color="auto"/>
-          <w:right w:val="single" w:sz="4" w:space="0" w:color="auto"/>
-          <w:insideH w:val="single" w:sz="4" w:space="0" w:color="auto"/>
-          <w:insideV w:val="single" w:sz="4" w:space="0" w:color="auto"/>
-        </w:tblBorders>
-        <w:tblLook w:val="04A0" w:firstRow="1" w:lastRow="0" w:firstColumn="1" w:lastColumn="0" w:noHBand="0" w:noVBand="1"/>
-      </w:tblPr>
-      <w:tblGrid>
-        <w:gridCol w:w="3100"/>
-        <w:gridCol w:w="5394"/>
-      </w:tblGrid>
-      <w:tr>
-        <w:tc>
-          <w:tcPr>
-            <w:tcW w:w="8494" w:type="dxa"/>
-            <w:gridSpan w:val="2"/>
-            <w:shd w:val="clear" w:color="auto" w:fill="FFFFFF"/>
-          </w:tcPr>
-          <w:p>
-            <w:pPr>
-              <w:pStyle w:val="PargrafodaLista"/>
-              <w:keepNext/>
-              <w:spacing w:line="240" w:lineRule="auto"/>
-              <w:ind w:left="164" w:firstLine="0"/>
-              <w:jc w:val="both"/>
-              <w:rPr>
-                <w:rFonts w:ascii="Times New Roman" w:hAnsi="Times New Roman"/>
-                <w:b/>
-                <w:bCs/>
-                <w:color w:val="000000"/>
-                <w:sz w:val="24"/>
-                <w:szCs w:val="24"/>
-              </w:rPr>
-            </w:pPr>
-            <w:r>
-              <w:rPr>
-                <w:rFonts w:ascii="Times New Roman" w:hAnsi="Times New Roman"/>
-                <w:b/>
-                <w:i w:val="0"/>
-                <w:color w:val="000000"/>
-                <w:sz w:val="24"/>
-              </w:rPr>
-              <w:t>6. Estimativa sumária do valor da contratação</w:t>
-            </w:r>
-          </w:p>
-        </w:tc>
-      </w:tr>
-      <w:tr>
-        <w:tc>
-          <w:tcPr>
-            <w:tcW w:w="3100" w:type="dxa"/>
-            <w:shd w:val="clear" w:color="auto" w:fill="auto"/>
-          </w:tcPr>
-          <w:p>
-            <w:pPr>
-              <w:spacing w:line="240" w:lineRule="auto"/>
-              <w:jc w:val="both"/>
-              <w:rPr>
-                <w:rFonts w:ascii="Times New Roman" w:hAnsi="Times New Roman"/>
-                <w:b/>
-                <w:bCs/>
-                <w:color w:val="000000"/>
-                <w:sz w:val="24"/>
-                <w:szCs w:val="24"/>
-              </w:rPr>
-            </w:pPr>
-            <w:r>
-              <w:rPr>
-                <w:rFonts w:ascii="Times New Roman" w:hAnsi="Times New Roman"/>
-                <w:b/>
-                <w:i w:val="0"/>
-                <w:color w:val="000000"/>
-                <w:sz w:val="24"/>
-              </w:rPr>
-              <w:t>Valor estimado:</w:t>
-            </w:r>
-          </w:p>
-        </w:tc>
-        <w:tc>
-          <w:tcPr>
-            <w:tcW w:w="5394" w:type="dxa"/>
-            <w:shd w:val="clear" w:color="auto" w:fill="auto"/>
-          </w:tcPr>
-          <w:p>
-            <w:pPr>
-              <w:spacing w:line="240" w:lineRule="auto"/>
-              <w:jc w:val="both"/>
-              <w:rPr>
-                <w:rFonts w:ascii="Times New Roman" w:hAnsi="Times New Roman"/>
-                <w:color w:val="000000"/>
-                <w:sz w:val="24"/>
-                <w:szCs w:val="24"/>
-              </w:rPr>
-            </w:pPr>
-            <w:r>
-              <w:rPr>
-                <w:rFonts w:ascii="Times New Roman" w:hAnsi="Times New Roman"/>
-                <w:b w:val="0"/>
-                <w:i w:val="0"/>
-                <w:color w:val="000000"/>
-                <w:sz w:val="24"/>
-              </w:rPr>
-              <w:t>R$ {{ESTIMATIVA_VALOR}}</w:t>
-            </w:r>
-          </w:p>
-        </w:tc>
-      </w:tr>
-      <w:tr>
-        <w:tc>
-          <w:tcPr>
-            <w:tcW w:w="3100" w:type="dxa"/>
-            <w:shd w:val="clear" w:color="auto" w:fill="auto"/>
-          </w:tcPr>
-          <w:p>
-            <w:pPr>
-              <w:spacing w:line="240" w:lineRule="auto"/>
-              <w:jc w:val="both"/>
-              <w:rPr>
-                <w:rFonts w:ascii="Times New Roman" w:hAnsi="Times New Roman"/>
-                <w:b/>
-                <w:bCs/>
-                <w:color w:val="000000"/>
-                <w:sz w:val="24"/>
-                <w:szCs w:val="24"/>
-              </w:rPr>
-            </w:pPr>
-            <w:r>
-              <w:rPr>
-                <w:rFonts w:ascii="Times New Roman" w:hAnsi="Times New Roman"/>
-                <w:b/>
-                <w:i w:val="0"/>
-                <w:color w:val="000000"/>
-                <w:sz w:val="24"/>
-              </w:rPr>
-              <w:t>Referência utilizada:</w:t>
-            </w:r>
-          </w:p>
-        </w:tc>
-        <w:tc>
-          <w:tcPr>
-            <w:tcW w:w="5394" w:type="dxa"/>
-            <w:shd w:val="clear" w:color="auto" w:fill="auto"/>
-          </w:tcPr>
-          <w:p>
-            <w:pPr>
-              <w:spacing w:line="240" w:lineRule="auto"/>
-              <w:jc w:val="both"/>
-              <w:rPr>
-                <w:rFonts w:ascii="Times New Roman" w:hAnsi="Times New Roman"/>
-                <w:color w:val="000000"/>
-                <w:sz w:val="24"/>
-                <w:szCs w:val="24"/>
-              </w:rPr>
-            </w:pPr>
-            <w:r>
-              <w:rPr>
-                <w:rFonts w:ascii="Times New Roman" w:hAnsi="Times New Roman"/>
-                <w:b w:val="0"/>
-                <w:i w:val="0"/>
-                <w:color w:val="000000"/>
-                <w:sz w:val="24"/>
-              </w:rPr>
-              <w:t>{{FONTE_ESTIMATIVA}}</w:t>
-            </w:r>
-          </w:p>
-        </w:tc>
-      </w:tr>
-      <w:tr>
-        <w:tc>
-          <w:tcPr>
-            <w:tcW w:w="3100" w:type="dxa"/>
-            <w:shd w:val="clear" w:color="auto" w:fill="auto"/>
-          </w:tcPr>
-          <w:p>
-            <w:pPr>
-              <w:spacing w:line="240" w:lineRule="auto"/>
-              <w:jc w:val="both"/>
-              <w:rPr>
-                <w:rFonts w:ascii="Times New Roman" w:hAnsi="Times New Roman"/>
-                <w:b/>
-                <w:bCs/>
-                <w:color w:val="000000"/>
-                <w:sz w:val="24"/>
-                <w:szCs w:val="24"/>
-              </w:rPr>
-            </w:pPr>
-            <w:r>
-              <w:rPr>
-                <w:rFonts w:ascii="Times New Roman" w:hAnsi="Times New Roman"/>
-                <w:b/>
-                <w:i w:val="0"/>
-                <w:color w:val="000000"/>
-                <w:sz w:val="24"/>
-              </w:rPr>
-              <w:t>Data da referência:</w:t>
-            </w:r>
-          </w:p>
-        </w:tc>
-        <w:tc>
-          <w:tcPr>
-            <w:tcW w:w="5394" w:type="dxa"/>
-            <w:shd w:val="clear" w:color="auto" w:fill="auto"/>
-          </w:tcPr>
-          <w:p>
-            <w:pPr>
-              <w:spacing w:line="240" w:lineRule="auto"/>
-              <w:jc w:val="both"/>
-              <w:rPr>
-                <w:rFonts w:ascii="Times New Roman" w:hAnsi="Times New Roman"/>
-                <w:color w:val="000000"/>
-                <w:sz w:val="24"/>
-                <w:szCs w:val="24"/>
-              </w:rPr>
-            </w:pPr>
-            <w:r>
-              <w:rPr>
-                <w:rFonts w:ascii="Times New Roman" w:hAnsi="Times New Roman"/>
-                <w:b w:val="0"/>
-                <w:i w:val="0"/>
-                <w:color w:val="000000"/>
-                <w:sz w:val="24"/>
-              </w:rPr>
-              <w:t>{{DATA_ESTIMATIVA}}</w:t>
-            </w:r>
-          </w:p>
-        </w:tc>
-      </w:tr>
-      <w:tr>
-        <w:tc>
-          <w:tcPr>
-            <w:tcW w:w="3100" w:type="dxa"/>
-            <w:shd w:val="clear" w:color="auto" w:fill="auto"/>
-          </w:tcPr>
-          <w:p>
-            <w:pPr>
-              <w:spacing w:line="240" w:lineRule="auto"/>
-              <w:jc w:val="both"/>
-              <w:rPr>
-                <w:rFonts w:ascii="Times New Roman" w:hAnsi="Times New Roman"/>
-                <w:b/>
-                <w:bCs/>
-                <w:color w:val="000000"/>
-                <w:sz w:val="24"/>
-                <w:szCs w:val="24"/>
-              </w:rPr>
-            </w:pPr>
-            <w:r>
-              <w:rPr>
-                <w:rFonts w:ascii="Times New Roman" w:hAnsi="Times New Roman"/>
-                <w:b/>
-                <w:i w:val="0"/>
-                <w:color w:val="000000"/>
-                <w:sz w:val="24"/>
-              </w:rPr>
-              <w:t>Valor total atualizado do contrato (renovação):</w:t>
-            </w:r>
-          </w:p>
-        </w:tc>
-        <w:tc>
-          <w:tcPr>
-            <w:tcW w:w="5394" w:type="dxa"/>
-            <w:shd w:val="clear" w:color="auto" w:fill="auto"/>
-          </w:tcPr>
-          <w:p>
-            <w:pPr>
-              <w:spacing w:line="240" w:lineRule="auto"/>
-              <w:jc w:val="both"/>
-              <w:rPr>
-                <w:rFonts w:ascii="Times New Roman" w:hAnsi="Times New Roman"/>
-                <w:color w:val="000000"/>
-                <w:sz w:val="24"/>
-                <w:szCs w:val="24"/>
-              </w:rPr>
-            </w:pPr>
-            <w:r>
-              <w:rPr>
-                <w:rFonts w:ascii="Times New Roman" w:hAnsi="Times New Roman"/>
-                <w:b w:val="0"/>
-                <w:i w:val="0"/>
-                <w:color w:val="000000"/>
-                <w:sz w:val="24"/>
-              </w:rPr>
-              <w:t>R$ {{VALOR_CONTRATO}}</w:t>
-            </w:r>
-          </w:p>
-        </w:tc>
-      </w:tr>
-      <w:tr>
-        <w:tc>
-          <w:tcPr>
-            <w:tcW w:w="3100" w:type="dxa"/>
-            <w:shd w:val="clear" w:color="auto" w:fill="auto"/>
-          </w:tcPr>
-          <w:p>
-            <w:pPr>
-              <w:spacing w:line="240" w:lineRule="auto"/>
-              <w:jc w:val="both"/>
-              <w:rPr>
-                <w:rFonts w:ascii="Times New Roman" w:hAnsi="Times New Roman"/>
-                <w:b/>
-                <w:bCs/>
-                <w:color w:val="000000"/>
-                <w:sz w:val="24"/>
-                <w:szCs w:val="24"/>
-              </w:rPr>
-            </w:pPr>
-            <w:r>
-              <w:rPr>
-                <w:rFonts w:ascii="Times New Roman" w:hAnsi="Times New Roman"/>
-                <w:b/>
-                <w:i w:val="0"/>
-                <w:color w:val="000000"/>
-                <w:sz w:val="24"/>
-              </w:rPr>
-              <w:t>Valor a ser despendido no exercício do PCA (renovação):</w:t>
-            </w:r>
-          </w:p>
-        </w:tc>
-        <w:tc>
-          <w:tcPr>
-            <w:tcW w:w="5394" w:type="dxa"/>
-            <w:shd w:val="clear" w:color="auto" w:fill="auto"/>
-          </w:tcPr>
-          <w:p>
-            <w:pPr>
-              <w:spacing w:line="240" w:lineRule="auto"/>
-              <w:jc w:val="both"/>
-              <w:rPr>
-                <w:rFonts w:ascii="Times New Roman" w:hAnsi="Times New Roman"/>
-                <w:color w:val="000000"/>
-                <w:sz w:val="24"/>
-                <w:szCs w:val="24"/>
-              </w:rPr>
-            </w:pPr>
-            <w:r>
-              <w:rPr>
-                <w:rFonts w:ascii="Times New Roman" w:hAnsi="Times New Roman"/>
-                <w:b w:val="0"/>
-                <w:i w:val="0"/>
-                <w:color w:val="000000"/>
-                <w:sz w:val="24"/>
-              </w:rPr>
-              <w:t>R$ {{VALOR_EXERCICIO}}</w:t>
-            </w:r>
-          </w:p>
-        </w:tc>
-      </w:tr>
-      <w:tr>
-        <w:tc>
-          <w:tcPr>
-            <w:tcW w:w="3100" w:type="dxa"/>
-            <w:shd w:val="clear" w:color="auto" w:fill="auto"/>
-          </w:tcPr>
-          <w:p>
-            <w:pPr>
-              <w:spacing w:line="240" w:lineRule="auto"/>
-              <w:jc w:val="both"/>
-              <w:rPr>
-                <w:rFonts w:ascii="Times New Roman" w:hAnsi="Times New Roman"/>
-                <w:b/>
-                <w:bCs/>
-                <w:color w:val="000000"/>
-                <w:sz w:val="24"/>
-                <w:szCs w:val="24"/>
-              </w:rPr>
-            </w:pPr>
-            <w:r>
-              <w:rPr>
-                <w:rFonts w:ascii="Times New Roman" w:hAnsi="Times New Roman"/>
-                <w:b/>
-                <w:i w:val="0"/>
-                <w:color w:val="000000"/>
-                <w:sz w:val="24"/>
-              </w:rPr>
-              <w:t>Observação:</w:t>
-            </w:r>
-          </w:p>
-        </w:tc>
-        <w:tc>
-          <w:tcPr>
-            <w:tcW w:w="5394" w:type="dxa"/>
-            <w:shd w:val="clear" w:color="auto" w:fill="auto"/>
-          </w:tcPr>
-          <w:p>
-            <w:pPr>
-              <w:spacing w:line="240" w:lineRule="auto"/>
-              <w:jc w:val="both"/>
-              <w:rPr>
-                <w:rFonts w:ascii="Times New Roman" w:hAnsi="Times New Roman"/>
-                <w:color w:val="000000"/>
-                <w:sz w:val="24"/>
-                <w:szCs w:val="24"/>
-              </w:rPr>
-            </w:pPr>
-            <w:r>
-              <w:rPr>
-                <w:rFonts w:ascii="Times New Roman" w:hAnsi="Times New Roman"/>
-                <w:b w:val="0"/>
-                <w:i w:val="0"/>
-                <w:color w:val="000000"/>
-                <w:sz w:val="24"/>
-              </w:rPr>
-              <w:t>Estimativa sumária, realizada por procedimento simplificado, que não se confunde com a pesquisa de preços (art. 3º, § 1º, da Portaria nº 04/2024).</w:t>
-            </w:r>
-          </w:p>
-        </w:tc>
-      </w:tr>
-    </w:tbl>
     <w:p>
       <w:pPr>
+        <w:shd w:val="clear" w:color="auto" w:fill="FFFF00"/>
         <w:spacing w:line="240" w:lineRule="auto"/>
         <w:jc w:val="both"/>
         <w:rPr>
           <w:rFonts w:ascii="Times New Roman" w:hAnsi="Times New Roman"/>
-          <w:color w:val="000000"/>
+          <w:b/>
+          <w:bCs/>
+          <w:color w:val="FF0000"/>
           <w:sz w:val="24"/>
           <w:szCs w:val="24"/>
         </w:rPr>
       </w:pPr>
+      <w:r>
+        <w:rPr>
+          <w:rFonts w:ascii="Times New Roman" w:hAnsi="Times New Roman"/>
+          <w:b/>
+          <w:bCs/>
+          <w:color w:val="FF0000"/>
+          <w:sz w:val="24"/>
+          <w:szCs w:val="24"/>
+        </w:rPr>
+        <w:t xml:space="preserve">OU (utilizar </w:t>
+      </w:r>
+      <w:r>
+        <w:rPr>
+          <w:rFonts w:ascii="Times New Roman" w:hAnsi="Times New Roman"/>
+          <w:b/>
+          <w:bCs/>
+          <w:color w:val="FF0000"/>
+          <w:sz w:val="24"/>
+          <w:szCs w:val="24"/>
+        </w:rPr>
+        <w:t>a tabela</w:t>
+      </w:r>
+      <w:r>
+        <w:rPr>
+          <w:rFonts w:ascii="Times New Roman" w:hAnsi="Times New Roman"/>
+          <w:b/>
+          <w:bCs/>
+          <w:color w:val="FF0000"/>
+          <w:sz w:val="24"/>
+          <w:szCs w:val="24"/>
+        </w:rPr>
+        <w:t xml:space="preserve"> abaixo no caso de renovação)</w:t>
+      </w:r>
     </w:p>
     <w:tbl>
       <w:tblPr>
-        <w:tblW w:w="8494" w:type="dxa"/>
+        <w:tblW w:w="0" w:type="auto"/>
         <w:tblBorders>
           <w:top w:val="single" w:sz="4" w:space="0" w:color="auto"/>
           <w:left w:val="single" w:sz="4" w:space="0" w:color="auto"/>
@@ -2103,26 +1813,46 @@
           <w:p>
             <w:pPr>
               <w:pStyle w:val="PargrafodaLista"/>
-              <w:keepNext/>
-              <w:spacing w:line="240" w:lineRule="auto"/>
-              <w:rPr>
-                <w:rFonts w:ascii="Times New Roman" w:hAnsi="Times New Roman"/>
-                <w:b/>
-                <w:bCs/>
-                <w:color w:val="000000"/>
-                <w:sz w:val="24"/>
-                <w:szCs w:val="24"/>
-              </w:rPr>
-            </w:pPr>
-            <w:r>
-              <w:rPr>
-                <w:rFonts w:ascii="Times New Roman" w:hAnsi="Times New Roman"/>
-                <w:b/>
-                <w:i w:val="0"/>
-                <w:color w:val="000000"/>
-                <w:sz w:val="24"/>
-              </w:rPr>
-              <w:t>7. Data provável da contratação</w:t>
+              <w:numPr>
+                <w:ilvl w:val="0"/>
+                <w:numId w:val="17"/>
+              </w:numPr>
+              <w:tabs>
+                <w:tab w:val="left" w:pos="447"/>
+              </w:tabs>
+              <w:spacing w:line="240" w:lineRule="auto"/>
+              <w:ind w:hanging="11"/>
+              <w:jc w:val="both"/>
+              <w:rPr>
+                <w:rFonts w:ascii="Times New Roman" w:hAnsi="Times New Roman"/>
+                <w:b/>
+                <w:bCs/>
+                <w:color w:val="000000"/>
+                <w:sz w:val="24"/>
+                <w:szCs w:val="24"/>
+              </w:rPr>
+            </w:pPr>
+            <w:r>
+              <w:rPr>
+                <w:rFonts w:ascii="Times New Roman" w:hAnsi="Times New Roman"/>
+                <w:b/>
+                <w:bCs/>
+                <w:color w:val="000000"/>
+                <w:sz w:val="24"/>
+                <w:szCs w:val="24"/>
+              </w:rPr>
+              <w:t>V</w:t>
+            </w:r>
+            <w:r>
+              <w:rPr>
+                <w:rFonts w:ascii="Times New Roman" w:hAnsi="Times New Roman"/>
+                <w:b/>
+                <w:bCs/>
+                <w:color w:val="000000"/>
+                <w:sz w:val="24"/>
+                <w:szCs w:val="24"/>
+              </w:rPr>
+              <w:t>igência contratual</w:t>
             </w:r>
           </w:p>
         </w:tc>
@@ -2139,104 +1869,26 @@
               <w:jc w:val="both"/>
               <w:rPr>
                 <w:rFonts w:ascii="Times New Roman" w:hAnsi="Times New Roman"/>
-                <w:b/>
-                <w:bCs/>
-                <w:color w:val="000000"/>
-                <w:sz w:val="24"/>
-                <w:szCs w:val="24"/>
-              </w:rPr>
-            </w:pPr>
-            <w:r>
-              <w:rPr>
-                <w:rFonts w:ascii="Times New Roman" w:hAnsi="Times New Roman"/>
-                <w:b w:val="0"/>
-                <w:i w:val="0"/>
-                <w:color w:val="000000"/>
-                <w:sz w:val="24"/>
-              </w:rPr>
-              <w:t>Mês previsto para a contratação: {{MES_PREVISTO}}.</w:t>
-            </w:r>
-          </w:p>
-          <w:p>
-            <w:pPr>
-              <w:spacing w:line="240" w:lineRule="auto"/>
-              <w:jc w:val="both"/>
-              <w:rPr>
-                <w:rFonts w:ascii="Times New Roman" w:hAnsi="Times New Roman"/>
-                <w:b/>
-                <w:bCs/>
-                <w:color w:val="000000"/>
-                <w:sz w:val="24"/>
-                <w:szCs w:val="24"/>
-              </w:rPr>
-            </w:pPr>
-            <w:r>
-              <w:rPr>
-                <w:rFonts w:ascii="Times New Roman" w:hAnsi="Times New Roman"/>
-                <w:b w:val="0"/>
-                <w:i w:val="0"/>
-                <w:color w:val="000000"/>
-                <w:sz w:val="24"/>
-              </w:rPr>
-              <w:t>A contratação deverá ser formalizada até {{DATA_LIMITE_FORMALIZACAO}}, de modo a permitir o início da execução do objeto em tempo hábil.</w:t>
-            </w:r>
-          </w:p>
-          <w:p>
-            <w:pPr>
-              <w:spacing w:line="240" w:lineRule="auto"/>
-              <w:jc w:val="both"/>
-              <w:rPr>
-                <w:rFonts w:ascii="Times New Roman" w:hAnsi="Times New Roman"/>
-                <w:b/>
-                <w:bCs/>
-                <w:color w:val="000000"/>
-                <w:sz w:val="24"/>
-                <w:szCs w:val="24"/>
-              </w:rPr>
-            </w:pPr>
-            <w:r>
-              <w:rPr>
-                <w:rFonts w:ascii="Times New Roman" w:hAnsi="Times New Roman"/>
-                <w:b w:val="0"/>
-                <w:i w:val="0"/>
-                <w:color w:val="000000"/>
-                <w:sz w:val="24"/>
-              </w:rPr>
-              <w:t>Em renovação — vigência atual: {{VIGENCIA_ATUAL}}; vigência pretendida após a renovação: {{VIGENCIA_PRETENDIDA}}.</w:t>
-            </w:r>
-          </w:p>
-          <w:p>
-            <w:pPr>
-              <w:spacing w:line="240" w:lineRule="auto"/>
-              <w:jc w:val="both"/>
-              <w:rPr>
-                <w:rFonts w:ascii="Times New Roman" w:hAnsi="Times New Roman"/>
-                <w:b/>
-                <w:bCs/>
-                <w:color w:val="000000"/>
-                <w:sz w:val="24"/>
-                <w:szCs w:val="24"/>
-              </w:rPr>
-            </w:pPr>
-            <w:r>
-              <w:rPr>
-                <w:rFonts w:ascii="Times New Roman" w:hAnsi="Times New Roman"/>
-                <w:b/>
-                <w:i w:val="0"/>
-                <w:color w:val="FF0000"/>
-                <w:sz w:val="24"/>
-              </w:rPr>
-              <w:t xml:space="preserve">Orientação (excluir antes da assinatura): </w:t>
-            </w:r>
-            <w:r>
-              <w:rPr>
-                <w:rFonts w:ascii="Times New Roman" w:hAnsi="Times New Roman"/>
-                <w:b w:val="0"/>
-                <w:i/>
-                <w:color w:val="FF0000"/>
-                <w:sz w:val="24"/>
-              </w:rPr>
-              <w:t>excluir a linha de vigência quando se tratar de nova contratação.</w:t>
+                <w:color w:val="000000"/>
+                <w:sz w:val="24"/>
+                <w:szCs w:val="24"/>
+              </w:rPr>
+            </w:pPr>
+            <w:r>
+              <w:rPr>
+                <w:rFonts w:ascii="Times New Roman" w:hAnsi="Times New Roman"/>
+                <w:sz w:val="24"/>
+                <w:szCs w:val="24"/>
+              </w:rPr>
+              <w:t xml:space="preserve">A presente contratação foi iniciada em ____/____/_____ e a </w:t>
+            </w:r>
+            <w:r>
+              <w:rPr>
+                <w:rFonts w:ascii="Times New Roman" w:hAnsi="Times New Roman"/>
+                <w:sz w:val="24"/>
+                <w:szCs w:val="24"/>
+              </w:rPr>
+              <w:t xml:space="preserve">vigência decorrente da renovação ora tratada se encerrará em ___/____/_____. </w:t>
             </w:r>
           </w:p>
         </w:tc>
@@ -2256,7 +1908,7 @@
     </w:p>
     <w:tbl>
       <w:tblPr>
-        <w:tblW w:w="8494" w:type="dxa"/>
+        <w:tblW w:w="0" w:type="auto"/>
         <w:tblBorders>
           <w:top w:val="single" w:sz="4" w:space="0" w:color="auto"/>
           <w:left w:val="single" w:sz="4" w:space="0" w:color="auto"/>
@@ -2279,26 +1931,31 @@
           <w:p>
             <w:pPr>
               <w:pStyle w:val="PargrafodaLista"/>
-              <w:keepNext/>
-              <w:spacing w:line="240" w:lineRule="auto"/>
-              <w:rPr>
-                <w:rFonts w:ascii="Times New Roman" w:hAnsi="Times New Roman"/>
-                <w:b/>
-                <w:bCs/>
-                <w:color w:val="000000"/>
-                <w:sz w:val="24"/>
-                <w:szCs w:val="24"/>
-              </w:rPr>
-            </w:pPr>
-            <w:r>
-              <w:rPr>
-                <w:rFonts w:ascii="Times New Roman" w:hAnsi="Times New Roman"/>
-                <w:b/>
-                <w:i w:val="0"/>
-                <w:color w:val="000000"/>
-                <w:sz w:val="24"/>
-              </w:rPr>
-              <w:t>8. Vinculação ou dependência com outra contratação</w:t>
+              <w:numPr>
+                <w:ilvl w:val="0"/>
+                <w:numId w:val="17"/>
+              </w:numPr>
+              <w:spacing w:line="240" w:lineRule="auto"/>
+              <w:jc w:val="both"/>
+              <w:rPr>
+                <w:rFonts w:ascii="Times New Roman" w:hAnsi="Times New Roman"/>
+                <w:b/>
+                <w:bCs/>
+                <w:color w:val="000000"/>
+                <w:sz w:val="24"/>
+                <w:szCs w:val="24"/>
+              </w:rPr>
+            </w:pPr>
+            <w:r>
+              <w:rPr>
+                <w:rFonts w:ascii="Times New Roman" w:hAnsi="Times New Roman"/>
+                <w:b/>
+                <w:bCs/>
+                <w:color w:val="000000"/>
+                <w:sz w:val="24"/>
+                <w:szCs w:val="24"/>
+              </w:rPr>
+              <w:t>Vinculação ou dependência com outra contratação</w:t>
             </w:r>
           </w:p>
         </w:tc>
@@ -2312,49 +1969,173 @@
           <w:p>
             <w:pPr>
               <w:spacing w:line="240" w:lineRule="auto"/>
-              <w:jc w:val="left"/>
-              <w:rPr>
-                <w:rFonts w:ascii="Times New Roman" w:hAnsi="Times New Roman"/>
-                <w:b/>
-                <w:bCs/>
-                <w:color w:val="000000"/>
-                <w:sz w:val="24"/>
-                <w:szCs w:val="24"/>
-              </w:rPr>
-            </w:pPr>
-            <w:r>
-              <w:rPr>
-                <w:rFonts w:ascii="Times New Roman" w:hAnsi="Times New Roman"/>
-                <w:b w:val="0"/>
-                <w:i w:val="0"/>
-                <w:color w:val="000000"/>
-                <w:sz w:val="24"/>
-              </w:rPr>
-              <w:t>(  ) Não há vinculação ou dependência desta contratação em relação a outra.</w:t>
-            </w:r>
-          </w:p>
-          <w:p>
-            <w:pPr>
-              <w:spacing w:line="240" w:lineRule="auto"/>
-              <w:jc w:val="left"/>
-              <w:rPr>
-                <w:rFonts w:ascii="Times New Roman" w:hAnsi="Times New Roman"/>
-                <w:b/>
-                <w:bCs/>
-                <w:color w:val="000000"/>
-                <w:sz w:val="24"/>
-                <w:szCs w:val="24"/>
-              </w:rPr>
-            </w:pPr>
-            <w:r>
-              <w:rPr>
-                <w:rFonts w:ascii="Times New Roman" w:hAnsi="Times New Roman"/>
-                <w:b w:val="0"/>
-                <w:i w:val="0"/>
-                <w:color w:val="000000"/>
-                <w:sz w:val="24"/>
-              </w:rPr>
-              <w:t>(  ) Há vinculação ou dependência desta contratação em relação à seguinte: {{VINCULACAO_DEPENDENCIA}}.</w:t>
+              <w:jc w:val="both"/>
+              <w:rPr>
+                <w:rFonts w:ascii="Times New Roman" w:hAnsi="Times New Roman"/>
+                <w:color w:val="000000"/>
+                <w:sz w:val="24"/>
+                <w:szCs w:val="24"/>
+              </w:rPr>
+            </w:pPr>
+          </w:p>
+          <w:p>
+            <w:pPr>
+              <w:spacing w:line="240" w:lineRule="auto"/>
+              <w:jc w:val="both"/>
+              <w:rPr>
+                <w:rFonts w:ascii="Times New Roman" w:hAnsi="Times New Roman"/>
+                <w:color w:val="000000"/>
+                <w:sz w:val="24"/>
+                <w:szCs w:val="24"/>
+              </w:rPr>
+            </w:pPr>
+            <w:r>
+              <w:rPr>
+                <w:rFonts w:ascii="Times New Roman" w:hAnsi="Times New Roman"/>
+                <w:noProof/>
+              </w:rPr>
+              <w:pict w14:anchorId="7FCF5D3C">
+                <v:rect id="Retângulo 10" o:spid="_x0000_s2054" style="position:absolute;left:0;text-align:left;margin-left:.05pt;margin-top:1.45pt;width:19.4pt;height:18.15pt;z-index:251658752;visibility:visible;v-text-anchor:middle" o:gfxdata="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" strokeweight="1pt"/>
+              </w:pict>
+            </w:r>
+            <w:r>
+              <w:rPr>
+                <w:rFonts w:ascii="Times New Roman" w:hAnsi="Times New Roman"/>
+                <w:color w:val="000000"/>
+                <w:sz w:val="24"/>
+                <w:szCs w:val="24"/>
+              </w:rPr>
+              <w:t xml:space="preserve">        </w:t>
+            </w:r>
+            <w:r>
+              <w:rPr>
+                <w:rFonts w:ascii="Times New Roman" w:hAnsi="Times New Roman"/>
+                <w:color w:val="000000"/>
+                <w:sz w:val="24"/>
+                <w:szCs w:val="24"/>
+              </w:rPr>
+              <w:t xml:space="preserve">  </w:t>
+            </w:r>
+            <w:r>
+              <w:rPr>
+                <w:rFonts w:ascii="Times New Roman" w:hAnsi="Times New Roman"/>
+                <w:color w:val="000000"/>
+                <w:sz w:val="24"/>
+                <w:szCs w:val="24"/>
+              </w:rPr>
+              <w:t xml:space="preserve">Não há vinculação ou dependência desta contratação em relação a outra; </w:t>
+            </w:r>
+          </w:p>
+          <w:p>
+            <w:pPr>
+              <w:spacing w:line="240" w:lineRule="auto"/>
+              <w:jc w:val="both"/>
+              <w:rPr>
+                <w:rFonts w:ascii="Times New Roman" w:hAnsi="Times New Roman"/>
+                <w:color w:val="000000"/>
+                <w:sz w:val="24"/>
+                <w:szCs w:val="24"/>
+              </w:rPr>
+            </w:pPr>
+            <w:r>
+              <w:rPr>
+                <w:rFonts w:ascii="Times New Roman" w:hAnsi="Times New Roman"/>
+                <w:color w:val="000000"/>
+                <w:sz w:val="24"/>
+                <w:szCs w:val="24"/>
+              </w:rPr>
+              <w:t>ou</w:t>
+            </w:r>
+          </w:p>
+          <w:p>
+            <w:pPr>
+              <w:spacing w:line="240" w:lineRule="auto"/>
+              <w:jc w:val="both"/>
+              <w:rPr>
+                <w:rFonts w:ascii="Times New Roman" w:hAnsi="Times New Roman"/>
+                <w:color w:val="000000"/>
+                <w:sz w:val="24"/>
+                <w:szCs w:val="24"/>
+              </w:rPr>
+            </w:pPr>
+            <w:r>
+              <w:rPr>
+                <w:rFonts w:ascii="Times New Roman" w:hAnsi="Times New Roman"/>
+                <w:noProof/>
+              </w:rPr>
+              <w:pict w14:anchorId="5138C606">
+                <v:rect id="Retângulo 11" o:spid="_x0000_s2053" style="position:absolute;left:0;text-align:left;margin-left:.05pt;margin-top:1.45pt;width:19.4pt;height:18.15pt;z-index:251659776;visibility:visible;v-text-anchor:middle" o:gfxdata="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" strokeweight="1pt"/>
+              </w:pict>
+            </w:r>
+            <w:r>
+              <w:rPr>
+                <w:rFonts w:ascii="Times New Roman" w:hAnsi="Times New Roman"/>
+                <w:color w:val="000000"/>
+                <w:sz w:val="24"/>
+                <w:szCs w:val="24"/>
+              </w:rPr>
+              <w:t xml:space="preserve">        </w:t>
+            </w:r>
+            <w:r>
+              <w:rPr>
+                <w:rFonts w:ascii="Times New Roman" w:hAnsi="Times New Roman"/>
+                <w:color w:val="000000"/>
+                <w:sz w:val="24"/>
+                <w:szCs w:val="24"/>
+              </w:rPr>
+              <w:t xml:space="preserve"> </w:t>
+            </w:r>
+            <w:r>
+              <w:rPr>
+                <w:rFonts w:ascii="Times New Roman" w:hAnsi="Times New Roman"/>
+                <w:color w:val="000000"/>
+                <w:sz w:val="24"/>
+                <w:szCs w:val="24"/>
+              </w:rPr>
+              <w:t xml:space="preserve">Há vinculação ou dependência desta contratação em relação </w:t>
+            </w:r>
+            <w:r>
+              <w:rPr>
+                <w:rFonts w:ascii="Times New Roman" w:hAnsi="Times New Roman"/>
+                <w:color w:val="000000"/>
+                <w:sz w:val="24"/>
+                <w:szCs w:val="24"/>
+              </w:rPr>
+              <w:t>à</w:t>
+            </w:r>
+            <w:r>
+              <w:rPr>
+                <w:rFonts w:ascii="Times New Roman" w:hAnsi="Times New Roman"/>
+                <w:color w:val="000000"/>
+                <w:sz w:val="24"/>
+                <w:szCs w:val="24"/>
+              </w:rPr>
+              <w:t xml:space="preserve"> seguinte: </w:t>
+            </w:r>
+          </w:p>
+          <w:p>
+            <w:pPr>
+              <w:spacing w:line="240" w:lineRule="auto"/>
+              <w:jc w:val="both"/>
+              <w:rPr>
+                <w:rFonts w:ascii="Times New Roman" w:hAnsi="Times New Roman"/>
+                <w:b/>
+                <w:bCs/>
+                <w:color w:val="000000"/>
+                <w:sz w:val="24"/>
+                <w:szCs w:val="24"/>
+              </w:rPr>
+            </w:pPr>
+            <w:r>
+              <w:rPr>
+                <w:rFonts w:ascii="Times New Roman" w:hAnsi="Times New Roman"/>
+                <w:b/>
+                <w:bCs/>
+                <w:color w:val="FF0000"/>
+                <w:sz w:val="24"/>
+                <w:szCs w:val="24"/>
+              </w:rPr>
+              <w:t>(especificar)</w:t>
             </w:r>
           </w:p>
         </w:tc>
@@ -2374,7 +2155,7 @@
     </w:p>
     <w:tbl>
       <w:tblPr>
-        <w:tblW w:w="8494" w:type="dxa"/>
+        <w:tblW w:w="0" w:type="auto"/>
         <w:tblBorders>
           <w:top w:val="single" w:sz="4" w:space="0" w:color="auto"/>
           <w:left w:val="single" w:sz="4" w:space="0" w:color="auto"/>
@@ -2397,26 +2178,31 @@
           <w:p>
             <w:pPr>
               <w:pStyle w:val="PargrafodaLista"/>
-              <w:keepNext/>
-              <w:spacing w:line="240" w:lineRule="auto"/>
-              <w:rPr>
-                <w:rFonts w:ascii="Times New Roman" w:hAnsi="Times New Roman"/>
-                <w:b/>
-                <w:bCs/>
-                <w:color w:val="000000"/>
-                <w:sz w:val="24"/>
-                <w:szCs w:val="24"/>
-              </w:rPr>
-            </w:pPr>
-            <w:r>
-              <w:rPr>
-                <w:rFonts w:ascii="Times New Roman" w:hAnsi="Times New Roman"/>
-                <w:b/>
-                <w:i w:val="0"/>
-                <w:color w:val="000000"/>
-                <w:sz w:val="24"/>
-              </w:rPr>
-              <w:t>9. Grau de prioridade da contratação</w:t>
+              <w:numPr>
+                <w:ilvl w:val="0"/>
+                <w:numId w:val="17"/>
+              </w:numPr>
+              <w:spacing w:line="240" w:lineRule="auto"/>
+              <w:jc w:val="both"/>
+              <w:rPr>
+                <w:rFonts w:ascii="Times New Roman" w:hAnsi="Times New Roman"/>
+                <w:b/>
+                <w:bCs/>
+                <w:color w:val="000000"/>
+                <w:sz w:val="24"/>
+                <w:szCs w:val="24"/>
+              </w:rPr>
+            </w:pPr>
+            <w:r>
+              <w:rPr>
+                <w:rFonts w:ascii="Times New Roman" w:hAnsi="Times New Roman"/>
+                <w:b/>
+                <w:bCs/>
+                <w:color w:val="000000"/>
+                <w:sz w:val="24"/>
+                <w:szCs w:val="24"/>
+              </w:rPr>
+              <w:t>Prioridade da contratação</w:t>
             </w:r>
           </w:p>
         </w:tc>
@@ -2430,107 +2216,243 @@
           <w:p>
             <w:pPr>
               <w:spacing w:line="240" w:lineRule="auto"/>
-              <w:jc w:val="center"/>
-              <w:rPr>
-                <w:rFonts w:ascii="Times New Roman" w:hAnsi="Times New Roman"/>
-                <w:b/>
-                <w:bCs/>
-                <w:color w:val="000000"/>
-                <w:sz w:val="24"/>
-                <w:szCs w:val="24"/>
-              </w:rPr>
-            </w:pPr>
-            <w:r>
-              <w:rPr>
-                <w:rFonts w:ascii="Times New Roman" w:hAnsi="Times New Roman"/>
-                <w:b w:val="0"/>
-                <w:i w:val="0"/>
-                <w:color w:val="000000"/>
-                <w:sz w:val="24"/>
-              </w:rPr>
-              <w:t>(  ) ALTA      (  ) MÉDIA      (  ) BAIXA</w:t>
-            </w:r>
-          </w:p>
-          <w:p>
-            <w:pPr>
-              <w:spacing w:line="240" w:lineRule="auto"/>
-              <w:jc w:val="both"/>
-              <w:rPr>
-                <w:rFonts w:ascii="Times New Roman" w:hAnsi="Times New Roman"/>
-                <w:b/>
-                <w:bCs/>
-                <w:color w:val="000000"/>
-                <w:sz w:val="24"/>
-                <w:szCs w:val="24"/>
-              </w:rPr>
-            </w:pPr>
-            <w:r>
-              <w:rPr>
-                <w:rFonts w:ascii="Times New Roman" w:hAnsi="Times New Roman"/>
-                <w:b w:val="0"/>
-                <w:i w:val="0"/>
-                <w:color w:val="000000"/>
-                <w:sz w:val="24"/>
-              </w:rPr>
-              <w:t>Enquadramento: art. 3º, § 2º, inciso {{INCISO_PRIORIDADE}}, alínea {{ALINEA_PRIORIDADE}} (se houver), da Portaria nº 04/2024.</w:t>
-            </w:r>
-          </w:p>
-          <w:p>
-            <w:pPr>
-              <w:spacing w:line="240" w:lineRule="auto"/>
-              <w:jc w:val="both"/>
-              <w:rPr>
-                <w:rFonts w:ascii="Times New Roman" w:hAnsi="Times New Roman"/>
-                <w:b/>
-                <w:bCs/>
-                <w:color w:val="000000"/>
-                <w:sz w:val="24"/>
-                <w:szCs w:val="24"/>
-              </w:rPr>
-            </w:pPr>
-            <w:r>
-              <w:rPr>
-                <w:rFonts w:ascii="Times New Roman" w:hAnsi="Times New Roman"/>
-                <w:b w:val="0"/>
-                <w:i w:val="0"/>
-                <w:color w:val="000000"/>
-                <w:sz w:val="24"/>
-              </w:rPr>
-              <w:t>Justificativa do enquadramento: {{JUSTIFICATIVA_PRIORIDADE}}</w:t>
-            </w:r>
-          </w:p>
-          <w:p>
-            <w:pPr>
-              <w:spacing w:line="240" w:lineRule="auto"/>
-              <w:jc w:val="both"/>
-              <w:rPr>
-                <w:rFonts w:ascii="Times New Roman" w:hAnsi="Times New Roman"/>
-                <w:b/>
-                <w:bCs/>
-                <w:color w:val="000000"/>
-                <w:sz w:val="24"/>
-                <w:szCs w:val="24"/>
-              </w:rPr>
-            </w:pPr>
-            <w:r>
-              <w:rPr>
-                <w:rFonts w:ascii="Times New Roman" w:hAnsi="Times New Roman"/>
-                <w:b/>
-                <w:i w:val="0"/>
+              <w:jc w:val="both"/>
+              <w:rPr>
+                <w:rFonts w:ascii="Times New Roman" w:hAnsi="Times New Roman"/>
+                <w:color w:val="000000"/>
+                <w:sz w:val="24"/>
+                <w:szCs w:val="24"/>
+              </w:rPr>
+            </w:pPr>
+            <w:r>
+              <w:rPr>
+                <w:rFonts w:ascii="Times New Roman" w:hAnsi="Times New Roman"/>
+                <w:color w:val="000000"/>
+                <w:sz w:val="24"/>
+                <w:szCs w:val="24"/>
+              </w:rPr>
+              <w:t>A contratação possui o seguinte grau de prioridade:</w:t>
+            </w:r>
+          </w:p>
+          <w:p>
+            <w:pPr>
+              <w:spacing w:line="240" w:lineRule="auto"/>
+              <w:jc w:val="both"/>
+              <w:rPr>
+                <w:rFonts w:ascii="Times New Roman" w:hAnsi="Times New Roman"/>
+                <w:color w:val="000000"/>
+                <w:sz w:val="24"/>
+                <w:szCs w:val="24"/>
+              </w:rPr>
+            </w:pPr>
+            <w:r>
+              <w:rPr>
+                <w:rFonts w:ascii="Times New Roman" w:hAnsi="Times New Roman"/>
+                <w:noProof/>
+              </w:rPr>
+              <w:lastRenderedPageBreak/>
+              <w:pict w14:anchorId="0A11BE82">
+                <v:rect id="Retângulo 1" o:spid="_x0000_s2052" style="position:absolute;left:0;text-align:left;margin-left:.05pt;margin-top:1.45pt;width:19.4pt;height:18.15pt;z-index:251655680;visibility:visible;v-text-anchor:middle" o:gfxdata="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" strokeweight="1pt"/>
+              </w:pict>
+            </w:r>
+            <w:r>
+              <w:rPr>
+                <w:rFonts w:ascii="Times New Roman" w:hAnsi="Times New Roman"/>
+                <w:color w:val="000000"/>
+                <w:sz w:val="24"/>
+                <w:szCs w:val="24"/>
+              </w:rPr>
+              <w:t xml:space="preserve">        </w:t>
+            </w:r>
+            <w:r>
+              <w:rPr>
+                <w:rFonts w:ascii="Times New Roman" w:hAnsi="Times New Roman"/>
+                <w:color w:val="000000"/>
+                <w:sz w:val="24"/>
+                <w:szCs w:val="24"/>
+              </w:rPr>
+              <w:t xml:space="preserve"> </w:t>
+            </w:r>
+            <w:r>
+              <w:rPr>
+                <w:rFonts w:ascii="Times New Roman" w:hAnsi="Times New Roman"/>
+                <w:color w:val="000000"/>
+                <w:sz w:val="24"/>
+                <w:szCs w:val="24"/>
+              </w:rPr>
+              <w:t>Alta</w:t>
+            </w:r>
+            <w:r>
+              <w:rPr>
+                <w:rFonts w:ascii="Times New Roman" w:hAnsi="Times New Roman"/>
+                <w:color w:val="000000"/>
+                <w:sz w:val="24"/>
+                <w:szCs w:val="24"/>
+              </w:rPr>
+              <w:t>;</w:t>
+            </w:r>
+          </w:p>
+          <w:p>
+            <w:pPr>
+              <w:spacing w:line="240" w:lineRule="auto"/>
+              <w:jc w:val="both"/>
+              <w:rPr>
+                <w:rFonts w:ascii="Times New Roman" w:hAnsi="Times New Roman"/>
+                <w:color w:val="000000"/>
+                <w:sz w:val="24"/>
+                <w:szCs w:val="24"/>
+              </w:rPr>
+            </w:pPr>
+          </w:p>
+          <w:p>
+            <w:pPr>
+              <w:spacing w:line="240" w:lineRule="auto"/>
+              <w:jc w:val="both"/>
+              <w:rPr>
+                <w:rFonts w:ascii="Times New Roman" w:hAnsi="Times New Roman"/>
+                <w:color w:val="000000"/>
+                <w:sz w:val="24"/>
+                <w:szCs w:val="24"/>
+              </w:rPr>
+            </w:pPr>
+            <w:r>
+              <w:rPr>
+                <w:rFonts w:ascii="Times New Roman" w:hAnsi="Times New Roman"/>
+                <w:noProof/>
+              </w:rPr>
+              <w:pict w14:anchorId="65C62B09">
+                <v:rect id="Retângulo 2" o:spid="_x0000_s2051" style="position:absolute;left:0;text-align:left;margin-left:-.5pt;margin-top:.65pt;width:19.4pt;height:18.15pt;z-index:251656704;visibility:visible;v-text-anchor:middle" o:gfxdata="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" strokeweight="1pt"/>
+              </w:pict>
+            </w:r>
+            <w:r>
+              <w:rPr>
+                <w:rFonts w:ascii="Times New Roman" w:hAnsi="Times New Roman"/>
+                <w:color w:val="000000"/>
+                <w:sz w:val="24"/>
+                <w:szCs w:val="24"/>
+              </w:rPr>
+              <w:t xml:space="preserve">        </w:t>
+            </w:r>
+            <w:r>
+              <w:rPr>
+                <w:rFonts w:ascii="Times New Roman" w:hAnsi="Times New Roman"/>
+                <w:color w:val="000000"/>
+                <w:sz w:val="24"/>
+                <w:szCs w:val="24"/>
+              </w:rPr>
+              <w:t xml:space="preserve"> </w:t>
+            </w:r>
+            <w:r>
+              <w:rPr>
+                <w:rFonts w:ascii="Times New Roman" w:hAnsi="Times New Roman"/>
+                <w:color w:val="000000"/>
+                <w:sz w:val="24"/>
+                <w:szCs w:val="24"/>
+              </w:rPr>
+              <w:t>Média</w:t>
+            </w:r>
+            <w:r>
+              <w:rPr>
+                <w:rFonts w:ascii="Times New Roman" w:hAnsi="Times New Roman"/>
+                <w:color w:val="000000"/>
+                <w:sz w:val="24"/>
+                <w:szCs w:val="24"/>
+              </w:rPr>
+              <w:t>; ou</w:t>
+            </w:r>
+          </w:p>
+          <w:p>
+            <w:pPr>
+              <w:spacing w:line="240" w:lineRule="auto"/>
+              <w:jc w:val="both"/>
+              <w:rPr>
+                <w:rFonts w:ascii="Times New Roman" w:hAnsi="Times New Roman"/>
+                <w:color w:val="000000"/>
+                <w:sz w:val="24"/>
+                <w:szCs w:val="24"/>
+              </w:rPr>
+            </w:pPr>
+          </w:p>
+          <w:p>
+            <w:pPr>
+              <w:spacing w:line="240" w:lineRule="auto"/>
+              <w:jc w:val="both"/>
+              <w:rPr>
+                <w:rFonts w:ascii="Times New Roman" w:hAnsi="Times New Roman"/>
+                <w:color w:val="000000"/>
+                <w:sz w:val="24"/>
+                <w:szCs w:val="24"/>
+              </w:rPr>
+            </w:pPr>
+            <w:r>
+              <w:rPr>
+                <w:rFonts w:ascii="Times New Roman" w:hAnsi="Times New Roman"/>
+                <w:noProof/>
+              </w:rPr>
+              <w:pict w14:anchorId="7E6DDFBE">
+                <v:rect id="Retângulo 3" o:spid="_x0000_s2050" style="position:absolute;left:0;text-align:left;margin-left:-.5pt;margin-top:.4pt;width:19.4pt;height:18.15pt;z-index:251657728;visibility:visible;v-text-anchor:middle" o:gfxdata="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" strokeweight="1pt"/>
+              </w:pict>
+            </w:r>
+            <w:r>
+              <w:rPr>
+                <w:rFonts w:ascii="Times New Roman" w:hAnsi="Times New Roman"/>
+                <w:color w:val="000000"/>
+                <w:sz w:val="24"/>
+                <w:szCs w:val="24"/>
+              </w:rPr>
+              <w:t xml:space="preserve">        </w:t>
+            </w:r>
+            <w:r>
+              <w:rPr>
+                <w:rFonts w:ascii="Times New Roman" w:hAnsi="Times New Roman"/>
+                <w:color w:val="000000"/>
+                <w:sz w:val="24"/>
+                <w:szCs w:val="24"/>
+              </w:rPr>
+              <w:t xml:space="preserve"> </w:t>
+            </w:r>
+            <w:r>
+              <w:rPr>
+                <w:rFonts w:ascii="Times New Roman" w:hAnsi="Times New Roman"/>
+                <w:color w:val="000000"/>
+                <w:sz w:val="24"/>
+                <w:szCs w:val="24"/>
+              </w:rPr>
+              <w:t>Baixa</w:t>
+            </w:r>
+            <w:r>
+              <w:rPr>
+                <w:rFonts w:ascii="Times New Roman" w:hAnsi="Times New Roman"/>
+                <w:color w:val="000000"/>
+                <w:sz w:val="24"/>
+                <w:szCs w:val="24"/>
+              </w:rPr>
+              <w:t>.</w:t>
+            </w:r>
+          </w:p>
+          <w:p>
+            <w:pPr>
+              <w:spacing w:line="240" w:lineRule="auto"/>
+              <w:jc w:val="both"/>
+              <w:rPr>
+                <w:rFonts w:ascii="Times New Roman" w:hAnsi="Times New Roman"/>
+                <w:b/>
+                <w:bCs/>
+                <w:color w:val="000000"/>
+                <w:sz w:val="24"/>
+                <w:szCs w:val="24"/>
+              </w:rPr>
+            </w:pPr>
+            <w:r>
+              <w:rPr>
+                <w:rFonts w:ascii="Times New Roman" w:hAnsi="Times New Roman"/>
+                <w:b/>
+                <w:bCs/>
                 <w:color w:val="FF0000"/>
                 <w:sz w:val="24"/>
-              </w:rPr>
-              <w:t xml:space="preserve">Orientação (excluir antes da assinatura): </w:t>
-            </w:r>
-            <w:r>
-              <w:rPr>
-                <w:rFonts w:ascii="Times New Roman" w:hAnsi="Times New Roman"/>
-                <w:b w:val="0"/>
-                <w:i/>
-                <w:color w:val="FF0000"/>
-                <w:sz w:val="24"/>
-              </w:rPr>
-              <w:t>ALTA (inciso I): a) renovação ou prorrogação de serviço continuado em execução; b) material de consumo ou serviço cuja falta possa comprometer o funcionamento da Câmara; c) atendimento de prazo legal, decisão judicial ou determinação de órgão de controle; d) contratação acessória ou vinculada a outra de prioridade alta; e) assim classificada pelo Presidente. MÉDIA (inciso II, sem alíneas): serviço sem contratação vigente; material de consumo não compreendido no inciso I; bem permanente para substituir bem danificado ou deteriorado; acessória ou vinculada a contratação de prioridade média. BAIXA (inciso III): bem permanente que não substitua outro existente; obras e serviços não incluídos nos incisos I e II. Não marcar prioridade sem enquadramento.</w:t>
+                <w:szCs w:val="24"/>
+              </w:rPr>
+              <w:t xml:space="preserve"> </w:t>
             </w:r>
           </w:p>
         </w:tc>
@@ -2538,6 +2460,7 @@
     </w:tbl>
     <w:p>
       <w:pPr>
+        <w:shd w:val="clear" w:color="auto" w:fill="FFFFFF"/>
         <w:spacing w:line="240" w:lineRule="auto"/>
         <w:jc w:val="both"/>
         <w:rPr>
@@ -2550,7 +2473,7 @@
     </w:p>
     <w:tbl>
       <w:tblPr>
-        <w:tblW w:w="8494" w:type="dxa"/>
+        <w:tblW w:w="0" w:type="auto"/>
         <w:tblBorders>
           <w:top w:val="single" w:sz="4" w:space="0" w:color="auto"/>
           <w:left w:val="single" w:sz="4" w:space="0" w:color="auto"/>
@@ -2573,205 +2496,467 @@
           <w:p>
             <w:pPr>
               <w:pStyle w:val="PargrafodaLista"/>
-              <w:keepNext/>
-              <w:spacing w:line="240" w:lineRule="auto"/>
-              <w:rPr>
-                <w:rFonts w:ascii="Times New Roman" w:hAnsi="Times New Roman"/>
-                <w:b/>
-                <w:bCs/>
-                <w:color w:val="000000"/>
-                <w:sz w:val="24"/>
-                <w:szCs w:val="24"/>
-              </w:rPr>
-            </w:pPr>
-            <w:r>
-              <w:rPr>
-                <w:rFonts w:ascii="Times New Roman" w:hAnsi="Times New Roman"/>
-                <w:b/>
-                <w:i w:val="0"/>
-                <w:color w:val="000000"/>
-                <w:sz w:val="24"/>
-              </w:rPr>
-              <w:t>10. Submissão da demanda</w:t>
+              <w:numPr>
+                <w:ilvl w:val="0"/>
+                <w:numId w:val="17"/>
+              </w:numPr>
+              <w:shd w:val="clear" w:color="auto" w:fill="FFFFFF"/>
+              <w:spacing w:line="240" w:lineRule="auto"/>
+              <w:rPr>
+                <w:rFonts w:ascii="Times New Roman" w:hAnsi="Times New Roman"/>
+                <w:b/>
+                <w:bCs/>
+                <w:color w:val="000000"/>
+                <w:sz w:val="24"/>
+                <w:szCs w:val="24"/>
+              </w:rPr>
+            </w:pPr>
+            <w:r>
+              <w:rPr>
+                <w:rFonts w:ascii="Times New Roman" w:hAnsi="Times New Roman"/>
+                <w:b/>
+                <w:bCs/>
+                <w:color w:val="000000"/>
+                <w:sz w:val="24"/>
+                <w:szCs w:val="24"/>
+              </w:rPr>
+              <w:t>Autorização</w:t>
             </w:r>
           </w:p>
         </w:tc>
       </w:tr>
       <w:tr>
-        <w:trPr>
-          <w:cantSplit/>
-        </w:trPr>
         <w:tc>
           <w:tcPr>
             <w:tcW w:w="8494" w:type="dxa"/>
-            <w:shd w:val="clear" w:color="auto" w:fill="auto"/>
+            <w:shd w:val="clear" w:color="auto" w:fill="FFFFFF"/>
           </w:tcPr>
           <w:p>
             <w:pPr>
-              <w:keepNext/>
-              <w:spacing w:line="240" w:lineRule="auto"/>
-              <w:jc w:val="both"/>
-              <w:rPr>
-                <w:rFonts w:ascii="Times New Roman" w:hAnsi="Times New Roman"/>
-                <w:b/>
-                <w:bCs/>
-                <w:color w:val="000000"/>
-                <w:sz w:val="24"/>
-                <w:szCs w:val="24"/>
-              </w:rPr>
-            </w:pPr>
-            <w:r>
-              <w:rPr>
-                <w:rFonts w:ascii="Times New Roman" w:hAnsi="Times New Roman"/>
-                <w:b w:val="0"/>
-                <w:i w:val="0"/>
-                <w:color w:val="000000"/>
-                <w:sz w:val="24"/>
-              </w:rPr>
-              <w:t>Submeto a presente demanda para análise e eventual inclusão no Plano de Contratações Anual de {{ANO_PCA}}.</w:t>
-            </w:r>
-          </w:p>
-          <w:p>
-            <w:pPr>
-              <w:keepNext/>
+              <w:spacing w:line="240" w:lineRule="auto"/>
+              <w:jc w:val="both"/>
+              <w:rPr>
+                <w:rFonts w:ascii="Times New Roman" w:hAnsi="Times New Roman"/>
+                <w:color w:val="000000"/>
+                <w:sz w:val="24"/>
+                <w:szCs w:val="24"/>
+              </w:rPr>
+            </w:pPr>
+          </w:p>
+          <w:p>
+            <w:pPr>
+              <w:spacing w:line="240" w:lineRule="auto"/>
+              <w:jc w:val="both"/>
+              <w:rPr>
+                <w:rFonts w:ascii="Times New Roman" w:hAnsi="Times New Roman"/>
+                <w:color w:val="000000"/>
+                <w:sz w:val="24"/>
+                <w:szCs w:val="24"/>
+              </w:rPr>
+            </w:pPr>
+            <w:r>
+              <w:rPr>
+                <w:rFonts w:ascii="Times New Roman" w:hAnsi="Times New Roman"/>
+                <w:color w:val="000000"/>
+                <w:sz w:val="24"/>
+                <w:szCs w:val="24"/>
+              </w:rPr>
+              <w:t xml:space="preserve">Submeto para análise e deliberação </w:t>
+            </w:r>
+            <w:r>
+              <w:rPr>
+                <w:rFonts w:ascii="Times New Roman" w:hAnsi="Times New Roman"/>
+                <w:color w:val="000000"/>
+                <w:sz w:val="24"/>
+                <w:szCs w:val="24"/>
+              </w:rPr>
+              <w:t xml:space="preserve">a inclusão da </w:t>
+            </w:r>
+            <w:r>
+              <w:rPr>
+                <w:rFonts w:ascii="Times New Roman" w:hAnsi="Times New Roman"/>
+                <w:color w:val="000000"/>
+                <w:sz w:val="24"/>
+                <w:szCs w:val="24"/>
+              </w:rPr>
+              <w:t xml:space="preserve">demanda </w:t>
+            </w:r>
+            <w:r>
+              <w:rPr>
+                <w:rFonts w:ascii="Times New Roman" w:hAnsi="Times New Roman"/>
+                <w:color w:val="000000"/>
+                <w:sz w:val="24"/>
+                <w:szCs w:val="24"/>
+              </w:rPr>
+              <w:t xml:space="preserve">no </w:t>
+            </w:r>
+            <w:r>
+              <w:rPr>
+                <w:rFonts w:ascii="Times New Roman" w:hAnsi="Times New Roman"/>
+                <w:color w:val="000000"/>
+                <w:sz w:val="24"/>
+                <w:szCs w:val="24"/>
+              </w:rPr>
+              <w:t>p</w:t>
+            </w:r>
+            <w:r>
+              <w:rPr>
+                <w:rFonts w:ascii="Times New Roman" w:hAnsi="Times New Roman"/>
+                <w:color w:val="000000"/>
+                <w:sz w:val="24"/>
+                <w:szCs w:val="24"/>
+              </w:rPr>
+              <w:t xml:space="preserve">lano de </w:t>
+            </w:r>
+            <w:r>
+              <w:rPr>
+                <w:rFonts w:ascii="Times New Roman" w:hAnsi="Times New Roman"/>
+                <w:color w:val="000000"/>
+                <w:sz w:val="24"/>
+                <w:szCs w:val="24"/>
+              </w:rPr>
+              <w:t>c</w:t>
+            </w:r>
+            <w:r>
+              <w:rPr>
+                <w:rFonts w:ascii="Times New Roman" w:hAnsi="Times New Roman"/>
+                <w:color w:val="000000"/>
+                <w:sz w:val="24"/>
+                <w:szCs w:val="24"/>
+              </w:rPr>
+              <w:t xml:space="preserve">ontratações </w:t>
+            </w:r>
+            <w:r>
+              <w:rPr>
+                <w:rFonts w:ascii="Times New Roman" w:hAnsi="Times New Roman"/>
+                <w:color w:val="000000"/>
+                <w:sz w:val="24"/>
+                <w:szCs w:val="24"/>
+              </w:rPr>
+              <w:t>a</w:t>
+            </w:r>
+            <w:r>
+              <w:rPr>
+                <w:rFonts w:ascii="Times New Roman" w:hAnsi="Times New Roman"/>
+                <w:color w:val="000000"/>
+                <w:sz w:val="24"/>
+                <w:szCs w:val="24"/>
+              </w:rPr>
+              <w:t xml:space="preserve">nual </w:t>
+            </w:r>
+            <w:r>
+              <w:rPr>
+                <w:rFonts w:ascii="Times New Roman" w:hAnsi="Times New Roman"/>
+                <w:color w:val="000000"/>
+                <w:sz w:val="24"/>
+                <w:szCs w:val="24"/>
+              </w:rPr>
+              <w:t xml:space="preserve">(PCA) </w:t>
+            </w:r>
+            <w:r>
+              <w:rPr>
+                <w:rFonts w:ascii="Times New Roman" w:hAnsi="Times New Roman"/>
+                <w:color w:val="000000"/>
+                <w:sz w:val="24"/>
+                <w:szCs w:val="24"/>
+              </w:rPr>
+              <w:t>do ano de _______.</w:t>
+            </w:r>
+          </w:p>
+          <w:p>
+            <w:pPr>
+              <w:spacing w:line="240" w:lineRule="auto"/>
+              <w:jc w:val="both"/>
+              <w:rPr>
+                <w:rFonts w:ascii="Times New Roman" w:hAnsi="Times New Roman"/>
+                <w:color w:val="000000"/>
+                <w:sz w:val="24"/>
+                <w:szCs w:val="24"/>
+              </w:rPr>
+            </w:pPr>
+          </w:p>
+          <w:p>
+            <w:pPr>
+              <w:spacing w:line="240" w:lineRule="auto"/>
+              <w:jc w:val="both"/>
+              <w:rPr>
+                <w:rFonts w:ascii="Times New Roman" w:hAnsi="Times New Roman"/>
+                <w:color w:val="000000"/>
+                <w:sz w:val="24"/>
+                <w:szCs w:val="24"/>
+              </w:rPr>
+            </w:pPr>
+            <w:r>
+              <w:rPr>
+                <w:rFonts w:ascii="Times New Roman" w:hAnsi="Times New Roman"/>
+                <w:color w:val="000000"/>
+                <w:sz w:val="24"/>
+                <w:szCs w:val="24"/>
+              </w:rPr>
+              <w:t>____/____/_____</w:t>
+            </w:r>
+          </w:p>
+          <w:p>
+            <w:pPr>
               <w:spacing w:line="240" w:lineRule="auto"/>
               <w:jc w:val="center"/>
               <w:rPr>
                 <w:rFonts w:ascii="Times New Roman" w:hAnsi="Times New Roman"/>
-                <w:b/>
-                <w:bCs/>
-                <w:color w:val="000000"/>
-                <w:sz w:val="24"/>
-                <w:szCs w:val="24"/>
-              </w:rPr>
-            </w:pPr>
-            <w:r>
-              <w:rPr>
-                <w:rFonts w:ascii="Times New Roman" w:hAnsi="Times New Roman"/>
-                <w:b w:val="0"/>
-                <w:i w:val="0"/>
-                <w:color w:val="000000"/>
-                <w:sz w:val="24"/>
-              </w:rPr>
-              <w:t xml:space="preserve">Itanhandu, </w:t>
-            </w:r>
-            <w:r>
-              <w:rPr>
-                <w:rFonts w:ascii="Times New Roman" w:hAnsi="Times New Roman"/>
-                <w:b w:val="0"/>
-                <w:i w:val="0"/>
-                <w:color w:val="000000"/>
-                <w:sz w:val="24"/>
-              </w:rPr>
-              <w:t>{{DATA_SUBMISSAO}}</w:t>
-            </w:r>
-            <w:r>
-              <w:rPr>
-                <w:rFonts w:ascii="Times New Roman" w:hAnsi="Times New Roman"/>
-                <w:b w:val="0"/>
-                <w:i w:val="0"/>
-                <w:color w:val="000000"/>
-                <w:sz w:val="24"/>
-              </w:rPr>
-              <w:t>.</w:t>
-            </w:r>
-          </w:p>
-          <w:p>
-            <w:pPr>
-              <w:keepNext/>
+                <w:color w:val="000000"/>
+                <w:sz w:val="24"/>
+                <w:szCs w:val="24"/>
+              </w:rPr>
+            </w:pPr>
+            <w:r>
+              <w:rPr>
+                <w:rFonts w:ascii="Times New Roman" w:hAnsi="Times New Roman"/>
+                <w:color w:val="000000"/>
+                <w:sz w:val="24"/>
+                <w:szCs w:val="24"/>
+              </w:rPr>
+              <w:t>___________________________________________</w:t>
+            </w:r>
+          </w:p>
+          <w:p>
+            <w:pPr>
               <w:spacing w:line="240" w:lineRule="auto"/>
               <w:jc w:val="center"/>
               <w:rPr>
                 <w:rFonts w:ascii="Times New Roman" w:hAnsi="Times New Roman"/>
-                <w:b/>
-                <w:bCs/>
-                <w:color w:val="000000"/>
-                <w:sz w:val="24"/>
-                <w:szCs w:val="24"/>
-              </w:rPr>
-            </w:pPr>
-            <w:r>
-              <w:rPr>
-                <w:rFonts w:ascii="Times New Roman" w:hAnsi="Times New Roman"/>
-                <w:b w:val="0"/>
-                <w:i w:val="0"/>
-                <w:color w:val="000000"/>
-                <w:sz w:val="24"/>
-              </w:rPr>
-            </w:r>
-          </w:p>
-          <w:p>
-            <w:pPr>
-              <w:keepNext/>
+                <w:color w:val="000000"/>
+                <w:sz w:val="24"/>
+                <w:szCs w:val="24"/>
+              </w:rPr>
+            </w:pPr>
+            <w:r>
+              <w:rPr>
+                <w:rFonts w:ascii="Times New Roman" w:hAnsi="Times New Roman"/>
+                <w:color w:val="000000"/>
+                <w:sz w:val="24"/>
+                <w:szCs w:val="24"/>
+              </w:rPr>
+              <w:t>(Chefe ou Diretor da área requisitante)</w:t>
+            </w:r>
+          </w:p>
+          <w:p>
+            <w:pPr>
+              <w:spacing w:line="240" w:lineRule="auto"/>
+              <w:jc w:val="both"/>
+              <w:rPr>
+                <w:rFonts w:ascii="Times New Roman" w:hAnsi="Times New Roman"/>
+                <w:color w:val="000000"/>
+                <w:sz w:val="24"/>
+                <w:szCs w:val="24"/>
+              </w:rPr>
+            </w:pPr>
+          </w:p>
+          <w:p>
+            <w:pPr>
+              <w:spacing w:line="240" w:lineRule="auto"/>
+              <w:jc w:val="both"/>
+              <w:rPr>
+                <w:rFonts w:ascii="Times New Roman" w:hAnsi="Times New Roman"/>
+                <w:color w:val="000000"/>
+                <w:sz w:val="24"/>
+                <w:szCs w:val="24"/>
+              </w:rPr>
+            </w:pPr>
+            <w:r>
+              <w:rPr>
+                <w:rFonts w:ascii="Times New Roman" w:hAnsi="Times New Roman"/>
+                <w:color w:val="000000"/>
+                <w:sz w:val="24"/>
+                <w:szCs w:val="24"/>
+              </w:rPr>
+              <w:t xml:space="preserve">Considerando a pertinência da demanda, </w:t>
+            </w:r>
+            <w:r>
+              <w:rPr>
+                <w:rFonts w:ascii="Times New Roman" w:hAnsi="Times New Roman"/>
+                <w:b/>
+                <w:bCs/>
+                <w:color w:val="000000"/>
+                <w:sz w:val="24"/>
+                <w:szCs w:val="24"/>
+              </w:rPr>
+              <w:t>AUTORIZO</w:t>
+            </w:r>
+            <w:r>
+              <w:rPr>
+                <w:rFonts w:ascii="Times New Roman" w:hAnsi="Times New Roman"/>
+                <w:color w:val="000000"/>
+                <w:sz w:val="24"/>
+                <w:szCs w:val="24"/>
+              </w:rPr>
+              <w:t xml:space="preserve"> a </w:t>
+            </w:r>
+            <w:r>
+              <w:rPr>
+                <w:rFonts w:ascii="Times New Roman" w:hAnsi="Times New Roman"/>
+                <w:color w:val="000000"/>
+                <w:sz w:val="24"/>
+                <w:szCs w:val="24"/>
+              </w:rPr>
+              <w:t xml:space="preserve">inclusão da demanda no </w:t>
+            </w:r>
+            <w:r>
+              <w:rPr>
+                <w:rFonts w:ascii="Times New Roman" w:hAnsi="Times New Roman"/>
+                <w:color w:val="000000"/>
+                <w:sz w:val="24"/>
+                <w:szCs w:val="24"/>
+              </w:rPr>
+              <w:t>p</w:t>
+            </w:r>
+            <w:r>
+              <w:rPr>
+                <w:rFonts w:ascii="Times New Roman" w:hAnsi="Times New Roman"/>
+                <w:color w:val="000000"/>
+                <w:sz w:val="24"/>
+                <w:szCs w:val="24"/>
+              </w:rPr>
+              <w:t xml:space="preserve">lano de </w:t>
+            </w:r>
+            <w:r>
+              <w:rPr>
+                <w:rFonts w:ascii="Times New Roman" w:hAnsi="Times New Roman"/>
+                <w:color w:val="000000"/>
+                <w:sz w:val="24"/>
+                <w:szCs w:val="24"/>
+              </w:rPr>
+              <w:t>c</w:t>
+            </w:r>
+            <w:r>
+              <w:rPr>
+                <w:rFonts w:ascii="Times New Roman" w:hAnsi="Times New Roman"/>
+                <w:color w:val="000000"/>
+                <w:sz w:val="24"/>
+                <w:szCs w:val="24"/>
+              </w:rPr>
+              <w:t xml:space="preserve">ontratações </w:t>
+            </w:r>
+            <w:r>
+              <w:rPr>
+                <w:rFonts w:ascii="Times New Roman" w:hAnsi="Times New Roman"/>
+                <w:color w:val="000000"/>
+                <w:sz w:val="24"/>
+                <w:szCs w:val="24"/>
+              </w:rPr>
+              <w:t>a</w:t>
+            </w:r>
+            <w:r>
+              <w:rPr>
+                <w:rFonts w:ascii="Times New Roman" w:hAnsi="Times New Roman"/>
+                <w:color w:val="000000"/>
+                <w:sz w:val="24"/>
+                <w:szCs w:val="24"/>
+              </w:rPr>
+              <w:t xml:space="preserve">nual </w:t>
+            </w:r>
+            <w:r>
+              <w:rPr>
+                <w:rFonts w:ascii="Times New Roman" w:hAnsi="Times New Roman"/>
+                <w:color w:val="000000"/>
+                <w:sz w:val="24"/>
+                <w:szCs w:val="24"/>
+              </w:rPr>
+              <w:t xml:space="preserve">(PCA) </w:t>
+            </w:r>
+            <w:r>
+              <w:rPr>
+                <w:rFonts w:ascii="Times New Roman" w:hAnsi="Times New Roman"/>
+                <w:color w:val="000000"/>
+                <w:sz w:val="24"/>
+                <w:szCs w:val="24"/>
+              </w:rPr>
+              <w:t>do ano de _______.</w:t>
+            </w:r>
+          </w:p>
+          <w:p>
+            <w:pPr>
+              <w:spacing w:line="240" w:lineRule="auto"/>
+              <w:jc w:val="both"/>
+              <w:rPr>
+                <w:rFonts w:ascii="Times New Roman" w:hAnsi="Times New Roman"/>
+                <w:color w:val="000000"/>
+                <w:sz w:val="24"/>
+                <w:szCs w:val="24"/>
+              </w:rPr>
+            </w:pPr>
+          </w:p>
+          <w:p>
+            <w:pPr>
+              <w:spacing w:line="240" w:lineRule="auto"/>
+              <w:jc w:val="both"/>
+              <w:rPr>
+                <w:rFonts w:ascii="Times New Roman" w:hAnsi="Times New Roman"/>
+                <w:color w:val="000000"/>
+                <w:sz w:val="24"/>
+                <w:szCs w:val="24"/>
+              </w:rPr>
+            </w:pPr>
+            <w:r>
+              <w:rPr>
+                <w:rFonts w:ascii="Times New Roman" w:hAnsi="Times New Roman"/>
+                <w:color w:val="000000"/>
+                <w:sz w:val="24"/>
+                <w:szCs w:val="24"/>
+              </w:rPr>
+              <w:t>____/____/_____</w:t>
+            </w:r>
+          </w:p>
+          <w:p>
+            <w:pPr>
+              <w:spacing w:line="240" w:lineRule="auto"/>
+              <w:jc w:val="both"/>
+              <w:rPr>
+                <w:rFonts w:ascii="Times New Roman" w:hAnsi="Times New Roman"/>
+                <w:color w:val="000000"/>
+                <w:sz w:val="24"/>
+                <w:szCs w:val="24"/>
+              </w:rPr>
+            </w:pPr>
+          </w:p>
+          <w:p>
+            <w:pPr>
               <w:spacing w:line="240" w:lineRule="auto"/>
               <w:jc w:val="center"/>
               <w:rPr>
                 <w:rFonts w:ascii="Times New Roman" w:hAnsi="Times New Roman"/>
-                <w:b/>
-                <w:bCs/>
-                <w:color w:val="000000"/>
-                <w:sz w:val="24"/>
-                <w:szCs w:val="24"/>
-              </w:rPr>
-            </w:pPr>
-            <w:r>
-              <w:rPr>
-                <w:rFonts w:ascii="Times New Roman" w:hAnsi="Times New Roman"/>
-                <w:b w:val="0"/>
-                <w:i w:val="0"/>
-                <w:color w:val="000000"/>
-                <w:sz w:val="24"/>
+                <w:color w:val="000000"/>
+                <w:sz w:val="24"/>
+                <w:szCs w:val="24"/>
+              </w:rPr>
+            </w:pPr>
+            <w:r>
+              <w:rPr>
+                <w:rFonts w:ascii="Times New Roman" w:hAnsi="Times New Roman"/>
+                <w:color w:val="000000"/>
+                <w:sz w:val="24"/>
+                <w:szCs w:val="24"/>
               </w:rPr>
               <w:t>___________________________________________</w:t>
             </w:r>
           </w:p>
           <w:p>
             <w:pPr>
-              <w:keepNext/>
               <w:spacing w:line="240" w:lineRule="auto"/>
               <w:jc w:val="center"/>
               <w:rPr>
                 <w:rFonts w:ascii="Times New Roman" w:hAnsi="Times New Roman"/>
-                <w:b/>
-                <w:bCs/>
-                <w:color w:val="000000"/>
-                <w:sz w:val="24"/>
-                <w:szCs w:val="24"/>
-              </w:rPr>
-            </w:pPr>
-            <w:r>
-              <w:rPr>
-                <w:rFonts w:ascii="Times New Roman" w:hAnsi="Times New Roman"/>
-                <w:b w:val="0"/>
-                <w:i w:val="0"/>
-                <w:color w:val="000000"/>
-                <w:sz w:val="24"/>
-              </w:rPr>
-              <w:t>{{CHEFIA_REQUISITANTE}}</w:t>
-            </w:r>
-          </w:p>
-          <w:p>
-            <w:pPr>
-              <w:spacing w:line="240" w:lineRule="auto"/>
-              <w:jc w:val="center"/>
-              <w:rPr>
-                <w:rFonts w:ascii="Times New Roman" w:hAnsi="Times New Roman"/>
-                <w:b/>
-                <w:bCs/>
-                <w:color w:val="000000"/>
-                <w:sz w:val="24"/>
-                <w:szCs w:val="24"/>
-              </w:rPr>
-            </w:pPr>
-            <w:r>
-              <w:rPr>
-                <w:rFonts w:ascii="Times New Roman" w:hAnsi="Times New Roman"/>
-                <w:b w:val="0"/>
-                <w:i w:val="0"/>
-                <w:color w:val="000000"/>
-                <w:sz w:val="24"/>
-              </w:rPr>
-              <w:t>Chefe ou Diretor da área requisitante</w:t>
+                <w:color w:val="000000"/>
+                <w:sz w:val="24"/>
+                <w:szCs w:val="24"/>
+              </w:rPr>
+            </w:pPr>
+            <w:r>
+              <w:rPr>
+                <w:rFonts w:ascii="Times New Roman" w:hAnsi="Times New Roman"/>
+                <w:color w:val="000000"/>
+                <w:sz w:val="24"/>
+                <w:szCs w:val="24"/>
+              </w:rPr>
+              <w:t>Presidente da Câmara Municipal</w:t>
             </w:r>
           </w:p>
         </w:tc>
@@ -2779,19 +2964,14 @@
     </w:tbl>
     <w:p>
       <w:pPr>
-        <w:spacing w:line="240" w:lineRule="auto"/>
-        <w:jc w:val="both"/>
         <w:rPr>
           <w:rFonts w:ascii="Times New Roman" w:hAnsi="Times New Roman"/>
-          <w:color w:val="000000"/>
-          <w:sz w:val="24"/>
-          <w:szCs w:val="24"/>
         </w:rPr>
       </w:pPr>
     </w:p>
     <w:tbl>
       <w:tblPr>
-        <w:tblW w:w="8494" w:type="dxa"/>
+        <w:tblW w:w="0" w:type="auto"/>
         <w:tblBorders>
           <w:top w:val="single" w:sz="4" w:space="0" w:color="auto"/>
           <w:left w:val="single" w:sz="4" w:space="0" w:color="auto"/>
@@ -2814,34 +2994,36 @@
           <w:p>
             <w:pPr>
               <w:pStyle w:val="PargrafodaLista"/>
-              <w:keepNext/>
-              <w:spacing w:line="240" w:lineRule="auto"/>
-              <w:rPr>
-                <w:rFonts w:ascii="Times New Roman" w:hAnsi="Times New Roman"/>
-                <w:b/>
-                <w:bCs/>
-                <w:color w:val="000000"/>
-                <w:sz w:val="24"/>
-                <w:szCs w:val="24"/>
-              </w:rPr>
-            </w:pPr>
-            <w:r>
-              <w:rPr>
-                <w:rFonts w:ascii="Times New Roman" w:hAnsi="Times New Roman"/>
-                <w:b/>
-                <w:i w:val="0"/>
-                <w:color w:val="000000"/>
-                <w:sz w:val="24"/>
-              </w:rPr>
-              <w:t>11. Análise para consolidação do PCA</w:t>
+              <w:numPr>
+                <w:ilvl w:val="0"/>
+                <w:numId w:val="17"/>
+              </w:numPr>
+              <w:spacing w:line="240" w:lineRule="auto"/>
+              <w:jc w:val="both"/>
+              <w:rPr>
+                <w:rFonts w:ascii="Times New Roman" w:hAnsi="Times New Roman"/>
+                <w:b/>
+                <w:bCs/>
+                <w:color w:val="000000"/>
+                <w:sz w:val="24"/>
+                <w:szCs w:val="24"/>
+              </w:rPr>
+            </w:pPr>
+            <w:r>
+              <w:rPr>
+                <w:rFonts w:ascii="Times New Roman" w:hAnsi="Times New Roman"/>
+                <w:b/>
+                <w:bCs/>
+                <w:color w:val="000000"/>
+                <w:sz w:val="24"/>
+                <w:szCs w:val="24"/>
+              </w:rPr>
+              <w:t>Registro da demanda no PCA</w:t>
             </w:r>
           </w:p>
         </w:tc>
       </w:tr>
       <w:tr>
-        <w:trPr>
-          <w:cantSplit/>
-        </w:trPr>
         <w:tc>
           <w:tcPr>
             <w:tcW w:w="8494" w:type="dxa"/>
@@ -2850,275 +3032,98 @@
           <w:p>
             <w:pPr>
               <w:spacing w:line="240" w:lineRule="auto"/>
-              <w:jc w:val="left"/>
-              <w:rPr>
-                <w:rFonts w:ascii="Times New Roman" w:hAnsi="Times New Roman"/>
-                <w:b/>
-                <w:bCs/>
-                <w:color w:val="000000"/>
-                <w:sz w:val="24"/>
-                <w:szCs w:val="24"/>
-              </w:rPr>
-            </w:pPr>
-            <w:r>
-              <w:rPr>
-                <w:rFonts w:ascii="Times New Roman" w:hAnsi="Times New Roman"/>
-                <w:b w:val="0"/>
-                <w:i w:val="0"/>
-                <w:color w:val="000000"/>
-                <w:sz w:val="24"/>
-              </w:rPr>
-              <w:t>(  ) Demanda incorporada à proposta do PCA sob o nº {{NUMERO_DEMANDA_PCA}}.</w:t>
-            </w:r>
-          </w:p>
-          <w:p>
-            <w:pPr>
-              <w:spacing w:line="240" w:lineRule="auto"/>
-              <w:jc w:val="left"/>
-              <w:rPr>
-                <w:rFonts w:ascii="Times New Roman" w:hAnsi="Times New Roman"/>
-                <w:b/>
-                <w:bCs/>
-                <w:color w:val="000000"/>
-                <w:sz w:val="24"/>
-                <w:szCs w:val="24"/>
-              </w:rPr>
-            </w:pPr>
-            <w:r>
-              <w:rPr>
-                <w:rFonts w:ascii="Times New Roman" w:hAnsi="Times New Roman"/>
-                <w:b w:val="0"/>
-                <w:i w:val="0"/>
-                <w:color w:val="000000"/>
-                <w:sz w:val="24"/>
-              </w:rPr>
-              <w:t>(  ) Demanda devolvida ao requisitante para adequação.</w:t>
-            </w:r>
-          </w:p>
-          <w:p>
-            <w:pPr>
-              <w:spacing w:line="240" w:lineRule="auto"/>
-              <w:jc w:val="left"/>
-              <w:rPr>
-                <w:rFonts w:ascii="Times New Roman" w:hAnsi="Times New Roman"/>
-                <w:b/>
-                <w:bCs/>
-                <w:color w:val="000000"/>
-                <w:sz w:val="24"/>
-                <w:szCs w:val="24"/>
-              </w:rPr>
-            </w:pPr>
-            <w:r>
-              <w:rPr>
-                <w:rFonts w:ascii="Times New Roman" w:hAnsi="Times New Roman"/>
-                <w:b w:val="0"/>
-                <w:i w:val="0"/>
-                <w:color w:val="000000"/>
-                <w:sz w:val="24"/>
-              </w:rPr>
-              <w:t>(  ) Demanda não incorporada.</w:t>
-            </w:r>
-          </w:p>
-          <w:p>
-            <w:pPr>
-              <w:spacing w:line="240" w:lineRule="auto"/>
-              <w:jc w:val="both"/>
-              <w:rPr>
-                <w:rFonts w:ascii="Times New Roman" w:hAnsi="Times New Roman"/>
-                <w:b/>
-                <w:bCs/>
-                <w:color w:val="000000"/>
-                <w:sz w:val="24"/>
-                <w:szCs w:val="24"/>
-              </w:rPr>
-            </w:pPr>
-            <w:r>
-              <w:rPr>
-                <w:rFonts w:ascii="Times New Roman" w:hAnsi="Times New Roman"/>
-                <w:b w:val="0"/>
-                <w:i w:val="0"/>
-                <w:color w:val="000000"/>
-                <w:sz w:val="24"/>
-              </w:rPr>
-              <w:t>Observação: {{OBSERVACAO_ANALISE}}</w:t>
-            </w:r>
-          </w:p>
-          <w:p>
-            <w:pPr>
-              <w:keepNext/>
-              <w:spacing w:line="240" w:lineRule="auto"/>
-              <w:jc w:val="both"/>
-              <w:rPr>
-                <w:rFonts w:ascii="Times New Roman" w:hAnsi="Times New Roman"/>
-                <w:b/>
-                <w:bCs/>
-                <w:color w:val="000000"/>
-                <w:sz w:val="24"/>
-                <w:szCs w:val="24"/>
-              </w:rPr>
-            </w:pPr>
-            <w:r>
-              <w:rPr>
-                <w:rFonts w:ascii="Times New Roman" w:hAnsi="Times New Roman"/>
-                <w:b/>
-                <w:i w:val="0"/>
-                <w:color w:val="FF0000"/>
-                <w:sz w:val="24"/>
-              </w:rPr>
-              <w:t xml:space="preserve">Orientação (excluir antes da assinatura): </w:t>
-            </w:r>
-            <w:r>
-              <w:rPr>
-                <w:rFonts w:ascii="Times New Roman" w:hAnsi="Times New Roman"/>
-                <w:b w:val="0"/>
-                <w:i/>
-                <w:color w:val="FF0000"/>
-                <w:sz w:val="24"/>
-              </w:rPr>
-              <w:t>análise do coordenador do PCA (art. 4º da Portaria nº 04/2024), que agrega demandas de mesma natureza. Identificado bem de consumo de luxo, o DFD é devolvido para supressão ou substituição (Portaria nº 08/2024, art. 5º). A demanda não incorporada é registrada no quadro próprio do PCA.</w:t>
-            </w:r>
-          </w:p>
-          <w:p>
-            <w:pPr>
-              <w:keepNext/>
+              <w:jc w:val="both"/>
+              <w:rPr>
+                <w:rFonts w:ascii="Times New Roman" w:hAnsi="Times New Roman"/>
+                <w:color w:val="000000"/>
+                <w:sz w:val="24"/>
+                <w:szCs w:val="24"/>
+              </w:rPr>
+            </w:pPr>
+          </w:p>
+          <w:p>
+            <w:pPr>
+              <w:spacing w:line="240" w:lineRule="auto"/>
+              <w:jc w:val="both"/>
+              <w:rPr>
+                <w:rFonts w:ascii="Times New Roman" w:hAnsi="Times New Roman"/>
+                <w:color w:val="000000"/>
+                <w:sz w:val="24"/>
+                <w:szCs w:val="24"/>
+              </w:rPr>
+            </w:pPr>
+            <w:r>
+              <w:rPr>
+                <w:rFonts w:ascii="Times New Roman" w:hAnsi="Times New Roman"/>
+                <w:color w:val="000000"/>
+                <w:sz w:val="24"/>
+                <w:szCs w:val="24"/>
+              </w:rPr>
+              <w:t>Registro que a demanda foi incluída no PCA sob o número: _____________.</w:t>
+            </w:r>
+          </w:p>
+          <w:p>
+            <w:pPr>
+              <w:spacing w:line="240" w:lineRule="auto"/>
+              <w:jc w:val="both"/>
+              <w:rPr>
+                <w:rFonts w:ascii="Times New Roman" w:hAnsi="Times New Roman"/>
+                <w:color w:val="000000"/>
+                <w:sz w:val="24"/>
+                <w:szCs w:val="24"/>
+              </w:rPr>
+            </w:pPr>
+            <w:r>
+              <w:rPr>
+                <w:rFonts w:ascii="Times New Roman" w:hAnsi="Times New Roman"/>
+                <w:color w:val="000000"/>
+                <w:sz w:val="24"/>
+                <w:szCs w:val="24"/>
+              </w:rPr>
+              <w:t>____/____/_____</w:t>
+            </w:r>
+          </w:p>
+          <w:p>
+            <w:pPr>
               <w:spacing w:line="240" w:lineRule="auto"/>
               <w:jc w:val="center"/>
               <w:rPr>
                 <w:rFonts w:ascii="Times New Roman" w:hAnsi="Times New Roman"/>
-                <w:b/>
-                <w:bCs/>
-                <w:color w:val="000000"/>
-                <w:sz w:val="24"/>
-                <w:szCs w:val="24"/>
-              </w:rPr>
-            </w:pPr>
-            <w:r>
-              <w:rPr>
-                <w:rFonts w:ascii="Times New Roman" w:hAnsi="Times New Roman"/>
-                <w:b w:val="0"/>
-                <w:i w:val="0"/>
-                <w:color w:val="000000"/>
-                <w:sz w:val="24"/>
-              </w:rPr>
-              <w:t xml:space="preserve">Itanhandu, </w:t>
-            </w:r>
-            <w:r>
-              <w:rPr>
-                <w:rFonts w:ascii="Times New Roman" w:hAnsi="Times New Roman"/>
-                <w:b w:val="0"/>
-                <w:i w:val="0"/>
-                <w:color w:val="000000"/>
-                <w:sz w:val="24"/>
-              </w:rPr>
-              <w:t>{{DATA_ANALISE}}</w:t>
-            </w:r>
-            <w:r>
-              <w:rPr>
-                <w:rFonts w:ascii="Times New Roman" w:hAnsi="Times New Roman"/>
-                <w:b w:val="0"/>
-                <w:i w:val="0"/>
-                <w:color w:val="000000"/>
-                <w:sz w:val="24"/>
-              </w:rPr>
-              <w:t>.</w:t>
-            </w:r>
-          </w:p>
-          <w:p>
-            <w:pPr>
-              <w:keepNext/>
+                <w:color w:val="000000"/>
+                <w:sz w:val="24"/>
+                <w:szCs w:val="24"/>
+              </w:rPr>
+            </w:pPr>
+            <w:r>
+              <w:rPr>
+                <w:rFonts w:ascii="Times New Roman" w:hAnsi="Times New Roman"/>
+                <w:color w:val="000000"/>
+                <w:sz w:val="24"/>
+                <w:szCs w:val="24"/>
+              </w:rPr>
+              <w:t>___________________________________________</w:t>
+            </w:r>
+          </w:p>
+          <w:p>
+            <w:pPr>
               <w:spacing w:line="240" w:lineRule="auto"/>
               <w:jc w:val="center"/>
               <w:rPr>
                 <w:rFonts w:ascii="Times New Roman" w:hAnsi="Times New Roman"/>
-                <w:b/>
-                <w:bCs/>
-                <w:color w:val="000000"/>
-                <w:sz w:val="24"/>
-                <w:szCs w:val="24"/>
-              </w:rPr>
-            </w:pPr>
-            <w:r>
-              <w:rPr>
-                <w:rFonts w:ascii="Times New Roman" w:hAnsi="Times New Roman"/>
-                <w:b w:val="0"/>
-                <w:i w:val="0"/>
-                <w:color w:val="000000"/>
-                <w:sz w:val="24"/>
-              </w:rPr>
-            </w:r>
-          </w:p>
-          <w:p>
-            <w:pPr>
-              <w:keepNext/>
-              <w:spacing w:line="240" w:lineRule="auto"/>
-              <w:jc w:val="center"/>
-              <w:rPr>
-                <w:rFonts w:ascii="Times New Roman" w:hAnsi="Times New Roman"/>
-                <w:b/>
-                <w:bCs/>
-                <w:color w:val="000000"/>
-                <w:sz w:val="24"/>
-                <w:szCs w:val="24"/>
-              </w:rPr>
-            </w:pPr>
-            <w:r>
-              <w:rPr>
-                <w:rFonts w:ascii="Times New Roman" w:hAnsi="Times New Roman"/>
-                <w:b w:val="0"/>
-                <w:i w:val="0"/>
-                <w:color w:val="000000"/>
-                <w:sz w:val="24"/>
-              </w:rPr>
-              <w:t>___________________________________________</w:t>
-            </w:r>
-          </w:p>
-          <w:p>
-            <w:pPr>
-              <w:keepNext/>
-              <w:spacing w:line="240" w:lineRule="auto"/>
-              <w:jc w:val="center"/>
-              <w:rPr>
-                <w:rFonts w:ascii="Times New Roman" w:hAnsi="Times New Roman"/>
-                <w:b/>
-                <w:bCs/>
-                <w:color w:val="000000"/>
-                <w:sz w:val="24"/>
-                <w:szCs w:val="24"/>
-              </w:rPr>
-            </w:pPr>
-            <w:r>
-              <w:rPr>
-                <w:rFonts w:ascii="Times New Roman" w:hAnsi="Times New Roman"/>
-                <w:b w:val="0"/>
-                <w:i w:val="0"/>
-                <w:color w:val="000000"/>
-                <w:sz w:val="24"/>
-              </w:rPr>
-              <w:t>{{COORDENADOR_PCA}}</w:t>
-            </w:r>
-          </w:p>
-          <w:p>
-            <w:pPr>
-              <w:spacing w:line="240" w:lineRule="auto"/>
-              <w:jc w:val="center"/>
-              <w:rPr>
-                <w:rFonts w:ascii="Times New Roman" w:hAnsi="Times New Roman"/>
-                <w:b/>
-                <w:bCs/>
-                <w:color w:val="000000"/>
-                <w:sz w:val="24"/>
-                <w:szCs w:val="24"/>
-              </w:rPr>
-            </w:pPr>
-            <w:r>
-              <w:rPr>
-                <w:rFonts w:ascii="Times New Roman" w:hAnsi="Times New Roman"/>
-                <w:b w:val="0"/>
-                <w:i w:val="0"/>
-                <w:color w:val="000000"/>
-                <w:sz w:val="24"/>
-              </w:rPr>
-              <w:t>Coordenador do PCA</w:t>
+                <w:color w:val="000000"/>
+                <w:sz w:val="24"/>
+                <w:szCs w:val="24"/>
+              </w:rPr>
+            </w:pPr>
+            <w:r>
+              <w:rPr>
+                <w:rFonts w:ascii="Times New Roman" w:hAnsi="Times New Roman"/>
+                <w:color w:val="000000"/>
+                <w:sz w:val="24"/>
+                <w:szCs w:val="24"/>
+              </w:rPr>
+              <w:lastRenderedPageBreak/>
+              <w:t xml:space="preserve">(Servidor responsável) </w:t>
             </w:r>
           </w:p>
         </w:tc>
@@ -3126,245 +3131,11 @@
     </w:tbl>
     <w:p>
       <w:pPr>
-        <w:spacing w:line="240" w:lineRule="auto"/>
-        <w:jc w:val="both"/>
         <w:rPr>
           <w:rFonts w:ascii="Times New Roman" w:hAnsi="Times New Roman"/>
-          <w:color w:val="000000"/>
-          <w:sz w:val="24"/>
-          <w:szCs w:val="24"/>
         </w:rPr>
       </w:pPr>
     </w:p>
-    <w:tbl>
-      <w:tblPr>
-        <w:tblW w:w="8494" w:type="dxa"/>
-        <w:tblBorders>
-          <w:top w:val="single" w:sz="4" w:space="0" w:color="auto"/>
-          <w:left w:val="single" w:sz="4" w:space="0" w:color="auto"/>
-          <w:bottom w:val="single" w:sz="4" w:space="0" w:color="auto"/>
-          <w:right w:val="single" w:sz="4" w:space="0" w:color="auto"/>
-          <w:insideH w:val="single" w:sz="4" w:space="0" w:color="auto"/>
-          <w:insideV w:val="single" w:sz="4" w:space="0" w:color="auto"/>
-        </w:tblBorders>
-        <w:tblLook w:val="04A0" w:firstRow="1" w:lastRow="0" w:firstColumn="1" w:lastColumn="0" w:noHBand="0" w:noVBand="1"/>
-      </w:tblPr>
-      <w:tblGrid>
-        <w:gridCol w:w="8494"/>
-      </w:tblGrid>
-      <w:tr>
-        <w:tc>
-          <w:tcPr>
-            <w:tcW w:w="8494" w:type="dxa"/>
-            <w:shd w:val="clear" w:color="auto" w:fill="FFFFFF"/>
-          </w:tcPr>
-          <w:p>
-            <w:pPr>
-              <w:pStyle w:val="PargrafodaLista"/>
-              <w:keepNext/>
-              <w:spacing w:line="240" w:lineRule="auto"/>
-              <w:rPr>
-                <w:rFonts w:ascii="Times New Roman" w:hAnsi="Times New Roman"/>
-                <w:b/>
-                <w:bCs/>
-                <w:color w:val="000000"/>
-                <w:sz w:val="24"/>
-                <w:szCs w:val="24"/>
-              </w:rPr>
-            </w:pPr>
-            <w:r>
-              <w:rPr>
-                <w:rFonts w:ascii="Times New Roman" w:hAnsi="Times New Roman"/>
-                <w:b/>
-                <w:i w:val="0"/>
-                <w:color w:val="000000"/>
-                <w:sz w:val="24"/>
-              </w:rPr>
-              <w:t>12. Aprovação da alteração do PCA (somente durante a execução do Plano)</w:t>
-            </w:r>
-          </w:p>
-        </w:tc>
-      </w:tr>
-      <w:tr>
-        <w:trPr>
-          <w:cantSplit/>
-        </w:trPr>
-        <w:tc>
-          <w:tcPr>
-            <w:tcW w:w="8494" w:type="dxa"/>
-            <w:shd w:val="clear" w:color="auto" w:fill="auto"/>
-          </w:tcPr>
-          <w:p>
-            <w:pPr>
-              <w:keepNext/>
-              <w:spacing w:line="240" w:lineRule="auto"/>
-              <w:jc w:val="both"/>
-              <w:rPr>
-                <w:rFonts w:ascii="Times New Roman" w:hAnsi="Times New Roman"/>
-                <w:b/>
-                <w:bCs/>
-                <w:color w:val="000000"/>
-                <w:sz w:val="24"/>
-                <w:szCs w:val="24"/>
-              </w:rPr>
-            </w:pPr>
-            <w:r>
-              <w:rPr>
-                <w:rFonts w:ascii="Times New Roman" w:hAnsi="Times New Roman"/>
-                <w:b w:val="0"/>
-                <w:i w:val="0"/>
-                <w:color w:val="000000"/>
-                <w:sz w:val="24"/>
-              </w:rPr>
-              <w:t>Considerando a justificativa apresentada, APROVO a alteração do Plano de Contratações Anual de {{ANO_PCA}} para inclusão da presente demanda, nos termos do art. 6º da Portaria nº 04/2024.</w:t>
-            </w:r>
-          </w:p>
-          <w:p>
-            <w:pPr>
-              <w:keepNext/>
-              <w:spacing w:line="240" w:lineRule="auto"/>
-              <w:jc w:val="center"/>
-              <w:rPr>
-                <w:rFonts w:ascii="Times New Roman" w:hAnsi="Times New Roman"/>
-                <w:b/>
-                <w:bCs/>
-                <w:color w:val="000000"/>
-                <w:sz w:val="24"/>
-                <w:szCs w:val="24"/>
-              </w:rPr>
-            </w:pPr>
-            <w:r>
-              <w:rPr>
-                <w:rFonts w:ascii="Times New Roman" w:hAnsi="Times New Roman"/>
-                <w:b w:val="0"/>
-                <w:i w:val="0"/>
-                <w:color w:val="000000"/>
-                <w:sz w:val="24"/>
-              </w:rPr>
-              <w:t xml:space="preserve">Itanhandu, </w:t>
-            </w:r>
-            <w:r>
-              <w:rPr>
-                <w:rFonts w:ascii="Times New Roman" w:hAnsi="Times New Roman"/>
-                <w:b w:val="0"/>
-                <w:i w:val="0"/>
-                <w:color w:val="000000"/>
-                <w:sz w:val="24"/>
-              </w:rPr>
-              <w:t>{{DATA_APROVACAO}}</w:t>
-            </w:r>
-            <w:r>
-              <w:rPr>
-                <w:rFonts w:ascii="Times New Roman" w:hAnsi="Times New Roman"/>
-                <w:b w:val="0"/>
-                <w:i w:val="0"/>
-                <w:color w:val="000000"/>
-                <w:sz w:val="24"/>
-              </w:rPr>
-              <w:t>.</w:t>
-            </w:r>
-          </w:p>
-          <w:p>
-            <w:pPr>
-              <w:keepNext/>
-              <w:spacing w:line="240" w:lineRule="auto"/>
-              <w:jc w:val="center"/>
-              <w:rPr>
-                <w:rFonts w:ascii="Times New Roman" w:hAnsi="Times New Roman"/>
-                <w:b/>
-                <w:bCs/>
-                <w:color w:val="000000"/>
-                <w:sz w:val="24"/>
-                <w:szCs w:val="24"/>
-              </w:rPr>
-            </w:pPr>
-            <w:r>
-              <w:rPr>
-                <w:rFonts w:ascii="Times New Roman" w:hAnsi="Times New Roman"/>
-                <w:b w:val="0"/>
-                <w:i w:val="0"/>
-                <w:color w:val="000000"/>
-                <w:sz w:val="24"/>
-              </w:rPr>
-            </w:r>
-          </w:p>
-          <w:p>
-            <w:pPr>
-              <w:keepNext/>
-              <w:spacing w:line="240" w:lineRule="auto"/>
-              <w:jc w:val="center"/>
-              <w:rPr>
-                <w:rFonts w:ascii="Times New Roman" w:hAnsi="Times New Roman"/>
-                <w:b/>
-                <w:bCs/>
-                <w:color w:val="000000"/>
-                <w:sz w:val="24"/>
-                <w:szCs w:val="24"/>
-              </w:rPr>
-            </w:pPr>
-            <w:r>
-              <w:rPr>
-                <w:rFonts w:ascii="Times New Roman" w:hAnsi="Times New Roman"/>
-                <w:b w:val="0"/>
-                <w:i w:val="0"/>
-                <w:color w:val="000000"/>
-                <w:sz w:val="24"/>
-              </w:rPr>
-              <w:t>___________________________________________</w:t>
-            </w:r>
-          </w:p>
-          <w:p>
-            <w:pPr>
-              <w:keepNext/>
-              <w:spacing w:line="240" w:lineRule="auto"/>
-              <w:jc w:val="center"/>
-              <w:rPr>
-                <w:rFonts w:ascii="Times New Roman" w:hAnsi="Times New Roman"/>
-                <w:b/>
-                <w:bCs/>
-                <w:color w:val="000000"/>
-                <w:sz w:val="24"/>
-                <w:szCs w:val="24"/>
-              </w:rPr>
-            </w:pPr>
-            <w:r>
-              <w:rPr>
-                <w:rFonts w:ascii="Times New Roman" w:hAnsi="Times New Roman"/>
-                <w:b w:val="0"/>
-                <w:i w:val="0"/>
-                <w:color w:val="000000"/>
-                <w:sz w:val="24"/>
-              </w:rPr>
-              <w:t>{{PRESIDENTE}}</w:t>
-            </w:r>
-          </w:p>
-          <w:p>
-            <w:pPr>
-              <w:spacing w:line="240" w:lineRule="auto"/>
-              <w:jc w:val="center"/>
-              <w:rPr>
-                <w:rFonts w:ascii="Times New Roman" w:hAnsi="Times New Roman"/>
-                <w:b/>
-                <w:bCs/>
-                <w:color w:val="000000"/>
-                <w:sz w:val="24"/>
-                <w:szCs w:val="24"/>
-              </w:rPr>
-            </w:pPr>
-            <w:r>
-              <w:rPr>
-                <w:rFonts w:ascii="Times New Roman" w:hAnsi="Times New Roman"/>
-                <w:b w:val="0"/>
-                <w:i w:val="0"/>
-                <w:color w:val="000000"/>
-                <w:sz w:val="24"/>
-              </w:rPr>
-              <w:t>Presidente da Câmara Municipal</w:t>
-            </w:r>
-          </w:p>
-        </w:tc>
-      </w:tr>
-    </w:tbl>
     <w:sectPr>
       <w:headerReference w:type="default" r:id="rId8"/>
       <w:footerReference w:type="default" r:id="rId9"/>
